--- a/réponce.docx
+++ b/réponce.docx
@@ -1704,7 +1704,7 @@
       </w:pPr>
       <w:r>
         <w:drawing>
-          <wp:inline xmlns:wp14="http://schemas.microsoft.com/office/word/2010/wordprocessingDrawing" wp14:editId="024BF604" wp14:anchorId="13430686">
+          <wp:inline xmlns:wp14="http://schemas.microsoft.com/office/word/2010/wordprocessingDrawing" wp14:editId="1D61C746" wp14:anchorId="13430686">
             <wp:extent cx="5724525" cy="1200150"/>
             <wp:effectExtent l="0" t="0" r="0" b="0"/>
             <wp:docPr id="795131850" name="drawing"/>
@@ -3211,188 +3211,1914 @@
     </w:p>
     <w:p>
       <w:pPr>
-        <w:spacing w:before="0" w:beforeAutospacing="off" w:after="0" w:afterAutospacing="off"/>
-      </w:pPr>
-    </w:p>
-    <w:p>
-      <w:pPr>
-        <w:spacing w:before="0" w:beforeAutospacing="off" w:after="0" w:afterAutospacing="off"/>
-      </w:pPr>
-    </w:p>
-    <w:p>
-      <w:pPr>
-        <w:spacing w:before="0" w:beforeAutospacing="off" w:after="0" w:afterAutospacing="off"/>
-      </w:pPr>
-    </w:p>
-    <w:p>
-      <w:pPr>
-        <w:spacing w:before="0" w:beforeAutospacing="off" w:after="0" w:afterAutospacing="off"/>
-      </w:pPr>
-    </w:p>
-    <w:p>
-      <w:pPr>
-        <w:spacing w:before="0" w:beforeAutospacing="off" w:after="0" w:afterAutospacing="off"/>
-      </w:pPr>
-    </w:p>
-    <w:p>
-      <w:pPr>
-        <w:spacing w:before="0" w:beforeAutospacing="off" w:after="0" w:afterAutospacing="off"/>
-      </w:pPr>
-    </w:p>
-    <w:p>
-      <w:pPr>
-        <w:spacing w:before="0" w:beforeAutospacing="off" w:after="0" w:afterAutospacing="off"/>
-      </w:pPr>
-    </w:p>
-    <w:p>
-      <w:pPr>
-        <w:spacing w:before="0" w:beforeAutospacing="off" w:after="0" w:afterAutospacing="off"/>
-      </w:pPr>
-    </w:p>
-    <w:p>
-      <w:pPr>
-        <w:spacing w:before="0" w:beforeAutospacing="off" w:after="0" w:afterAutospacing="off"/>
-      </w:pPr>
-    </w:p>
-    <w:p>
-      <w:pPr>
-        <w:spacing w:before="0" w:beforeAutospacing="off" w:after="0" w:afterAutospacing="off"/>
-      </w:pPr>
-    </w:p>
-    <w:p>
-      <w:pPr>
-        <w:spacing w:before="0" w:beforeAutospacing="off" w:after="0" w:afterAutospacing="off"/>
-      </w:pPr>
-    </w:p>
-    <w:p>
-      <w:pPr>
-        <w:spacing w:before="0" w:beforeAutospacing="off" w:after="0" w:afterAutospacing="off"/>
-      </w:pPr>
-    </w:p>
-    <w:p>
-      <w:pPr>
-        <w:spacing w:before="0" w:beforeAutospacing="off" w:after="0" w:afterAutospacing="off"/>
-      </w:pPr>
-    </w:p>
-    <w:p>
-      <w:pPr>
-        <w:spacing w:before="0" w:beforeAutospacing="off" w:after="0" w:afterAutospacing="off"/>
-      </w:pPr>
-    </w:p>
-    <w:p>
-      <w:pPr>
-        <w:spacing w:before="0" w:beforeAutospacing="off" w:after="0" w:afterAutospacing="off"/>
-      </w:pPr>
-    </w:p>
-    <w:p>
-      <w:pPr>
-        <w:spacing w:before="0" w:beforeAutospacing="off" w:after="0" w:afterAutospacing="off"/>
-      </w:pPr>
-    </w:p>
-    <w:p>
-      <w:pPr>
-        <w:spacing w:before="0" w:beforeAutospacing="off" w:after="0" w:afterAutospacing="off"/>
-      </w:pPr>
-    </w:p>
-    <w:p>
-      <w:pPr>
-        <w:spacing w:before="0" w:beforeAutospacing="off" w:after="0" w:afterAutospacing="off"/>
-      </w:pPr>
-    </w:p>
-    <w:p>
-      <w:pPr>
-        <w:spacing w:before="0" w:beforeAutospacing="off" w:after="0" w:afterAutospacing="off"/>
-      </w:pPr>
-    </w:p>
-    <w:p>
-      <w:pPr>
-        <w:spacing w:before="0" w:beforeAutospacing="off" w:after="0" w:afterAutospacing="off"/>
-      </w:pPr>
-    </w:p>
-    <w:p>
-      <w:pPr>
-        <w:spacing w:before="0" w:beforeAutospacing="off" w:after="0" w:afterAutospacing="off"/>
-      </w:pPr>
-    </w:p>
-    <w:p>
-      <w:pPr>
-        <w:spacing w:before="0" w:beforeAutospacing="off" w:after="0" w:afterAutospacing="off"/>
-      </w:pPr>
-    </w:p>
-    <w:p>
-      <w:pPr>
-        <w:spacing w:before="0" w:beforeAutospacing="off" w:after="0" w:afterAutospacing="off"/>
-      </w:pPr>
-    </w:p>
-    <w:p>
-      <w:pPr>
-        <w:spacing w:before="0" w:beforeAutospacing="off" w:after="0" w:afterAutospacing="off"/>
-      </w:pPr>
-    </w:p>
-    <w:p>
-      <w:pPr>
-        <w:spacing w:before="0" w:beforeAutospacing="off" w:after="0" w:afterAutospacing="off"/>
-      </w:pPr>
-    </w:p>
-    <w:p>
-      <w:pPr>
-        <w:spacing w:before="0" w:beforeAutospacing="off" w:after="0" w:afterAutospacing="off"/>
-      </w:pPr>
-    </w:p>
-    <w:p>
-      <w:pPr>
-        <w:spacing w:before="0" w:beforeAutospacing="off" w:after="0" w:afterAutospacing="off"/>
-      </w:pPr>
-    </w:p>
-    <w:p>
-      <w:pPr>
-        <w:spacing w:before="0" w:beforeAutospacing="off" w:after="0" w:afterAutospacing="off"/>
-      </w:pPr>
-    </w:p>
-    <w:p>
-      <w:pPr>
-        <w:spacing w:before="0" w:beforeAutospacing="off" w:after="0" w:afterAutospacing="off"/>
-      </w:pPr>
-    </w:p>
-    <w:p>
-      <w:pPr>
-        <w:spacing w:before="0" w:beforeAutospacing="off" w:after="0" w:afterAutospacing="off"/>
-      </w:pPr>
-    </w:p>
-    <w:p>
-      <w:pPr>
-        <w:spacing w:before="0" w:beforeAutospacing="off" w:after="0" w:afterAutospacing="off"/>
-      </w:pPr>
-    </w:p>
-    <w:p>
-      <w:pPr>
-        <w:spacing w:before="0" w:beforeAutospacing="off" w:after="0" w:afterAutospacing="off"/>
-      </w:pPr>
-    </w:p>
-    <w:p>
-      <w:pPr>
-        <w:spacing w:before="0" w:beforeAutospacing="off" w:after="0" w:afterAutospacing="off"/>
-      </w:pPr>
-    </w:p>
-    <w:p>
-      <w:pPr>
-        <w:spacing w:before="0" w:beforeAutospacing="off" w:after="0" w:afterAutospacing="off"/>
-      </w:pPr>
-    </w:p>
-    <w:p>
-      <w:pPr>
-        <w:spacing w:before="0" w:beforeAutospacing="off" w:after="0" w:afterAutospacing="off"/>
-      </w:pPr>
-    </w:p>
-    <w:p>
-      <w:pPr>
-        <w:spacing w:before="0" w:beforeAutospacing="off" w:after="0" w:afterAutospacing="off"/>
-      </w:pPr>
-    </w:p>
-    <w:p>
-      <w:pPr>
-        <w:spacing w:before="0" w:beforeAutospacing="off" w:after="0" w:afterAutospacing="off"/>
-      </w:pPr>
+        <w:pStyle w:val="Normal"/>
+        <w:spacing w:before="0" w:beforeAutospacing="off" w:after="0" w:afterAutospacing="off"/>
+        <w:rPr>
+          <w:b w:val="1"/>
+          <w:bCs w:val="1"/>
+          <w:i w:val="1"/>
+          <w:iCs w:val="1"/>
+          <w:u w:val="single"/>
+        </w:rPr>
+      </w:pPr>
+      <w:r>
+        <w:rPr>
+          <w:b w:val="1"/>
+          <w:bCs w:val="1"/>
+          <w:i w:val="1"/>
+          <w:iCs w:val="1"/>
+          <w:u w:val="single"/>
+        </w:rPr>
+        <w:t>5.1</w:t>
+      </w:r>
+    </w:p>
+    <w:p>
+      <w:pPr>
+        <w:pStyle w:val="Normal"/>
+        <w:spacing w:before="0" w:beforeAutospacing="off" w:after="0" w:afterAutospacing="off"/>
+      </w:pPr>
+      <w:r>
+        <w:rPr/>
+        <w:t>main.tf</w:t>
+      </w:r>
+    </w:p>
+    <w:p>
+      <w:pPr>
+        <w:pStyle w:val="Normal"/>
+        <w:spacing w:before="0" w:beforeAutospacing="off" w:after="0" w:afterAutospacing="off"/>
+      </w:pPr>
+      <w:r>
+        <w:rPr/>
+        <w:t xml:space="preserve">-Configure la version requise de </w:t>
+      </w:r>
+      <w:r>
+        <w:rPr/>
+        <w:t>Terraform</w:t>
+      </w:r>
+      <w:r>
+        <w:rPr/>
+        <w:t xml:space="preserve"> (&gt;= 1.5.0)</w:t>
+      </w:r>
+    </w:p>
+    <w:p>
+      <w:pPr>
+        <w:pStyle w:val="Normal"/>
+        <w:spacing w:before="0" w:beforeAutospacing="off" w:after="0" w:afterAutospacing="off"/>
+      </w:pPr>
+      <w:r>
+        <w:rPr/>
+        <w:t xml:space="preserve">-Déclare le provider Docker </w:t>
+      </w:r>
+      <w:r>
+        <w:rPr/>
+        <w:t>kreuzwerker</w:t>
+      </w:r>
+      <w:r>
+        <w:rPr/>
+        <w:t>/docker</w:t>
+      </w:r>
+    </w:p>
+    <w:p>
+      <w:pPr>
+        <w:pStyle w:val="Normal"/>
+        <w:spacing w:before="0" w:beforeAutospacing="off" w:after="0" w:afterAutospacing="off"/>
+      </w:pPr>
+      <w:r>
+        <w:rPr/>
+        <w:t>-Définit le provider Docker local</w:t>
+      </w:r>
+    </w:p>
+    <w:p>
+      <w:pPr>
+        <w:pStyle w:val="Normal"/>
+        <w:spacing w:before="0" w:beforeAutospacing="off" w:after="0" w:afterAutospacing="off"/>
+      </w:pPr>
+    </w:p>
+    <w:p>
+      <w:pPr>
+        <w:pStyle w:val="Normal"/>
+        <w:spacing w:before="0" w:beforeAutospacing="off" w:after="0" w:afterAutospacing="off"/>
+      </w:pPr>
+      <w:r>
+        <w:rPr/>
+        <w:t>network.tf</w:t>
+      </w:r>
+      <w:r>
+        <w:rPr/>
+        <w:t xml:space="preserve"> </w:t>
+      </w:r>
+    </w:p>
+    <w:p>
+      <w:pPr>
+        <w:pStyle w:val="Normal"/>
+        <w:spacing w:before="0" w:beforeAutospacing="off" w:after="0" w:afterAutospacing="off"/>
+      </w:pPr>
+      <w:r>
+        <w:rPr/>
+        <w:t xml:space="preserve">-Crée un réseau Docker </w:t>
+      </w:r>
+      <w:r>
+        <w:rPr/>
+        <w:t>docker_network.app</w:t>
+      </w:r>
+    </w:p>
+    <w:p>
+      <w:pPr>
+        <w:pStyle w:val="Normal"/>
+        <w:spacing w:before="0" w:beforeAutospacing="off" w:after="0" w:afterAutospacing="off"/>
+      </w:pPr>
+      <w:r>
+        <w:rPr/>
+        <w:t>-Définit le driver bridge</w:t>
+      </w:r>
+    </w:p>
+    <w:p>
+      <w:pPr>
+        <w:pStyle w:val="Normal"/>
+        <w:spacing w:before="0" w:beforeAutospacing="off" w:after="0" w:afterAutospacing="off"/>
+      </w:pPr>
+      <w:r>
+        <w:rPr/>
+        <w:t xml:space="preserve">-Assigne un sous-réseau depuis </w:t>
+      </w:r>
+      <w:r>
+        <w:rPr/>
+        <w:t>var.network_subnet</w:t>
+      </w:r>
+    </w:p>
+    <w:p>
+      <w:pPr>
+        <w:pStyle w:val="Normal"/>
+        <w:spacing w:before="0" w:beforeAutospacing="off" w:after="0" w:afterAutospacing="off"/>
+      </w:pPr>
+      <w:r>
+        <w:rPr/>
+        <w:t>-Ignore les changements automatiques d’IPAM pour éviter recréations inutiles</w:t>
+      </w:r>
+    </w:p>
+    <w:p>
+      <w:pPr>
+        <w:pStyle w:val="Normal"/>
+        <w:spacing w:before="0" w:beforeAutospacing="off" w:after="0" w:afterAutospacing="off"/>
+      </w:pPr>
+    </w:p>
+    <w:p>
+      <w:pPr>
+        <w:pStyle w:val="Normal"/>
+        <w:spacing w:before="0" w:beforeAutospacing="off" w:after="0" w:afterAutospacing="off"/>
+      </w:pPr>
+      <w:r>
+        <w:rPr/>
+        <w:t>images.tf</w:t>
+      </w:r>
+    </w:p>
+    <w:p>
+      <w:pPr>
+        <w:pStyle w:val="Normal"/>
+        <w:spacing w:before="0" w:beforeAutospacing="off" w:after="0" w:afterAutospacing="off"/>
+      </w:pPr>
+      <w:r>
+        <w:rPr/>
+        <w:t>-Définit les images Docker utilisées :</w:t>
+      </w:r>
+    </w:p>
+    <w:p>
+      <w:pPr>
+        <w:pStyle w:val="Normal"/>
+        <w:spacing w:before="0" w:beforeAutospacing="off" w:after="0" w:afterAutospacing="off"/>
+        <w:ind w:firstLine="708"/>
+      </w:pPr>
+      <w:r>
+        <w:rPr/>
+        <w:t>-docker_image.postgres</w:t>
+      </w:r>
+      <w:r>
+        <w:rPr/>
+        <w:t xml:space="preserve"> : image officielle PostgreSQL</w:t>
+      </w:r>
+    </w:p>
+    <w:p>
+      <w:pPr>
+        <w:pStyle w:val="Normal"/>
+        <w:spacing w:before="0" w:beforeAutospacing="off" w:after="0" w:afterAutospacing="off"/>
+        <w:ind w:firstLine="708"/>
+      </w:pPr>
+      <w:r>
+        <w:rPr>
+          <w:lang w:val="en-US"/>
+        </w:rPr>
+        <w:t>-docker_image.user_service</w:t>
+      </w:r>
+      <w:r>
+        <w:rPr>
+          <w:lang w:val="en-US"/>
+        </w:rPr>
+        <w:t xml:space="preserve"> : </w:t>
+      </w:r>
+      <w:r>
+        <w:rPr>
+          <w:lang w:val="en-US"/>
+        </w:rPr>
+        <w:t>build</w:t>
+      </w:r>
+      <w:r>
+        <w:rPr>
+          <w:lang w:val="en-US"/>
+        </w:rPr>
+        <w:t xml:space="preserve"> du </w:t>
+      </w:r>
+      <w:r>
+        <w:rPr>
+          <w:lang w:val="en-US"/>
+        </w:rPr>
+        <w:t>Dockerfile</w:t>
+      </w:r>
+      <w:r>
+        <w:rPr>
+          <w:lang w:val="en-US"/>
+        </w:rPr>
+        <w:t xml:space="preserve"> </w:t>
+      </w:r>
+      <w:r>
+        <w:rPr>
+          <w:lang w:val="en-US"/>
+        </w:rPr>
+        <w:t>de user</w:t>
+      </w:r>
+      <w:r>
+        <w:rPr>
+          <w:lang w:val="en-US"/>
+        </w:rPr>
+        <w:t>-service</w:t>
+      </w:r>
+    </w:p>
+    <w:p>
+      <w:pPr>
+        <w:pStyle w:val="Normal"/>
+        <w:spacing w:before="0" w:beforeAutospacing="off" w:after="0" w:afterAutospacing="off"/>
+        <w:ind w:firstLine="708"/>
+      </w:pPr>
+      <w:r>
+        <w:rPr>
+          <w:lang w:val="en-US"/>
+        </w:rPr>
+        <w:t>-docker_image.product_service</w:t>
+      </w:r>
+      <w:r>
+        <w:rPr>
+          <w:lang w:val="en-US"/>
+        </w:rPr>
+        <w:t xml:space="preserve"> : </w:t>
+      </w:r>
+      <w:r>
+        <w:rPr>
+          <w:lang w:val="en-US"/>
+        </w:rPr>
+        <w:t>build</w:t>
+      </w:r>
+      <w:r>
+        <w:rPr>
+          <w:lang w:val="en-US"/>
+        </w:rPr>
+        <w:t xml:space="preserve"> du </w:t>
+      </w:r>
+      <w:r>
+        <w:rPr>
+          <w:lang w:val="en-US"/>
+        </w:rPr>
+        <w:t>Dockerfile</w:t>
+      </w:r>
+      <w:r>
+        <w:rPr>
+          <w:lang w:val="en-US"/>
+        </w:rPr>
+        <w:t xml:space="preserve"> de </w:t>
+      </w:r>
+      <w:r>
+        <w:rPr>
+          <w:lang w:val="en-US"/>
+        </w:rPr>
+        <w:t>product</w:t>
+      </w:r>
+      <w:r>
+        <w:rPr>
+          <w:lang w:val="en-US"/>
+        </w:rPr>
+        <w:t>-service</w:t>
+      </w:r>
+    </w:p>
+    <w:p>
+      <w:pPr>
+        <w:pStyle w:val="Normal"/>
+        <w:spacing w:before="0" w:beforeAutospacing="off" w:after="0" w:afterAutospacing="off"/>
+        <w:ind w:firstLine="708"/>
+      </w:pPr>
+      <w:r>
+        <w:rPr>
+          <w:lang w:val="en-US"/>
+        </w:rPr>
+        <w:t>-docker_image.order_service</w:t>
+      </w:r>
+      <w:r>
+        <w:rPr>
+          <w:lang w:val="en-US"/>
+        </w:rPr>
+        <w:t xml:space="preserve"> : </w:t>
+      </w:r>
+      <w:r>
+        <w:rPr>
+          <w:lang w:val="en-US"/>
+        </w:rPr>
+        <w:t>build</w:t>
+      </w:r>
+      <w:r>
+        <w:rPr>
+          <w:lang w:val="en-US"/>
+        </w:rPr>
+        <w:t xml:space="preserve"> du </w:t>
+      </w:r>
+      <w:r>
+        <w:rPr>
+          <w:lang w:val="en-US"/>
+        </w:rPr>
+        <w:t>Dockerfile</w:t>
+      </w:r>
+      <w:r>
+        <w:rPr>
+          <w:lang w:val="en-US"/>
+        </w:rPr>
+        <w:t xml:space="preserve"> de </w:t>
+      </w:r>
+      <w:r>
+        <w:rPr>
+          <w:lang w:val="en-US"/>
+        </w:rPr>
+        <w:t>order</w:t>
+      </w:r>
+      <w:r>
+        <w:rPr>
+          <w:lang w:val="en-US"/>
+        </w:rPr>
+        <w:t>-service</w:t>
+      </w:r>
+    </w:p>
+    <w:p>
+      <w:pPr>
+        <w:pStyle w:val="Normal"/>
+        <w:spacing w:before="0" w:beforeAutospacing="off" w:after="0" w:afterAutospacing="off"/>
+        <w:ind w:firstLine="708"/>
+      </w:pPr>
+      <w:r>
+        <w:rPr>
+          <w:lang w:val="en-US"/>
+        </w:rPr>
+        <w:t>-docker_image.frontend</w:t>
+      </w:r>
+      <w:r>
+        <w:rPr>
+          <w:lang w:val="en-US"/>
+        </w:rPr>
+        <w:t xml:space="preserve"> : </w:t>
+      </w:r>
+      <w:r>
+        <w:rPr>
+          <w:lang w:val="en-US"/>
+        </w:rPr>
+        <w:t>build</w:t>
+      </w:r>
+      <w:r>
+        <w:rPr>
+          <w:lang w:val="en-US"/>
+        </w:rPr>
+        <w:t xml:space="preserve"> du </w:t>
+      </w:r>
+      <w:r>
+        <w:rPr>
+          <w:lang w:val="en-US"/>
+        </w:rPr>
+        <w:t>Dockerfile</w:t>
+      </w:r>
+      <w:r>
+        <w:rPr>
+          <w:lang w:val="en-US"/>
+        </w:rPr>
+        <w:t xml:space="preserve"> de frontend</w:t>
+      </w:r>
+    </w:p>
+    <w:p>
+      <w:pPr>
+        <w:pStyle w:val="Normal"/>
+        <w:spacing w:before="0" w:beforeAutospacing="off" w:after="0" w:afterAutospacing="off"/>
+      </w:pPr>
+      <w:r>
+        <w:rPr/>
+        <w:t xml:space="preserve">-Utilise des triggers </w:t>
+      </w:r>
+      <w:r>
+        <w:rPr/>
+        <w:t>source_hash</w:t>
+      </w:r>
+      <w:r>
+        <w:rPr/>
+        <w:t xml:space="preserve"> pour </w:t>
+      </w:r>
+      <w:r>
+        <w:rPr/>
+        <w:t>rebuilder</w:t>
+      </w:r>
+      <w:r>
+        <w:rPr/>
+        <w:t xml:space="preserve"> si le source change</w:t>
+      </w:r>
+    </w:p>
+    <w:p>
+      <w:pPr>
+        <w:pStyle w:val="Normal"/>
+        <w:spacing w:before="0" w:beforeAutospacing="off" w:after="0" w:afterAutospacing="off"/>
+      </w:pPr>
+    </w:p>
+    <w:p>
+      <w:pPr>
+        <w:pStyle w:val="Normal"/>
+        <w:spacing w:before="0" w:beforeAutospacing="off" w:after="0" w:afterAutospacing="off"/>
+      </w:pPr>
+      <w:r>
+        <w:rPr/>
+        <w:t>postgres.tf</w:t>
+      </w:r>
+    </w:p>
+    <w:p>
+      <w:pPr>
+        <w:pStyle w:val="Normal"/>
+        <w:spacing w:before="0" w:beforeAutospacing="off" w:after="0" w:afterAutospacing="off"/>
+      </w:pPr>
+      <w:r>
+        <w:rPr/>
+        <w:t xml:space="preserve"> -Crée le conteneur PostgreSQL </w:t>
+      </w:r>
+      <w:r>
+        <w:rPr/>
+        <w:t>docker_container.postgres</w:t>
+      </w:r>
+    </w:p>
+    <w:p>
+      <w:pPr>
+        <w:pStyle w:val="Normal"/>
+        <w:spacing w:before="0" w:beforeAutospacing="off" w:after="0" w:afterAutospacing="off"/>
+      </w:pPr>
+      <w:r>
+        <w:rPr/>
+        <w:t>-Configure les variables d’environnement PostgreSQL</w:t>
+      </w:r>
+    </w:p>
+    <w:p>
+      <w:pPr>
+        <w:pStyle w:val="Normal"/>
+        <w:spacing w:before="0" w:beforeAutospacing="off" w:after="0" w:afterAutospacing="off"/>
+      </w:pPr>
+      <w:r>
+        <w:rPr/>
+        <w:t>-Expose le port 5432</w:t>
+      </w:r>
+    </w:p>
+    <w:p>
+      <w:pPr>
+        <w:pStyle w:val="Normal"/>
+        <w:spacing w:before="0" w:beforeAutospacing="off" w:after="0" w:afterAutospacing="off"/>
+      </w:pPr>
+      <w:r>
+        <w:rPr/>
+        <w:t xml:space="preserve">-Monte le volume </w:t>
+      </w:r>
+      <w:r>
+        <w:rPr/>
+        <w:t>docker_volume.postgres_data</w:t>
+      </w:r>
+    </w:p>
+    <w:p>
+      <w:pPr>
+        <w:pStyle w:val="Normal"/>
+        <w:spacing w:before="0" w:beforeAutospacing="off" w:after="0" w:afterAutospacing="off"/>
+      </w:pPr>
+      <w:r>
+        <w:rPr/>
+        <w:t xml:space="preserve">-Ajoute un </w:t>
+      </w:r>
+      <w:r>
+        <w:rPr/>
+        <w:t>healthcheck</w:t>
+      </w:r>
+      <w:r>
+        <w:rPr/>
+        <w:t xml:space="preserve"> PostgreSQL</w:t>
+      </w:r>
+    </w:p>
+    <w:p>
+      <w:pPr>
+        <w:pStyle w:val="Normal"/>
+        <w:spacing w:before="0" w:beforeAutospacing="off" w:after="0" w:afterAutospacing="off"/>
+      </w:pPr>
+    </w:p>
+    <w:p>
+      <w:pPr>
+        <w:pStyle w:val="Normal"/>
+        <w:spacing w:before="0" w:beforeAutospacing="off" w:after="0" w:afterAutospacing="off"/>
+      </w:pPr>
+      <w:r>
+        <w:rPr/>
+        <w:t>services.tf</w:t>
+      </w:r>
+    </w:p>
+    <w:p>
+      <w:pPr>
+        <w:pStyle w:val="Normal"/>
+        <w:spacing w:before="0" w:beforeAutospacing="off" w:after="0" w:afterAutospacing="off"/>
+      </w:pPr>
+      <w:r>
+        <w:rPr/>
+        <w:t xml:space="preserve"> -Crée les conteneurs :</w:t>
+      </w:r>
+    </w:p>
+    <w:p>
+      <w:pPr>
+        <w:pStyle w:val="Normal"/>
+        <w:spacing w:before="0" w:beforeAutospacing="off" w:after="0" w:afterAutospacing="off"/>
+        <w:ind w:firstLine="708"/>
+      </w:pPr>
+      <w:r>
+        <w:rPr/>
+        <w:t>-docker_container.user_service</w:t>
+      </w:r>
+    </w:p>
+    <w:p>
+      <w:pPr>
+        <w:pStyle w:val="Normal"/>
+        <w:spacing w:before="0" w:beforeAutospacing="off" w:after="0" w:afterAutospacing="off"/>
+        <w:ind w:firstLine="708"/>
+      </w:pPr>
+      <w:r>
+        <w:rPr/>
+        <w:t>-docker_container.product_service</w:t>
+      </w:r>
+    </w:p>
+    <w:p>
+      <w:pPr>
+        <w:pStyle w:val="Normal"/>
+        <w:spacing w:before="0" w:beforeAutospacing="off" w:after="0" w:afterAutospacing="off"/>
+        <w:ind w:firstLine="708"/>
+      </w:pPr>
+      <w:r>
+        <w:rPr/>
+        <w:t>-docker_container.order_service</w:t>
+      </w:r>
+    </w:p>
+    <w:p>
+      <w:pPr>
+        <w:pStyle w:val="Normal"/>
+        <w:spacing w:before="0" w:beforeAutospacing="off" w:after="0" w:afterAutospacing="off"/>
+        <w:ind w:firstLine="708"/>
+      </w:pPr>
+      <w:r>
+        <w:rPr/>
+        <w:t>-docker_container.frontend</w:t>
+      </w:r>
+    </w:p>
+    <w:p>
+      <w:pPr>
+        <w:pStyle w:val="Normal"/>
+        <w:spacing w:before="0" w:beforeAutospacing="off" w:after="0" w:afterAutospacing="off"/>
+      </w:pPr>
+      <w:r>
+        <w:rPr/>
+        <w:t xml:space="preserve">-Connecte chaque conteneur au réseau </w:t>
+      </w:r>
+      <w:r>
+        <w:rPr/>
+        <w:t>docker_network.app</w:t>
+      </w:r>
+    </w:p>
+    <w:p>
+      <w:pPr>
+        <w:pStyle w:val="Normal"/>
+        <w:spacing w:before="0" w:beforeAutospacing="off" w:after="0" w:afterAutospacing="off"/>
+      </w:pPr>
+      <w:r>
+        <w:rPr/>
+        <w:t>-Configure ports, variables d’environnement et dépendances</w:t>
+      </w:r>
+    </w:p>
+    <w:p>
+      <w:pPr>
+        <w:pStyle w:val="Normal"/>
+        <w:spacing w:before="0" w:beforeAutospacing="off" w:after="0" w:afterAutospacing="off"/>
+      </w:pPr>
+      <w:r>
+        <w:rPr/>
+        <w:t>-order_service</w:t>
+      </w:r>
+      <w:r>
+        <w:rPr/>
+        <w:t xml:space="preserve"> dépend explicitement de </w:t>
+      </w:r>
+      <w:r>
+        <w:rPr/>
+        <w:t>postgres</w:t>
+      </w:r>
+      <w:r>
+        <w:rPr/>
+        <w:t xml:space="preserve">, </w:t>
+      </w:r>
+      <w:r>
+        <w:rPr/>
+        <w:t>user_service</w:t>
+      </w:r>
+      <w:r>
+        <w:rPr/>
+        <w:t xml:space="preserve">, </w:t>
+      </w:r>
+      <w:r>
+        <w:rPr/>
+        <w:t>product_service</w:t>
+      </w:r>
+    </w:p>
+    <w:p>
+      <w:pPr>
+        <w:pStyle w:val="Normal"/>
+        <w:spacing w:before="0" w:beforeAutospacing="off" w:after="0" w:afterAutospacing="off"/>
+      </w:pPr>
+    </w:p>
+    <w:p>
+      <w:pPr>
+        <w:pStyle w:val="Normal"/>
+        <w:spacing w:before="0" w:beforeAutospacing="off" w:after="0" w:afterAutospacing="off"/>
+      </w:pPr>
+      <w:r>
+        <w:rPr/>
+        <w:t>volumes.tf</w:t>
+      </w:r>
+    </w:p>
+    <w:p>
+      <w:pPr>
+        <w:pStyle w:val="Normal"/>
+        <w:spacing w:before="0" w:beforeAutospacing="off" w:after="0" w:afterAutospacing="off"/>
+      </w:pPr>
+      <w:r>
+        <w:rPr/>
+        <w:t xml:space="preserve"> -Crée le volume Docker </w:t>
+      </w:r>
+      <w:r>
+        <w:rPr/>
+        <w:t>docker_volume.postgres_data</w:t>
+      </w:r>
+    </w:p>
+    <w:p>
+      <w:pPr>
+        <w:pStyle w:val="Normal"/>
+        <w:spacing w:before="0" w:beforeAutospacing="off" w:after="0" w:afterAutospacing="off"/>
+      </w:pPr>
+      <w:r>
+        <w:rPr/>
+        <w:t>-Garde les données PostgreSQL persistantes</w:t>
+      </w:r>
+    </w:p>
+    <w:p>
+      <w:pPr>
+        <w:pStyle w:val="Normal"/>
+        <w:spacing w:before="0" w:beforeAutospacing="off" w:after="0" w:afterAutospacing="off"/>
+      </w:pPr>
+    </w:p>
+    <w:p>
+      <w:pPr>
+        <w:pStyle w:val="Normal"/>
+        <w:spacing w:before="0" w:beforeAutospacing="off" w:after="0" w:afterAutospacing="off"/>
+      </w:pPr>
+      <w:r>
+        <w:rPr/>
+        <w:t>variables.tf</w:t>
+      </w:r>
+    </w:p>
+    <w:p>
+      <w:pPr>
+        <w:pStyle w:val="Normal"/>
+        <w:spacing w:before="0" w:beforeAutospacing="off" w:after="0" w:afterAutospacing="off"/>
+      </w:pPr>
+      <w:r>
+        <w:rPr/>
+        <w:t>-Définit toutes les variables du projet :</w:t>
+      </w:r>
+    </w:p>
+    <w:p>
+      <w:pPr>
+        <w:pStyle w:val="Normal"/>
+        <w:spacing w:before="0" w:beforeAutospacing="off" w:after="0" w:afterAutospacing="off"/>
+        <w:ind w:firstLine="708"/>
+      </w:pPr>
+      <w:r>
+        <w:rPr/>
+        <w:t>-noms</w:t>
+      </w:r>
+      <w:r>
+        <w:rPr/>
+        <w:t>, ports, identifiants DB, tags d’images, sous-réseau, etc.</w:t>
+      </w:r>
+    </w:p>
+    <w:p>
+      <w:pPr>
+        <w:pStyle w:val="Normal"/>
+        <w:spacing w:before="0" w:beforeAutospacing="off" w:after="0" w:afterAutospacing="off"/>
+      </w:pPr>
+    </w:p>
+    <w:p>
+      <w:pPr>
+        <w:pStyle w:val="Normal"/>
+        <w:spacing w:before="0" w:beforeAutospacing="off" w:after="0" w:afterAutospacing="off"/>
+      </w:pPr>
+      <w:r>
+        <w:rPr/>
+        <w:t>locals.tf</w:t>
+      </w:r>
+    </w:p>
+    <w:p>
+      <w:pPr>
+        <w:pStyle w:val="Normal"/>
+        <w:spacing w:before="0" w:beforeAutospacing="off" w:after="0" w:afterAutospacing="off"/>
+      </w:pPr>
+      <w:r>
+        <w:rPr/>
+        <w:t>-Définit des valeurs calculées réutilisées :</w:t>
+      </w:r>
+    </w:p>
+    <w:p>
+      <w:pPr>
+        <w:pStyle w:val="Normal"/>
+        <w:spacing w:before="0" w:beforeAutospacing="off" w:after="0" w:afterAutospacing="off"/>
+        <w:ind w:firstLine="708"/>
+      </w:pPr>
+      <w:r>
+        <w:rPr/>
+        <w:t>-local.db_url</w:t>
+      </w:r>
+    </w:p>
+    <w:p>
+      <w:pPr>
+        <w:pStyle w:val="Normal"/>
+        <w:spacing w:before="0" w:beforeAutospacing="off" w:after="0" w:afterAutospacing="off"/>
+        <w:ind w:firstLine="708"/>
+      </w:pPr>
+      <w:r>
+        <w:rPr/>
+        <w:t>-étiquettes</w:t>
+      </w:r>
+      <w:r>
+        <w:rPr/>
+        <w:t xml:space="preserve"> communes</w:t>
+      </w:r>
+    </w:p>
+    <w:p>
+      <w:pPr>
+        <w:pStyle w:val="Normal"/>
+        <w:spacing w:before="0" w:beforeAutospacing="off" w:after="0" w:afterAutospacing="off"/>
+        <w:ind w:firstLine="708"/>
+      </w:pPr>
+      <w:r>
+        <w:rPr/>
+        <w:t>-structure</w:t>
+      </w:r>
+      <w:r>
+        <w:rPr/>
+        <w:t xml:space="preserve"> des services</w:t>
+      </w:r>
+    </w:p>
+    <w:p>
+      <w:pPr>
+        <w:pStyle w:val="Normal"/>
+        <w:spacing w:before="0" w:beforeAutospacing="off" w:after="0" w:afterAutospacing="off"/>
+      </w:pPr>
+    </w:p>
+    <w:p>
+      <w:pPr>
+        <w:pStyle w:val="Normal"/>
+        <w:spacing w:before="0" w:beforeAutospacing="off" w:after="0" w:afterAutospacing="off"/>
+      </w:pPr>
+      <w:r>
+        <w:rPr/>
+        <w:t>outputs.tf</w:t>
+      </w:r>
+    </w:p>
+    <w:p>
+      <w:pPr>
+        <w:pStyle w:val="Normal"/>
+        <w:spacing w:before="0" w:beforeAutospacing="off" w:after="0" w:afterAutospacing="off"/>
+      </w:pPr>
+      <w:r>
+        <w:rPr/>
+        <w:t xml:space="preserve">-Exporte des valeurs après </w:t>
+      </w:r>
+      <w:r>
+        <w:rPr/>
+        <w:t>terraform</w:t>
+      </w:r>
+      <w:r>
+        <w:rPr/>
+        <w:t xml:space="preserve"> </w:t>
+      </w:r>
+      <w:r>
+        <w:rPr/>
+        <w:t>apply</w:t>
+      </w:r>
+      <w:r>
+        <w:rPr/>
+        <w:t xml:space="preserve"> :</w:t>
+      </w:r>
+    </w:p>
+    <w:p>
+      <w:pPr>
+        <w:pStyle w:val="Normal"/>
+        <w:spacing w:before="0" w:beforeAutospacing="off" w:after="0" w:afterAutospacing="off"/>
+        <w:ind w:firstLine="708"/>
+      </w:pPr>
+      <w:r>
+        <w:rPr/>
+        <w:t>-URLs des services</w:t>
+      </w:r>
+    </w:p>
+    <w:p>
+      <w:pPr>
+        <w:pStyle w:val="Normal"/>
+        <w:spacing w:before="0" w:beforeAutospacing="off" w:after="0" w:afterAutospacing="off"/>
+        <w:ind w:firstLine="708"/>
+      </w:pPr>
+      <w:r>
+        <w:rPr/>
+        <w:t>-nom</w:t>
+      </w:r>
+      <w:r>
+        <w:rPr/>
+        <w:t xml:space="preserve"> du réseau créé</w:t>
+      </w:r>
+    </w:p>
+    <w:p>
+      <w:pPr>
+        <w:pStyle w:val="Normal"/>
+        <w:spacing w:before="0" w:beforeAutospacing="off" w:after="0" w:afterAutospacing="off"/>
+        <w:ind w:firstLine="708"/>
+      </w:pPr>
+      <w:r>
+        <w:rPr/>
+        <w:t>-IDs des conteneurs gérés</w:t>
+      </w:r>
+    </w:p>
+    <w:p>
+      <w:pPr>
+        <w:pStyle w:val="Normal"/>
+        <w:spacing w:before="0" w:beforeAutospacing="off" w:after="0" w:afterAutospacing="off"/>
+      </w:pPr>
+    </w:p>
+    <w:p>
+      <w:pPr>
+        <w:pStyle w:val="Normal"/>
+        <w:spacing w:before="0" w:beforeAutospacing="off" w:after="0" w:afterAutospacing="off"/>
+      </w:pPr>
+      <w:r>
+        <w:rPr/>
+        <w:t>terraform.tfvars</w:t>
+      </w:r>
+    </w:p>
+    <w:p>
+      <w:pPr>
+        <w:pStyle w:val="Normal"/>
+        <w:spacing w:before="0" w:beforeAutospacing="off" w:after="0" w:afterAutospacing="off"/>
+      </w:pPr>
+      <w:r>
+        <w:rPr/>
+        <w:t>-Spécifie les valeurs concrètes des variables :</w:t>
+      </w:r>
+    </w:p>
+    <w:p>
+      <w:pPr>
+        <w:pStyle w:val="Normal"/>
+        <w:spacing w:before="0" w:beforeAutospacing="off" w:after="0" w:afterAutospacing="off"/>
+      </w:pPr>
+      <w:r>
+        <w:rPr/>
+        <w:t>-project_name</w:t>
+      </w:r>
+      <w:r>
+        <w:rPr/>
+        <w:t>, ports, DB, tags, sous-réseau, etc.</w:t>
+      </w:r>
+    </w:p>
+    <w:p>
+      <w:pPr>
+        <w:spacing w:before="0" w:beforeAutospacing="off" w:after="0" w:afterAutospacing="off"/>
+      </w:pPr>
+    </w:p>
+    <w:p>
+      <w:pPr>
+        <w:spacing w:before="0" w:beforeAutospacing="off" w:after="0" w:afterAutospacing="off"/>
+        <w:rPr>
+          <w:b w:val="1"/>
+          <w:bCs w:val="1"/>
+          <w:i w:val="1"/>
+          <w:iCs w:val="1"/>
+          <w:u w:val="single"/>
+        </w:rPr>
+      </w:pPr>
+      <w:r>
+        <w:rPr>
+          <w:b w:val="1"/>
+          <w:bCs w:val="1"/>
+          <w:i w:val="1"/>
+          <w:iCs w:val="1"/>
+          <w:u w:val="single"/>
+        </w:rPr>
+        <w:t>5.2</w:t>
+      </w:r>
+    </w:p>
+    <w:p>
+      <w:pPr>
+        <w:spacing w:before="0" w:beforeAutospacing="off" w:after="0" w:afterAutospacing="off"/>
+      </w:pPr>
+    </w:p>
+    <w:p>
+      <w:pPr>
+        <w:spacing w:before="0" w:beforeAutospacing="off" w:after="0" w:afterAutospacing="off"/>
+      </w:pPr>
+      <w:r>
+        <w:rPr/>
+        <w:t xml:space="preserve">Sa télécharge le provider docker, </w:t>
+      </w:r>
+      <w:r>
+        <w:rPr/>
+        <w:t>les plugins nécessaire</w:t>
+      </w:r>
+      <w:r>
+        <w:rPr/>
+        <w:t xml:space="preserve"> pour communiquer avec docker.  </w:t>
+      </w:r>
+      <w:r>
+        <w:rPr/>
+        <w:t>tout</w:t>
+      </w:r>
+      <w:r>
+        <w:rPr/>
+        <w:t xml:space="preserve"> ça se trouve dans le dossier .</w:t>
+      </w:r>
+      <w:r>
+        <w:rPr/>
+        <w:t>terraform</w:t>
+      </w:r>
+      <w:r>
+        <w:rPr/>
+        <w:t>/ du répoertoire terraform</w:t>
+      </w:r>
+    </w:p>
+    <w:p>
+      <w:pPr>
+        <w:spacing w:before="0" w:beforeAutospacing="off" w:after="0" w:afterAutospacing="off"/>
+        <w:rPr>
+          <w:b w:val="1"/>
+          <w:bCs w:val="1"/>
+          <w:i w:val="1"/>
+          <w:iCs w:val="1"/>
+          <w:u w:val="single"/>
+        </w:rPr>
+      </w:pPr>
+    </w:p>
+    <w:p>
+      <w:pPr>
+        <w:spacing w:before="0" w:beforeAutospacing="off" w:after="0" w:afterAutospacing="off"/>
+        <w:rPr>
+          <w:b w:val="1"/>
+          <w:bCs w:val="1"/>
+          <w:i w:val="1"/>
+          <w:iCs w:val="1"/>
+          <w:u w:val="single"/>
+        </w:rPr>
+      </w:pPr>
+      <w:r>
+        <w:rPr>
+          <w:b w:val="1"/>
+          <w:bCs w:val="1"/>
+          <w:i w:val="1"/>
+          <w:iCs w:val="1"/>
+          <w:u w:val="single"/>
+        </w:rPr>
+        <w:t>5.3</w:t>
+      </w:r>
+    </w:p>
+    <w:p>
+      <w:pPr>
+        <w:spacing w:before="0" w:beforeAutospacing="off" w:after="0" w:afterAutospacing="off"/>
+      </w:pPr>
+      <w:r>
+        <w:rPr/>
+        <w:t xml:space="preserve">Aucun erreur </w:t>
+      </w:r>
+    </w:p>
+    <w:p>
+      <w:pPr>
+        <w:spacing w:before="0" w:beforeAutospacing="off" w:after="0" w:afterAutospacing="off"/>
+        <w:rPr>
+          <w:b w:val="1"/>
+          <w:bCs w:val="1"/>
+          <w:i w:val="1"/>
+          <w:iCs w:val="1"/>
+          <w:u w:val="single"/>
+        </w:rPr>
+      </w:pPr>
+    </w:p>
+    <w:p>
+      <w:pPr>
+        <w:spacing w:before="0" w:beforeAutospacing="off" w:after="0" w:afterAutospacing="off"/>
+        <w:rPr>
+          <w:b w:val="0"/>
+          <w:bCs w:val="0"/>
+          <w:i w:val="0"/>
+          <w:iCs w:val="0"/>
+          <w:u w:val="none"/>
+        </w:rPr>
+      </w:pPr>
+      <w:r>
+        <w:rPr>
+          <w:b w:val="1"/>
+          <w:bCs w:val="1"/>
+          <w:i w:val="1"/>
+          <w:iCs w:val="1"/>
+          <w:u w:val="single"/>
+        </w:rPr>
+        <w:t>5.4</w:t>
+      </w:r>
+    </w:p>
+    <w:p>
+      <w:pPr>
+        <w:spacing w:before="0" w:beforeAutospacing="off" w:after="0" w:afterAutospacing="off"/>
+        <w:rPr>
+          <w:b w:val="0"/>
+          <w:bCs w:val="0"/>
+          <w:i w:val="0"/>
+          <w:iCs w:val="0"/>
+          <w:u w:val="none"/>
+        </w:rPr>
+      </w:pPr>
+      <w:r>
+        <w:rPr>
+          <w:b w:val="0"/>
+          <w:bCs w:val="0"/>
+          <w:i w:val="0"/>
+          <w:iCs w:val="0"/>
+          <w:u w:val="none"/>
+        </w:rPr>
+        <w:t>12 ressources vont être créées au total.</w:t>
+      </w:r>
+    </w:p>
+    <w:p>
+      <w:pPr>
+        <w:spacing w:before="0" w:beforeAutospacing="off" w:after="0" w:afterAutospacing="off"/>
+      </w:pPr>
+    </w:p>
+    <w:p>
+      <w:pPr>
+        <w:spacing w:before="0" w:beforeAutospacing="off" w:after="0" w:afterAutospacing="off"/>
+      </w:pPr>
+      <w:r>
+        <w:rPr/>
+        <w:t>il</w:t>
+      </w:r>
+      <w:r>
+        <w:rPr/>
+        <w:t xml:space="preserve"> y a 4 types différents :</w:t>
+      </w:r>
+    </w:p>
+    <w:p>
+      <w:pPr>
+        <w:pStyle w:val="Normal"/>
+        <w:spacing w:before="0" w:beforeAutospacing="off" w:after="0" w:afterAutospacing="off"/>
+      </w:pPr>
+      <w:r>
+        <w:rPr/>
+        <w:t xml:space="preserve"> </w:t>
+      </w:r>
+      <w:r>
+        <w:tab/>
+      </w:r>
+      <w:r>
+        <w:rPr/>
+        <w:t>-docker_network</w:t>
+      </w:r>
+      <w:r>
+        <w:rPr/>
+        <w:t xml:space="preserve"> (le réseau Docker)</w:t>
+      </w:r>
+    </w:p>
+    <w:p>
+      <w:pPr>
+        <w:pStyle w:val="Normal"/>
+        <w:spacing w:before="0" w:beforeAutospacing="off" w:after="0" w:afterAutospacing="off"/>
+        <w:ind w:firstLine="708"/>
+      </w:pPr>
+      <w:r>
+        <w:rPr/>
+        <w:t>-docker_image</w:t>
+      </w:r>
+      <w:r>
+        <w:rPr/>
+        <w:t xml:space="preserve"> (les images Docker)</w:t>
+      </w:r>
+    </w:p>
+    <w:p>
+      <w:pPr>
+        <w:pStyle w:val="Normal"/>
+        <w:spacing w:before="0" w:beforeAutospacing="off" w:after="0" w:afterAutospacing="off"/>
+        <w:ind w:firstLine="708"/>
+      </w:pPr>
+      <w:r>
+        <w:rPr/>
+        <w:t>-docker_container</w:t>
+      </w:r>
+      <w:r>
+        <w:rPr/>
+        <w:t xml:space="preserve"> (les conteneurs)</w:t>
+      </w:r>
+    </w:p>
+    <w:p>
+      <w:pPr>
+        <w:pStyle w:val="Normal"/>
+        <w:spacing w:before="0" w:beforeAutospacing="off" w:after="0" w:afterAutospacing="off"/>
+        <w:ind w:firstLine="708"/>
+      </w:pPr>
+      <w:r>
+        <w:rPr/>
+        <w:t>-docker_volume</w:t>
+      </w:r>
+      <w:r>
+        <w:rPr/>
+        <w:t xml:space="preserve"> (le volume de stockage)</w:t>
+      </w:r>
+    </w:p>
+    <w:p>
+      <w:pPr>
+        <w:spacing w:before="0" w:beforeAutospacing="off" w:after="0" w:afterAutospacing="off"/>
+      </w:pPr>
+    </w:p>
+    <w:p>
+      <w:pPr>
+        <w:spacing w:before="0" w:beforeAutospacing="off" w:after="0" w:afterAutospacing="off"/>
+      </w:pPr>
+      <w:r>
+        <w:rPr/>
+        <w:t>Oui, certaines ressources ont besoin d'autres ressources pour fonctionner.</w:t>
+      </w:r>
+    </w:p>
+    <w:p>
+      <w:pPr>
+        <w:spacing w:before="0" w:beforeAutospacing="off" w:after="0" w:afterAutospacing="off"/>
+      </w:pPr>
+    </w:p>
+    <w:p>
+      <w:pPr>
+        <w:spacing w:before="0" w:beforeAutospacing="off" w:after="0" w:afterAutospacing="off"/>
+      </w:pPr>
+    </w:p>
+    <w:p>
+      <w:pPr>
+        <w:spacing w:before="0" w:beforeAutospacing="off" w:after="0" w:afterAutospacing="off"/>
+      </w:pPr>
+      <w:r>
+        <w:rPr/>
+        <w:t>Dans le plan, on voit les dépendances de plusieurs façons :</w:t>
+      </w:r>
+    </w:p>
+    <w:p>
+      <w:pPr>
+        <w:pStyle w:val="Normal"/>
+        <w:spacing w:before="0" w:beforeAutospacing="off" w:after="0" w:afterAutospacing="off"/>
+      </w:pPr>
+      <w:r>
+        <w:rPr/>
+        <w:t xml:space="preserve"> </w:t>
+      </w:r>
+    </w:p>
+    <w:p>
+      <w:pPr>
+        <w:pStyle w:val="ListParagraph"/>
+        <w:numPr>
+          <w:ilvl w:val="0"/>
+          <w:numId w:val="7"/>
+        </w:numPr>
+        <w:spacing w:before="0" w:beforeAutospacing="off" w:after="0" w:afterAutospacing="off"/>
+        <w:rPr>
+          <w:sz w:val="24"/>
+          <w:szCs w:val="24"/>
+        </w:rPr>
+      </w:pPr>
+      <w:r>
+        <w:rPr/>
+        <w:t xml:space="preserve">L'ordre d'affichage : </w:t>
+      </w:r>
+      <w:r>
+        <w:rPr/>
+        <w:t>Terraform</w:t>
+      </w:r>
+      <w:r>
+        <w:rPr/>
+        <w:t xml:space="preserve"> montre d'abord les ressources de base, puis celles qui en dépendent</w:t>
+      </w:r>
+    </w:p>
+    <w:p>
+      <w:pPr>
+        <w:pStyle w:val="ListParagraph"/>
+        <w:numPr>
+          <w:ilvl w:val="0"/>
+          <w:numId w:val="7"/>
+        </w:numPr>
+        <w:spacing w:before="0" w:beforeAutospacing="off" w:after="0" w:afterAutospacing="off"/>
+        <w:rPr>
+          <w:sz w:val="24"/>
+          <w:szCs w:val="24"/>
+        </w:rPr>
+      </w:pPr>
+      <w:r>
+        <w:rPr/>
+        <w:t xml:space="preserve">Les références : Une ressource peut utiliser le nom d'une autre (par exemple </w:t>
+      </w:r>
+      <w:r>
+        <w:rPr/>
+        <w:t>docker_image.postgres.image_id</w:t>
+      </w:r>
+      <w:r>
+        <w:rPr/>
+        <w:t>)</w:t>
+      </w:r>
+    </w:p>
+    <w:p>
+      <w:pPr>
+        <w:pStyle w:val="ListParagraph"/>
+        <w:numPr>
+          <w:ilvl w:val="0"/>
+          <w:numId w:val="7"/>
+        </w:numPr>
+        <w:spacing w:before="0" w:beforeAutospacing="off" w:after="0" w:afterAutospacing="off"/>
+        <w:rPr>
+          <w:sz w:val="24"/>
+          <w:szCs w:val="24"/>
+        </w:rPr>
+      </w:pPr>
+      <w:r>
+        <w:rPr/>
+        <w:t xml:space="preserve">Le bloc </w:t>
+      </w:r>
+      <w:r>
+        <w:rPr/>
+        <w:t>depends_on</w:t>
+      </w:r>
+      <w:r>
+        <w:rPr/>
+        <w:t xml:space="preserve"> : Certaines ressources disent explicitement de quoi elles dépendent</w:t>
+      </w:r>
+    </w:p>
+    <w:p>
+      <w:pPr>
+        <w:spacing w:before="0" w:beforeAutospacing="off" w:after="0" w:afterAutospacing="off"/>
+      </w:pPr>
+    </w:p>
+    <w:p>
+      <w:pPr>
+        <w:spacing w:before="0" w:beforeAutospacing="off" w:after="0" w:afterAutospacing="off"/>
+        <w:rPr>
+          <w:b w:val="1"/>
+          <w:bCs w:val="1"/>
+          <w:i w:val="1"/>
+          <w:iCs w:val="1"/>
+          <w:u w:val="single"/>
+        </w:rPr>
+      </w:pPr>
+      <w:r>
+        <w:rPr>
+          <w:b w:val="1"/>
+          <w:bCs w:val="1"/>
+          <w:i w:val="1"/>
+          <w:iCs w:val="1"/>
+          <w:u w:val="single"/>
+        </w:rPr>
+        <w:t>6.1</w:t>
+      </w:r>
+    </w:p>
+    <w:p>
+      <w:pPr>
+        <w:spacing w:before="0" w:beforeAutospacing="off" w:after="0" w:afterAutospacing="off"/>
+      </w:pPr>
+      <w:r>
+        <w:rPr/>
+        <w:t>Tout est parfaitement aligné</w:t>
+      </w:r>
+    </w:p>
+    <w:p>
+      <w:pPr>
+        <w:spacing w:before="0" w:beforeAutospacing="off" w:after="0" w:afterAutospacing="off"/>
+        <w:rPr>
+          <w:b w:val="1"/>
+          <w:bCs w:val="1"/>
+          <w:i w:val="1"/>
+          <w:iCs w:val="1"/>
+          <w:u w:val="single"/>
+        </w:rPr>
+      </w:pPr>
+    </w:p>
+    <w:p>
+      <w:pPr>
+        <w:spacing w:before="0" w:beforeAutospacing="off" w:after="0" w:afterAutospacing="off"/>
+        <w:rPr>
+          <w:b w:val="1"/>
+          <w:bCs w:val="1"/>
+          <w:i w:val="1"/>
+          <w:iCs w:val="1"/>
+          <w:u w:val="single"/>
+        </w:rPr>
+      </w:pPr>
+      <w:r>
+        <w:rPr>
+          <w:b w:val="1"/>
+          <w:bCs w:val="1"/>
+          <w:i w:val="1"/>
+          <w:iCs w:val="1"/>
+          <w:u w:val="single"/>
+        </w:rPr>
+        <w:t>6.2</w:t>
+      </w:r>
+    </w:p>
+    <w:p>
+      <w:pPr>
+        <w:pStyle w:val="Normal"/>
+        <w:spacing w:before="0" w:beforeAutospacing="off" w:after="0" w:afterAutospacing="off"/>
+      </w:pPr>
+      <w:r>
+        <w:drawing>
+          <wp:inline wp14:editId="407CE926" wp14:anchorId="42986E41">
+            <wp:extent cx="5068007" cy="2534004"/>
+            <wp:effectExtent l="0" t="0" r="0" b="0"/>
+            <wp:docPr id="502584561" name="drawing"/>
+            <wp:cNvGraphicFramePr>
+              <a:graphicFrameLocks noChangeAspect="1"/>
+            </wp:cNvGraphicFramePr>
+            <a:graphic>
+              <a:graphicData xmlns:a="http://schemas.openxmlformats.org/drawingml/2006/main" uri="http://schemas.openxmlformats.org/drawingml/2006/picture">
+                <pic:pic xmlns:pic="http://schemas.openxmlformats.org/drawingml/2006/picture">
+                  <pic:nvPicPr>
+                    <pic:cNvPr id="502584561" name="Picture 502584561"/>
+                    <pic:cNvPicPr/>
+                  </pic:nvPicPr>
+                  <pic:blipFill>
+                    <a:blip xmlns:r="http://schemas.openxmlformats.org/officeDocument/2006/relationships" r:embed="rId1553059397">
+                      <a:extLst>
+                        <a:ext uri="{28A0092B-C50C-407E-A947-70E740481C1C}">
+                          <a14:useLocalDpi xmlns:a14="http://schemas.microsoft.com/office/drawing/2010/main"/>
+                        </a:ext>
+                      </a:extLst>
+                    </a:blip>
+                    <a:stretch>
+                      <a:fillRect/>
+                    </a:stretch>
+                  </pic:blipFill>
+                  <pic:spPr>
+                    <a:xfrm>
+                      <a:off x="0" y="0"/>
+                      <a:ext cx="5068007" cy="2534004"/>
+                    </a:xfrm>
+                    <a:prstGeom prst="rect">
+                      <a:avLst/>
+                    </a:prstGeom>
+                  </pic:spPr>
+                </pic:pic>
+              </a:graphicData>
+            </a:graphic>
+          </wp:inline>
+        </w:drawing>
+      </w:r>
+    </w:p>
+    <w:p>
+      <w:pPr>
+        <w:spacing w:before="0" w:beforeAutospacing="off" w:after="0" w:afterAutospacing="off"/>
+        <w:rPr>
+          <w:b w:val="1"/>
+          <w:bCs w:val="1"/>
+          <w:i w:val="1"/>
+          <w:iCs w:val="1"/>
+          <w:u w:val="single"/>
+        </w:rPr>
+      </w:pPr>
+    </w:p>
+    <w:p>
+      <w:pPr>
+        <w:spacing w:before="0" w:beforeAutospacing="off" w:after="0" w:afterAutospacing="off"/>
+        <w:rPr>
+          <w:b w:val="1"/>
+          <w:bCs w:val="1"/>
+          <w:i w:val="1"/>
+          <w:iCs w:val="1"/>
+          <w:u w:val="single"/>
+        </w:rPr>
+      </w:pPr>
+      <w:r>
+        <w:rPr>
+          <w:b w:val="1"/>
+          <w:bCs w:val="1"/>
+          <w:i w:val="1"/>
+          <w:iCs w:val="1"/>
+          <w:u w:val="single"/>
+        </w:rPr>
+        <w:t>6.3</w:t>
+      </w:r>
+    </w:p>
+    <w:p>
+      <w:pPr>
+        <w:spacing w:before="0" w:beforeAutospacing="off" w:after="0" w:afterAutospacing="off"/>
+      </w:pPr>
+      <w:r>
+        <w:rPr/>
+        <w:t>Le state contient l'état réel de l'infrastructure déployée, avec des valeurs concrètes comme :</w:t>
+      </w:r>
+    </w:p>
+    <w:p>
+      <w:pPr>
+        <w:pStyle w:val="Normal"/>
+        <w:spacing w:before="0" w:beforeAutospacing="off" w:after="0" w:afterAutospacing="off"/>
+      </w:pPr>
+    </w:p>
+    <w:p>
+      <w:pPr>
+        <w:pStyle w:val="Normal"/>
+        <w:spacing w:before="0" w:beforeAutospacing="off" w:after="0" w:afterAutospacing="off"/>
+        <w:ind w:firstLine="708"/>
+      </w:pPr>
+      <w:r>
+        <w:rPr/>
+        <w:t>-L'ID réel du conteneur Docker</w:t>
+      </w:r>
+    </w:p>
+    <w:p>
+      <w:pPr>
+        <w:pStyle w:val="Normal"/>
+        <w:spacing w:before="0" w:beforeAutospacing="off" w:after="0" w:afterAutospacing="off"/>
+        <w:ind w:firstLine="708"/>
+      </w:pPr>
+      <w:r>
+        <w:rPr/>
+        <w:t>-L'adresse IP assignée</w:t>
+      </w:r>
+    </w:p>
+    <w:p>
+      <w:pPr>
+        <w:pStyle w:val="Normal"/>
+        <w:spacing w:before="0" w:beforeAutospacing="off" w:after="0" w:afterAutospacing="off"/>
+        <w:ind w:firstLine="708"/>
+      </w:pPr>
+      <w:r>
+        <w:rPr/>
+        <w:t>-Le hash exact de l'image utilisée</w:t>
+      </w:r>
+    </w:p>
+    <w:p>
+      <w:pPr>
+        <w:pStyle w:val="Normal"/>
+        <w:spacing w:before="0" w:beforeAutospacing="off" w:after="0" w:afterAutospacing="off"/>
+        <w:ind w:firstLine="708"/>
+      </w:pPr>
+      <w:r>
+        <w:rPr/>
+        <w:t>-Tous les attributs calculés après déploiement</w:t>
+      </w:r>
+    </w:p>
+    <w:p>
+      <w:pPr>
+        <w:spacing w:before="0" w:beforeAutospacing="off" w:after="0" w:afterAutospacing="off"/>
+      </w:pPr>
+    </w:p>
+    <w:p>
+      <w:pPr>
+        <w:spacing w:before="0" w:beforeAutospacing="off" w:after="0" w:afterAutospacing="off"/>
+        <w:rPr>
+          <w:b w:val="1"/>
+          <w:bCs w:val="1"/>
+          <w:i w:val="1"/>
+          <w:iCs w:val="1"/>
+          <w:u w:val="single"/>
+        </w:rPr>
+      </w:pPr>
+      <w:r>
+        <w:rPr>
+          <w:b w:val="1"/>
+          <w:bCs w:val="1"/>
+          <w:i w:val="1"/>
+          <w:iCs w:val="1"/>
+          <w:u w:val="single"/>
+        </w:rPr>
+        <w:t>6.4</w:t>
+      </w:r>
+    </w:p>
+    <w:p>
+      <w:pPr>
+        <w:spacing w:before="0" w:beforeAutospacing="off" w:after="0" w:afterAutospacing="off"/>
+      </w:pPr>
+      <w:r>
+        <w:rPr/>
+        <w:t>Résultat : "No changes. Your infrastructure matches the configuration."</w:t>
+      </w:r>
+    </w:p>
+    <w:p>
+      <w:pPr>
+        <w:pStyle w:val="Normal"/>
+        <w:spacing w:before="0" w:beforeAutospacing="off" w:after="0" w:afterAutospacing="off"/>
+      </w:pPr>
+      <w:r>
+        <w:rPr/>
+        <w:t xml:space="preserve"> </w:t>
+      </w:r>
+    </w:p>
+    <w:p>
+      <w:pPr>
+        <w:pStyle w:val="Normal"/>
+        <w:spacing w:before="0" w:beforeAutospacing="off" w:after="0" w:afterAutospacing="off"/>
+      </w:pPr>
+      <w:r>
+        <w:rPr/>
+        <w:t>Terraform</w:t>
+      </w:r>
+      <w:r>
+        <w:rPr/>
+        <w:t xml:space="preserve"> compare l'état réel (dans </w:t>
+      </w:r>
+      <w:r>
+        <w:rPr/>
+        <w:t>terraform.tfstate</w:t>
+      </w:r>
+      <w:r>
+        <w:rPr/>
+        <w:t>) avec la configuration souhaitée. Comme rien n'a changé dans le code et que l'infrastructure correspond exactement à la configuration, aucun changement n'est nécessaire.</w:t>
+      </w:r>
+    </w:p>
+    <w:p>
+      <w:pPr>
+        <w:spacing w:before="0" w:beforeAutospacing="off" w:after="0" w:afterAutospacing="off"/>
+      </w:pPr>
+    </w:p>
+    <w:p>
+      <w:pPr>
+        <w:spacing w:before="0" w:beforeAutospacing="off" w:after="0" w:afterAutospacing="off"/>
+        <w:rPr>
+          <w:b w:val="1"/>
+          <w:bCs w:val="1"/>
+          <w:i w:val="1"/>
+          <w:iCs w:val="1"/>
+          <w:u w:val="single"/>
+        </w:rPr>
+      </w:pPr>
+      <w:r>
+        <w:rPr>
+          <w:b w:val="1"/>
+          <w:bCs w:val="1"/>
+          <w:i w:val="1"/>
+          <w:iCs w:val="1"/>
+          <w:u w:val="single"/>
+        </w:rPr>
+        <w:t>7.1</w:t>
+      </w:r>
+    </w:p>
+    <w:p>
+      <w:pPr>
+        <w:spacing w:before="0" w:beforeAutospacing="off" w:after="0" w:afterAutospacing="off"/>
+      </w:pPr>
+      <w:r>
+        <w:rPr/>
+        <w:t>Terraform masque automatiquement les valeurs des variables marquées sensitive = true dans les outputs et logs pour éviter les fuites de secrets.</w:t>
+      </w:r>
+    </w:p>
+    <w:p>
+      <w:pPr>
+        <w:spacing w:before="0" w:beforeAutospacing="off" w:after="0" w:afterAutospacing="off"/>
+      </w:pPr>
+    </w:p>
+    <w:p>
+      <w:pPr>
+        <w:spacing w:before="0" w:beforeAutospacing="off" w:after="0" w:afterAutospacing="off"/>
+        <w:rPr>
+          <w:b w:val="1"/>
+          <w:bCs w:val="1"/>
+          <w:i w:val="1"/>
+          <w:iCs w:val="1"/>
+          <w:u w:val="single"/>
+        </w:rPr>
+      </w:pPr>
+      <w:r>
+        <w:rPr>
+          <w:b w:val="1"/>
+          <w:bCs w:val="1"/>
+          <w:i w:val="1"/>
+          <w:iCs w:val="1"/>
+          <w:u w:val="single"/>
+        </w:rPr>
+        <w:t>7.2</w:t>
+      </w:r>
+    </w:p>
+    <w:p>
+      <w:pPr>
+        <w:pStyle w:val="Normal"/>
+        <w:spacing w:before="0" w:beforeAutospacing="off" w:after="0" w:afterAutospacing="off"/>
+      </w:pPr>
+      <w:r>
+        <w:rPr/>
+        <w:t>Répo git</w:t>
+      </w:r>
+    </w:p>
+    <w:p>
+      <w:pPr>
+        <w:pStyle w:val="Normal"/>
+        <w:spacing w:before="0" w:beforeAutospacing="off" w:after="0" w:afterAutospacing="off"/>
+      </w:pPr>
+    </w:p>
+    <w:p>
+      <w:pPr>
+        <w:pStyle w:val="Normal"/>
+        <w:spacing w:before="0" w:beforeAutospacing="off" w:after="0" w:afterAutospacing="off"/>
+        <w:rPr>
+          <w:b w:val="1"/>
+          <w:bCs w:val="1"/>
+          <w:i w:val="1"/>
+          <w:iCs w:val="1"/>
+          <w:u w:val="single"/>
+        </w:rPr>
+      </w:pPr>
+      <w:r>
+        <w:rPr>
+          <w:b w:val="1"/>
+          <w:bCs w:val="1"/>
+          <w:i w:val="1"/>
+          <w:iCs w:val="1"/>
+          <w:u w:val="single"/>
+        </w:rPr>
+        <w:t>7.3</w:t>
+      </w:r>
+    </w:p>
+    <w:p>
+      <w:pPr>
+        <w:pStyle w:val="Normal"/>
+        <w:spacing w:before="0" w:beforeAutospacing="off" w:after="0" w:afterAutospacing="off"/>
+      </w:pPr>
+      <w:r>
+        <w:rPr/>
+        <w:t>La référence docker_container.postgres.name dans local.db_url crée une dépendance implicite car Terraform doit connaître le nom du conteneur postgres avant de pouvoir construire l'URL.</w:t>
+      </w:r>
+    </w:p>
+    <w:p>
+      <w:pPr>
+        <w:spacing w:before="0" w:beforeAutospacing="off" w:after="0" w:afterAutospacing="off"/>
+      </w:pPr>
+    </w:p>
+    <w:p>
+      <w:pPr>
+        <w:spacing w:before="0" w:beforeAutospacing="off" w:after="0" w:afterAutospacing="off"/>
+        <w:rPr>
+          <w:b w:val="1"/>
+          <w:bCs w:val="1"/>
+          <w:i w:val="1"/>
+          <w:iCs w:val="1"/>
+          <w:u w:val="single"/>
+        </w:rPr>
+      </w:pPr>
+      <w:r>
+        <w:rPr>
+          <w:b w:val="1"/>
+          <w:bCs w:val="1"/>
+          <w:i w:val="1"/>
+          <w:iCs w:val="1"/>
+          <w:u w:val="single"/>
+        </w:rPr>
+        <w:t>7.4</w:t>
+      </w:r>
+    </w:p>
+    <w:p>
+      <w:pPr>
+        <w:spacing w:before="0" w:beforeAutospacing="off" w:after="0" w:afterAutospacing="off"/>
+      </w:pPr>
+      <w:r>
+        <w:rPr/>
+        <w:t>Répo git</w:t>
+      </w:r>
+    </w:p>
+    <w:p>
+      <w:pPr>
+        <w:spacing w:before="0" w:beforeAutospacing="off" w:after="0" w:afterAutospacing="off"/>
+      </w:pPr>
+    </w:p>
+    <w:p>
+      <w:pPr>
+        <w:spacing w:before="0" w:beforeAutospacing="off" w:after="0" w:afterAutospacing="off"/>
+      </w:pPr>
+    </w:p>
+    <w:p>
+      <w:pPr>
+        <w:spacing w:before="0" w:beforeAutospacing="off" w:after="0" w:afterAutospacing="off"/>
+      </w:pPr>
+    </w:p>
+    <w:p>
+      <w:pPr>
+        <w:spacing w:before="0" w:beforeAutospacing="off" w:after="0" w:afterAutospacing="off"/>
+      </w:pPr>
+    </w:p>
+    <w:p>
+      <w:pPr>
+        <w:spacing w:before="0" w:beforeAutospacing="off" w:after="0" w:afterAutospacing="off"/>
+        <w:rPr>
+          <w:b w:val="1"/>
+          <w:bCs w:val="1"/>
+          <w:i w:val="1"/>
+          <w:iCs w:val="1"/>
+          <w:u w:val="single"/>
+        </w:rPr>
+      </w:pPr>
+      <w:r>
+        <w:rPr>
+          <w:b w:val="1"/>
+          <w:bCs w:val="1"/>
+          <w:i w:val="1"/>
+          <w:iCs w:val="1"/>
+          <w:u w:val="single"/>
+        </w:rPr>
+        <w:t>8.1</w:t>
+      </w:r>
+    </w:p>
+    <w:p>
+      <w:pPr>
+        <w:spacing w:before="0" w:beforeAutospacing="off" w:after="0" w:afterAutospacing="off"/>
+      </w:pPr>
+      <w:r>
+        <w:rPr/>
+        <w:t>Non, il n'était pas nécessaire !</w:t>
+      </w:r>
+    </w:p>
+    <w:p>
+      <w:pPr>
+        <w:pStyle w:val="Normal"/>
+        <w:spacing w:before="0" w:beforeAutospacing="off" w:after="0" w:afterAutospacing="off"/>
+      </w:pPr>
+      <w:r>
+        <w:rPr/>
+        <w:t xml:space="preserve"> </w:t>
+      </w:r>
+    </w:p>
+    <w:p>
+      <w:pPr>
+        <w:pStyle w:val="Normal"/>
+        <w:spacing w:before="0" w:beforeAutospacing="off" w:after="0" w:afterAutospacing="off"/>
+      </w:pPr>
+      <w:r>
+        <w:rPr/>
+        <w:t>Chemin de dépendances implicites :</w:t>
+      </w:r>
+    </w:p>
+    <w:p>
+      <w:pPr>
+        <w:pStyle w:val="Normal"/>
+        <w:spacing w:before="0" w:beforeAutospacing="off" w:after="0" w:afterAutospacing="off"/>
+      </w:pPr>
+      <w:r>
+        <w:rPr>
+          <w:lang w:val="en-US"/>
+        </w:rPr>
+        <w:t xml:space="preserve"> </w:t>
+      </w:r>
+      <w:r>
+        <w:rPr>
+          <w:lang w:val="en-US"/>
+        </w:rPr>
+        <w:t>order_service</w:t>
+      </w:r>
+      <w:r>
+        <w:rPr>
+          <w:lang w:val="en-US"/>
+        </w:rPr>
+        <w:t xml:space="preserve"> → </w:t>
+      </w:r>
+      <w:r>
+        <w:rPr>
+          <w:lang w:val="en-US"/>
+        </w:rPr>
+        <w:t>user_service</w:t>
+      </w:r>
+      <w:r>
+        <w:rPr>
+          <w:lang w:val="en-US"/>
+        </w:rPr>
+        <w:t xml:space="preserve"> → </w:t>
+      </w:r>
+      <w:r>
+        <w:rPr>
+          <w:lang w:val="en-US"/>
+        </w:rPr>
+        <w:t>postgres</w:t>
+      </w:r>
+      <w:r>
+        <w:rPr>
+          <w:lang w:val="en-US"/>
+        </w:rPr>
+        <w:t xml:space="preserve"> (via </w:t>
+      </w:r>
+      <w:r>
+        <w:rPr>
+          <w:lang w:val="en-US"/>
+        </w:rPr>
+        <w:t>local.db_url</w:t>
+      </w:r>
+      <w:r>
+        <w:rPr>
+          <w:lang w:val="en-US"/>
+        </w:rPr>
+        <w:t>)</w:t>
+      </w:r>
+    </w:p>
+    <w:p>
+      <w:pPr>
+        <w:pStyle w:val="Normal"/>
+        <w:spacing w:before="0" w:beforeAutospacing="off" w:after="0" w:afterAutospacing="off"/>
+      </w:pPr>
+      <w:r>
+        <w:rPr>
+          <w:lang w:val="en-US"/>
+        </w:rPr>
+        <w:t>order_service → product_service → postgres (via local.db_url)</w:t>
+      </w:r>
+    </w:p>
+    <w:p>
+      <w:pPr>
+        <w:spacing w:before="0" w:beforeAutospacing="off" w:after="0" w:afterAutospacing="off"/>
+      </w:pPr>
+    </w:p>
+    <w:p>
+      <w:pPr>
+        <w:spacing w:before="0" w:beforeAutospacing="off" w:after="0" w:afterAutospacing="off"/>
+        <w:rPr>
+          <w:b w:val="1"/>
+          <w:bCs w:val="1"/>
+          <w:i w:val="1"/>
+          <w:iCs w:val="1"/>
+          <w:u w:val="single"/>
+        </w:rPr>
+      </w:pPr>
+      <w:r>
+        <w:rPr>
+          <w:b w:val="1"/>
+          <w:bCs w:val="1"/>
+          <w:i w:val="1"/>
+          <w:iCs w:val="1"/>
+          <w:u w:val="single"/>
+        </w:rPr>
+        <w:t>8.2</w:t>
+      </w:r>
+    </w:p>
+    <w:p>
+      <w:pPr>
+        <w:spacing w:before="0" w:beforeAutospacing="off" w:after="0" w:afterAutospacing="off"/>
+      </w:pPr>
+      <w:r>
+        <w:rPr/>
+        <w:t>Le plan indique que les outputs ont changé (nouveau output services_ports ajouté)</w:t>
+      </w:r>
+    </w:p>
+    <w:p>
+      <w:pPr>
+        <w:spacing w:before="0" w:beforeAutospacing="off" w:after="0" w:afterAutospacing="off"/>
+      </w:pPr>
+    </w:p>
+    <w:p>
+      <w:pPr>
+        <w:spacing w:before="0" w:beforeAutospacing="off" w:after="0" w:afterAutospacing="off"/>
+        <w:rPr>
+          <w:b w:val="1"/>
+          <w:bCs w:val="1"/>
+          <w:i w:val="1"/>
+          <w:iCs w:val="1"/>
+          <w:u w:val="single"/>
+        </w:rPr>
+      </w:pPr>
+      <w:r>
+        <w:rPr>
+          <w:b w:val="1"/>
+          <w:bCs w:val="1"/>
+          <w:i w:val="1"/>
+          <w:iCs w:val="1"/>
+          <w:u w:val="single"/>
+        </w:rPr>
+        <w:t>8.3</w:t>
+      </w:r>
+    </w:p>
+    <w:p>
+      <w:pPr>
+        <w:spacing w:before="0" w:beforeAutospacing="off" w:after="0" w:afterAutospacing="off"/>
+      </w:pPr>
+      <w:r>
+        <w:rPr/>
+        <w:t>Un conteneur de monitoring qui doit attendre qu'un conteneur d'application ait terminé son initialisation (par exemple, exécuté des migrations de base de données), même s'il n'y a aucune référence directe entre eux.</w:t>
+      </w:r>
     </w:p>
     <w:p>
       <w:pPr>
@@ -4071,6 +5797,427 @@
 
 <file path=word/numbering.xml><?xml version="1.0" encoding="utf-8"?>
 <w:numbering xmlns:w="http://schemas.openxmlformats.org/wordprocessingml/2006/main">
+  <w:abstractNum xmlns:w="http://schemas.openxmlformats.org/wordprocessingml/2006/main" w:abstractNumId="7">
+    <w:nsid w:val="5b305d2f"/>
+    <w:multiLevelType xmlns:w="http://schemas.openxmlformats.org/wordprocessingml/2006/main" w:val="hybridMultilevel"/>
+    <w:lvl xmlns:w="http://schemas.openxmlformats.org/wordprocessingml/2006/main" w:ilvl="0">
+      <w:start w:val="1"/>
+      <w:numFmt w:val="decimal"/>
+      <w:lvlText w:val="%1."/>
+      <w:lvlJc w:val="left"/>
+      <w:pPr>
+        <w:ind w:left="720" w:hanging="360"/>
+      </w:pPr>
+    </w:lvl>
+    <w:lvl xmlns:w="http://schemas.openxmlformats.org/wordprocessingml/2006/main" w:ilvl="1">
+      <w:start w:val="1"/>
+      <w:numFmt w:val="lowerLetter"/>
+      <w:lvlText w:val="%2."/>
+      <w:lvlJc w:val="left"/>
+      <w:pPr>
+        <w:ind w:left="1440" w:hanging="360"/>
+      </w:pPr>
+    </w:lvl>
+    <w:lvl xmlns:w="http://schemas.openxmlformats.org/wordprocessingml/2006/main" w:ilvl="2">
+      <w:start w:val="1"/>
+      <w:numFmt w:val="lowerRoman"/>
+      <w:lvlText w:val="%3."/>
+      <w:lvlJc w:val="right"/>
+      <w:pPr>
+        <w:ind w:left="2160" w:hanging="180"/>
+      </w:pPr>
+    </w:lvl>
+    <w:lvl xmlns:w="http://schemas.openxmlformats.org/wordprocessingml/2006/main" w:ilvl="3">
+      <w:start w:val="1"/>
+      <w:numFmt w:val="decimal"/>
+      <w:lvlText w:val="%4."/>
+      <w:lvlJc w:val="left"/>
+      <w:pPr>
+        <w:ind w:left="2880" w:hanging="360"/>
+      </w:pPr>
+    </w:lvl>
+    <w:lvl xmlns:w="http://schemas.openxmlformats.org/wordprocessingml/2006/main" w:ilvl="4">
+      <w:start w:val="1"/>
+      <w:numFmt w:val="lowerLetter"/>
+      <w:lvlText w:val="%5."/>
+      <w:lvlJc w:val="left"/>
+      <w:pPr>
+        <w:ind w:left="3600" w:hanging="360"/>
+      </w:pPr>
+    </w:lvl>
+    <w:lvl xmlns:w="http://schemas.openxmlformats.org/wordprocessingml/2006/main" w:ilvl="5">
+      <w:start w:val="1"/>
+      <w:numFmt w:val="lowerRoman"/>
+      <w:lvlText w:val="%6."/>
+      <w:lvlJc w:val="right"/>
+      <w:pPr>
+        <w:ind w:left="4320" w:hanging="180"/>
+      </w:pPr>
+    </w:lvl>
+    <w:lvl xmlns:w="http://schemas.openxmlformats.org/wordprocessingml/2006/main" w:ilvl="6">
+      <w:start w:val="1"/>
+      <w:numFmt w:val="decimal"/>
+      <w:lvlText w:val="%7."/>
+      <w:lvlJc w:val="left"/>
+      <w:pPr>
+        <w:ind w:left="5040" w:hanging="360"/>
+      </w:pPr>
+    </w:lvl>
+    <w:lvl xmlns:w="http://schemas.openxmlformats.org/wordprocessingml/2006/main" w:ilvl="7">
+      <w:start w:val="1"/>
+      <w:numFmt w:val="lowerLetter"/>
+      <w:lvlText w:val="%8."/>
+      <w:lvlJc w:val="left"/>
+      <w:pPr>
+        <w:ind w:left="5760" w:hanging="360"/>
+      </w:pPr>
+    </w:lvl>
+    <w:lvl xmlns:w="http://schemas.openxmlformats.org/wordprocessingml/2006/main" w:ilvl="8">
+      <w:start w:val="1"/>
+      <w:numFmt w:val="lowerRoman"/>
+      <w:lvlText w:val="%9."/>
+      <w:lvlJc w:val="right"/>
+      <w:pPr>
+        <w:ind w:left="6480" w:hanging="180"/>
+      </w:pPr>
+    </w:lvl>
+  </w:abstractNum>
+  <w:abstractNum xmlns:w="http://schemas.openxmlformats.org/wordprocessingml/2006/main" w:abstractNumId="6">
+    <w:nsid w:val="7954fd8d"/>
+    <w:multiLevelType xmlns:w="http://schemas.openxmlformats.org/wordprocessingml/2006/main" w:val="hybridMultilevel"/>
+    <w:lvl xmlns:w="http://schemas.openxmlformats.org/wordprocessingml/2006/main" w:ilvl="0">
+      <w:start w:val="1"/>
+      <w:numFmt w:val="bullet"/>
+      <w:lvlText w:val=""/>
+      <w:lvlJc w:val="left"/>
+      <w:pPr>
+        <w:ind w:left="720" w:hanging="360"/>
+      </w:pPr>
+      <w:rPr>
+        <w:rFonts w:hint="default" w:ascii="Symbol" w:hAnsi="Symbol"/>
+      </w:rPr>
+    </w:lvl>
+    <w:lvl xmlns:w="http://schemas.openxmlformats.org/wordprocessingml/2006/main" w:ilvl="1">
+      <w:start w:val="1"/>
+      <w:numFmt w:val="bullet"/>
+      <w:lvlText w:val="o"/>
+      <w:lvlJc w:val="left"/>
+      <w:pPr>
+        <w:ind w:left="1440" w:hanging="360"/>
+      </w:pPr>
+      <w:rPr>
+        <w:rFonts w:hint="default" w:ascii="Courier New" w:hAnsi="Courier New"/>
+      </w:rPr>
+    </w:lvl>
+    <w:lvl xmlns:w="http://schemas.openxmlformats.org/wordprocessingml/2006/main" w:ilvl="2">
+      <w:start w:val="1"/>
+      <w:numFmt w:val="bullet"/>
+      <w:lvlText w:val=""/>
+      <w:lvlJc w:val="left"/>
+      <w:pPr>
+        <w:ind w:left="2160" w:hanging="360"/>
+      </w:pPr>
+      <w:rPr>
+        <w:rFonts w:hint="default" w:ascii="Wingdings" w:hAnsi="Wingdings"/>
+      </w:rPr>
+    </w:lvl>
+    <w:lvl xmlns:w="http://schemas.openxmlformats.org/wordprocessingml/2006/main" w:ilvl="3">
+      <w:start w:val="1"/>
+      <w:numFmt w:val="bullet"/>
+      <w:lvlText w:val=""/>
+      <w:lvlJc w:val="left"/>
+      <w:pPr>
+        <w:ind w:left="2880" w:hanging="360"/>
+      </w:pPr>
+      <w:rPr>
+        <w:rFonts w:hint="default" w:ascii="Symbol" w:hAnsi="Symbol"/>
+      </w:rPr>
+    </w:lvl>
+    <w:lvl xmlns:w="http://schemas.openxmlformats.org/wordprocessingml/2006/main" w:ilvl="4">
+      <w:start w:val="1"/>
+      <w:numFmt w:val="bullet"/>
+      <w:lvlText w:val="o"/>
+      <w:lvlJc w:val="left"/>
+      <w:pPr>
+        <w:ind w:left="3600" w:hanging="360"/>
+      </w:pPr>
+      <w:rPr>
+        <w:rFonts w:hint="default" w:ascii="Courier New" w:hAnsi="Courier New"/>
+      </w:rPr>
+    </w:lvl>
+    <w:lvl xmlns:w="http://schemas.openxmlformats.org/wordprocessingml/2006/main" w:ilvl="5">
+      <w:start w:val="1"/>
+      <w:numFmt w:val="bullet"/>
+      <w:lvlText w:val=""/>
+      <w:lvlJc w:val="left"/>
+      <w:pPr>
+        <w:ind w:left="4320" w:hanging="360"/>
+      </w:pPr>
+      <w:rPr>
+        <w:rFonts w:hint="default" w:ascii="Wingdings" w:hAnsi="Wingdings"/>
+      </w:rPr>
+    </w:lvl>
+    <w:lvl xmlns:w="http://schemas.openxmlformats.org/wordprocessingml/2006/main" w:ilvl="6">
+      <w:start w:val="1"/>
+      <w:numFmt w:val="bullet"/>
+      <w:lvlText w:val=""/>
+      <w:lvlJc w:val="left"/>
+      <w:pPr>
+        <w:ind w:left="5040" w:hanging="360"/>
+      </w:pPr>
+      <w:rPr>
+        <w:rFonts w:hint="default" w:ascii="Symbol" w:hAnsi="Symbol"/>
+      </w:rPr>
+    </w:lvl>
+    <w:lvl xmlns:w="http://schemas.openxmlformats.org/wordprocessingml/2006/main" w:ilvl="7">
+      <w:start w:val="1"/>
+      <w:numFmt w:val="bullet"/>
+      <w:lvlText w:val="o"/>
+      <w:lvlJc w:val="left"/>
+      <w:pPr>
+        <w:ind w:left="5760" w:hanging="360"/>
+      </w:pPr>
+      <w:rPr>
+        <w:rFonts w:hint="default" w:ascii="Courier New" w:hAnsi="Courier New"/>
+      </w:rPr>
+    </w:lvl>
+    <w:lvl xmlns:w="http://schemas.openxmlformats.org/wordprocessingml/2006/main" w:ilvl="8">
+      <w:start w:val="1"/>
+      <w:numFmt w:val="bullet"/>
+      <w:lvlText w:val=""/>
+      <w:lvlJc w:val="left"/>
+      <w:pPr>
+        <w:ind w:left="6480" w:hanging="360"/>
+      </w:pPr>
+      <w:rPr>
+        <w:rFonts w:hint="default" w:ascii="Wingdings" w:hAnsi="Wingdings"/>
+      </w:rPr>
+    </w:lvl>
+  </w:abstractNum>
+  <w:abstractNum xmlns:w="http://schemas.openxmlformats.org/wordprocessingml/2006/main" w:abstractNumId="5">
+    <w:nsid w:val="7a4792f6"/>
+    <w:multiLevelType xmlns:w="http://schemas.openxmlformats.org/wordprocessingml/2006/main" w:val="hybridMultilevel"/>
+    <w:lvl xmlns:w="http://schemas.openxmlformats.org/wordprocessingml/2006/main" w:ilvl="0">
+      <w:start w:val="1"/>
+      <w:numFmt w:val="bullet"/>
+      <w:lvlText w:val=""/>
+      <w:lvlJc w:val="left"/>
+      <w:pPr>
+        <w:ind w:left="720" w:hanging="360"/>
+      </w:pPr>
+      <w:rPr>
+        <w:rFonts w:hint="default" w:ascii="Symbol" w:hAnsi="Symbol"/>
+      </w:rPr>
+    </w:lvl>
+    <w:lvl xmlns:w="http://schemas.openxmlformats.org/wordprocessingml/2006/main" w:ilvl="1">
+      <w:start w:val="1"/>
+      <w:numFmt w:val="bullet"/>
+      <w:lvlText w:val="o"/>
+      <w:lvlJc w:val="left"/>
+      <w:pPr>
+        <w:ind w:left="1440" w:hanging="360"/>
+      </w:pPr>
+      <w:rPr>
+        <w:rFonts w:hint="default" w:ascii="Courier New" w:hAnsi="Courier New"/>
+      </w:rPr>
+    </w:lvl>
+    <w:lvl xmlns:w="http://schemas.openxmlformats.org/wordprocessingml/2006/main" w:ilvl="2">
+      <w:start w:val="1"/>
+      <w:numFmt w:val="bullet"/>
+      <w:lvlText w:val=""/>
+      <w:lvlJc w:val="left"/>
+      <w:pPr>
+        <w:ind w:left="2160" w:hanging="360"/>
+      </w:pPr>
+      <w:rPr>
+        <w:rFonts w:hint="default" w:ascii="Wingdings" w:hAnsi="Wingdings"/>
+      </w:rPr>
+    </w:lvl>
+    <w:lvl xmlns:w="http://schemas.openxmlformats.org/wordprocessingml/2006/main" w:ilvl="3">
+      <w:start w:val="1"/>
+      <w:numFmt w:val="bullet"/>
+      <w:lvlText w:val=""/>
+      <w:lvlJc w:val="left"/>
+      <w:pPr>
+        <w:ind w:left="2880" w:hanging="360"/>
+      </w:pPr>
+      <w:rPr>
+        <w:rFonts w:hint="default" w:ascii="Symbol" w:hAnsi="Symbol"/>
+      </w:rPr>
+    </w:lvl>
+    <w:lvl xmlns:w="http://schemas.openxmlformats.org/wordprocessingml/2006/main" w:ilvl="4">
+      <w:start w:val="1"/>
+      <w:numFmt w:val="bullet"/>
+      <w:lvlText w:val="o"/>
+      <w:lvlJc w:val="left"/>
+      <w:pPr>
+        <w:ind w:left="3600" w:hanging="360"/>
+      </w:pPr>
+      <w:rPr>
+        <w:rFonts w:hint="default" w:ascii="Courier New" w:hAnsi="Courier New"/>
+      </w:rPr>
+    </w:lvl>
+    <w:lvl xmlns:w="http://schemas.openxmlformats.org/wordprocessingml/2006/main" w:ilvl="5">
+      <w:start w:val="1"/>
+      <w:numFmt w:val="bullet"/>
+      <w:lvlText w:val=""/>
+      <w:lvlJc w:val="left"/>
+      <w:pPr>
+        <w:ind w:left="4320" w:hanging="360"/>
+      </w:pPr>
+      <w:rPr>
+        <w:rFonts w:hint="default" w:ascii="Wingdings" w:hAnsi="Wingdings"/>
+      </w:rPr>
+    </w:lvl>
+    <w:lvl xmlns:w="http://schemas.openxmlformats.org/wordprocessingml/2006/main" w:ilvl="6">
+      <w:start w:val="1"/>
+      <w:numFmt w:val="bullet"/>
+      <w:lvlText w:val=""/>
+      <w:lvlJc w:val="left"/>
+      <w:pPr>
+        <w:ind w:left="5040" w:hanging="360"/>
+      </w:pPr>
+      <w:rPr>
+        <w:rFonts w:hint="default" w:ascii="Symbol" w:hAnsi="Symbol"/>
+      </w:rPr>
+    </w:lvl>
+    <w:lvl xmlns:w="http://schemas.openxmlformats.org/wordprocessingml/2006/main" w:ilvl="7">
+      <w:start w:val="1"/>
+      <w:numFmt w:val="bullet"/>
+      <w:lvlText w:val="o"/>
+      <w:lvlJc w:val="left"/>
+      <w:pPr>
+        <w:ind w:left="5760" w:hanging="360"/>
+      </w:pPr>
+      <w:rPr>
+        <w:rFonts w:hint="default" w:ascii="Courier New" w:hAnsi="Courier New"/>
+      </w:rPr>
+    </w:lvl>
+    <w:lvl xmlns:w="http://schemas.openxmlformats.org/wordprocessingml/2006/main" w:ilvl="8">
+      <w:start w:val="1"/>
+      <w:numFmt w:val="bullet"/>
+      <w:lvlText w:val=""/>
+      <w:lvlJc w:val="left"/>
+      <w:pPr>
+        <w:ind w:left="6480" w:hanging="360"/>
+      </w:pPr>
+      <w:rPr>
+        <w:rFonts w:hint="default" w:ascii="Wingdings" w:hAnsi="Wingdings"/>
+      </w:rPr>
+    </w:lvl>
+  </w:abstractNum>
+  <w:abstractNum xmlns:w="http://schemas.openxmlformats.org/wordprocessingml/2006/main" w:abstractNumId="4">
+    <w:nsid w:val="48d67154"/>
+    <w:multiLevelType xmlns:w="http://schemas.openxmlformats.org/wordprocessingml/2006/main" w:val="hybridMultilevel"/>
+    <w:lvl xmlns:w="http://schemas.openxmlformats.org/wordprocessingml/2006/main" w:ilvl="0">
+      <w:start w:val="1"/>
+      <w:numFmt w:val="bullet"/>
+      <w:lvlText w:val=""/>
+      <w:lvlJc w:val="left"/>
+      <w:pPr>
+        <w:ind w:left="720" w:hanging="360"/>
+      </w:pPr>
+      <w:rPr>
+        <w:rFonts w:hint="default" w:ascii="Symbol" w:hAnsi="Symbol"/>
+      </w:rPr>
+    </w:lvl>
+    <w:lvl xmlns:w="http://schemas.openxmlformats.org/wordprocessingml/2006/main" w:ilvl="1">
+      <w:start w:val="1"/>
+      <w:numFmt w:val="bullet"/>
+      <w:lvlText w:val="o"/>
+      <w:lvlJc w:val="left"/>
+      <w:pPr>
+        <w:ind w:left="1440" w:hanging="360"/>
+      </w:pPr>
+      <w:rPr>
+        <w:rFonts w:hint="default" w:ascii="Courier New" w:hAnsi="Courier New"/>
+      </w:rPr>
+    </w:lvl>
+    <w:lvl xmlns:w="http://schemas.openxmlformats.org/wordprocessingml/2006/main" w:ilvl="2">
+      <w:start w:val="1"/>
+      <w:numFmt w:val="bullet"/>
+      <w:lvlText w:val=""/>
+      <w:lvlJc w:val="left"/>
+      <w:pPr>
+        <w:ind w:left="2160" w:hanging="360"/>
+      </w:pPr>
+      <w:rPr>
+        <w:rFonts w:hint="default" w:ascii="Wingdings" w:hAnsi="Wingdings"/>
+      </w:rPr>
+    </w:lvl>
+    <w:lvl xmlns:w="http://schemas.openxmlformats.org/wordprocessingml/2006/main" w:ilvl="3">
+      <w:start w:val="1"/>
+      <w:numFmt w:val="bullet"/>
+      <w:lvlText w:val=""/>
+      <w:lvlJc w:val="left"/>
+      <w:pPr>
+        <w:ind w:left="2880" w:hanging="360"/>
+      </w:pPr>
+      <w:rPr>
+        <w:rFonts w:hint="default" w:ascii="Symbol" w:hAnsi="Symbol"/>
+      </w:rPr>
+    </w:lvl>
+    <w:lvl xmlns:w="http://schemas.openxmlformats.org/wordprocessingml/2006/main" w:ilvl="4">
+      <w:start w:val="1"/>
+      <w:numFmt w:val="bullet"/>
+      <w:lvlText w:val="o"/>
+      <w:lvlJc w:val="left"/>
+      <w:pPr>
+        <w:ind w:left="3600" w:hanging="360"/>
+      </w:pPr>
+      <w:rPr>
+        <w:rFonts w:hint="default" w:ascii="Courier New" w:hAnsi="Courier New"/>
+      </w:rPr>
+    </w:lvl>
+    <w:lvl xmlns:w="http://schemas.openxmlformats.org/wordprocessingml/2006/main" w:ilvl="5">
+      <w:start w:val="1"/>
+      <w:numFmt w:val="bullet"/>
+      <w:lvlText w:val=""/>
+      <w:lvlJc w:val="left"/>
+      <w:pPr>
+        <w:ind w:left="4320" w:hanging="360"/>
+      </w:pPr>
+      <w:rPr>
+        <w:rFonts w:hint="default" w:ascii="Wingdings" w:hAnsi="Wingdings"/>
+      </w:rPr>
+    </w:lvl>
+    <w:lvl xmlns:w="http://schemas.openxmlformats.org/wordprocessingml/2006/main" w:ilvl="6">
+      <w:start w:val="1"/>
+      <w:numFmt w:val="bullet"/>
+      <w:lvlText w:val=""/>
+      <w:lvlJc w:val="left"/>
+      <w:pPr>
+        <w:ind w:left="5040" w:hanging="360"/>
+      </w:pPr>
+      <w:rPr>
+        <w:rFonts w:hint="default" w:ascii="Symbol" w:hAnsi="Symbol"/>
+      </w:rPr>
+    </w:lvl>
+    <w:lvl xmlns:w="http://schemas.openxmlformats.org/wordprocessingml/2006/main" w:ilvl="7">
+      <w:start w:val="1"/>
+      <w:numFmt w:val="bullet"/>
+      <w:lvlText w:val="o"/>
+      <w:lvlJc w:val="left"/>
+      <w:pPr>
+        <w:ind w:left="5760" w:hanging="360"/>
+      </w:pPr>
+      <w:rPr>
+        <w:rFonts w:hint="default" w:ascii="Courier New" w:hAnsi="Courier New"/>
+      </w:rPr>
+    </w:lvl>
+    <w:lvl xmlns:w="http://schemas.openxmlformats.org/wordprocessingml/2006/main" w:ilvl="8">
+      <w:start w:val="1"/>
+      <w:numFmt w:val="bullet"/>
+      <w:lvlText w:val=""/>
+      <w:lvlJc w:val="left"/>
+      <w:pPr>
+        <w:ind w:left="6480" w:hanging="360"/>
+      </w:pPr>
+      <w:rPr>
+        <w:rFonts w:hint="default" w:ascii="Wingdings" w:hAnsi="Wingdings"/>
+      </w:rPr>
+    </w:lvl>
+  </w:abstractNum>
   <w:abstractNum xmlns:w="http://schemas.openxmlformats.org/wordprocessingml/2006/main" w:abstractNumId="3">
     <w:nsid w:val="23c37c5c"/>
     <w:multiLevelType xmlns:w="http://schemas.openxmlformats.org/wordprocessingml/2006/main" w:val="hybridMultilevel"/>
@@ -4380,6 +6527,18 @@
       </w:rPr>
     </w:lvl>
   </w:abstractNum>
+  <w:num w:numId="7">
+    <w:abstractNumId w:val="7"/>
+  </w:num>
+  <w:num w:numId="6">
+    <w:abstractNumId w:val="6"/>
+  </w:num>
+  <w:num w:numId="5">
+    <w:abstractNumId w:val="5"/>
+  </w:num>
+  <w:num w:numId="4">
+    <w:abstractNumId w:val="4"/>
+  </w:num>
   <w:num w:numId="3">
     <w:abstractNumId w:val="3"/>
   </w:num>
@@ -4818,7 +6977,7 @@
     <w:name w:val="Hyperlink"/>
     <w:basedOn w:val="DefaultParagraphFont"/>
     <w:unhideWhenUsed/>
-    <w:rsid w:val="3C370C79"/>
+    <w:rsid w:val="561E6323"/>
     <w:rPr>
       <w:color w:val="467886"/>
       <w:u w:val="single"/>
@@ -4829,7 +6988,7 @@
     <w:name w:val="List Paragraph"/>
     <w:basedOn w:val="Normal"/>
     <w:qFormat/>
-    <w:rsid w:val="3C370C79"/>
+    <w:rsid w:val="561E6323"/>
     <w:pPr>
       <w:spacing/>
       <w:ind w:left="720"/>
@@ -4843,7 +7002,7 @@
     <w:next w:val="Normal"/>
     <w:unhideWhenUsed/>
     <w:qFormat/>
-    <w:rsid w:val="3C370C79"/>
+    <w:rsid w:val="561E6323"/>
     <w:rPr>
       <w:rFonts w:eastAsia="" w:cs="" w:eastAsiaTheme="majorEastAsia" w:cstheme="majorBidi"/>
       <w:i w:val="1"/>
@@ -4855,6 +7014,27 @@
       <w:keepLines w:val="1"/>
       <w:spacing w:before="80" w:after="40"/>
       <w:outlineLvl w:val="3"/>
+    </w:pPr>
+  </w:style>
+  <w:style w:type="paragraph" w:styleId="Heading3">
+    <w:uiPriority w:val="9"/>
+    <w:name w:val="heading 3"/>
+    <w:basedOn w:val="Normal"/>
+    <w:next w:val="Normal"/>
+    <w:unhideWhenUsed/>
+    <w:qFormat/>
+    <w:rsid w:val="561E6323"/>
+    <w:rPr>
+      <w:rFonts w:eastAsia="" w:cs="" w:eastAsiaTheme="majorEastAsia" w:cstheme="majorBidi"/>
+      <w:color w:val="0F4761" w:themeColor="accent1" w:themeTint="FF" w:themeShade="BF"/>
+      <w:sz w:val="28"/>
+      <w:szCs w:val="28"/>
+    </w:rPr>
+    <w:pPr>
+      <w:keepNext w:val="1"/>
+      <w:keepLines w:val="1"/>
+      <w:spacing w:before="160" w:after="80"/>
+      <w:outlineLvl w:val="2"/>
     </w:pPr>
   </w:style>
   <w:style xmlns:w="http://schemas.openxmlformats.org/wordprocessingml/2006/main" w:type="table" w:styleId="TableGrid">

--- a/réponce.docx
+++ b/réponce.docx
@@ -2,26 +2,73 @@
 <file path=word/document.xml><?xml version="1.0" encoding="utf-8"?>
 <w:document xmlns:wpc="http://schemas.microsoft.com/office/word/2010/wordprocessingCanvas" xmlns:mc="http://schemas.openxmlformats.org/markup-compatibility/2006" xmlns:o="urn:schemas-microsoft-com:office:office" xmlns:r="http://schemas.openxmlformats.org/officeDocument/2006/relationships" xmlns:m="http://schemas.openxmlformats.org/officeDocument/2006/math" xmlns:v="urn:schemas-microsoft-com:vml" xmlns:wp14="http://schemas.microsoft.com/office/word/2010/wordprocessingDrawing" xmlns:wp="http://schemas.openxmlformats.org/drawingml/2006/wordprocessingDrawing" xmlns:w10="urn:schemas-microsoft-com:office:word" xmlns:w="http://schemas.openxmlformats.org/wordprocessingml/2006/main" xmlns:w14="http://schemas.microsoft.com/office/word/2010/wordml" xmlns:w15="http://schemas.microsoft.com/office/word/2012/wordml" xmlns:wpg="http://schemas.microsoft.com/office/word/2010/wordprocessingGroup" xmlns:wpi="http://schemas.microsoft.com/office/word/2010/wordprocessingInk" xmlns:wne="http://schemas.microsoft.com/office/word/2006/wordml" xmlns:wps="http://schemas.microsoft.com/office/word/2010/wordprocessingShape" xmlns:w16se="http://schemas.microsoft.com/office/word/2015/wordml/symex" xmlns:w16cid="http://schemas.microsoft.com/office/word/2016/wordml/cid" xmlns:w16="http://schemas.microsoft.com/office/word/2018/wordml" xmlns:w16cex="http://schemas.microsoft.com/office/word/2018/wordml/cex" xmlns:w16sdtdh="http://schemas.microsoft.com/office/word/2020/wordml/sdtdatahash" xmlns:w16sdtfl="http://schemas.microsoft.com/office/word/2024/wordml/sdtformatlock" xmlns:a="http://schemas.openxmlformats.org/drawingml/2006/main" xmlns:pic="http://schemas.openxmlformats.org/drawingml/2006/picture" xmlns:a14="http://schemas.microsoft.com/office/drawing/2010/main" mc:Ignorable="w14 w15 wp14 w16se w16cid w16 w16cex w16sdtdh w16sdtfl">
   <w:body>
-    <w:p xmlns:wp14="http://schemas.microsoft.com/office/word/2010/wordml" wp14:paraId="6800A6B5" wp14:textId="1F979FFE">
-      <w:pPr>
-        <w:spacing w:before="0" w:beforeAutospacing="off" w:after="0" w:afterAutospacing="off"/>
-      </w:pPr>
-      <w:r>
+    <w:p xmlns:wp14="http://schemas.microsoft.com/office/word/2010/wordml" wp14:paraId="6800A6B5" wp14:textId="34825939">
+      <w:pPr>
+        <w:pStyle w:val="Normal"/>
+        <w:spacing w:before="0" w:beforeAutospacing="off" w:after="0" w:afterAutospacing="off"/>
         <w:rPr>
           <w:rFonts w:ascii="Times New Roman" w:hAnsi="Times New Roman" w:eastAsia="Times New Roman" w:cs="Times New Roman"/>
-          <w:b w:val="0"/>
-          <w:bCs w:val="0"/>
-          <w:i w:val="0"/>
-          <w:iCs w:val="0"/>
+          <w:b w:val="1"/>
+          <w:bCs w:val="1"/>
+          <w:i w:val="1"/>
+          <w:iCs w:val="1"/>
+          <w:noProof w:val="0"/>
+          <w:sz w:val="24"/>
+          <w:szCs w:val="24"/>
+          <w:u w:val="single"/>
+          <w:lang w:val="fr-FR"/>
+        </w:rPr>
+      </w:pPr>
+      <w:r>
+        <w:rPr>
+          <w:rFonts w:ascii="Times New Roman" w:hAnsi="Times New Roman" w:eastAsia="Times New Roman" w:cs="Times New Roman"/>
+          <w:b w:val="1"/>
+          <w:bCs w:val="1"/>
+          <w:i w:val="1"/>
+          <w:iCs w:val="1"/>
           <w:caps w:val="0"/>
           <w:smallCaps w:val="0"/>
           <w:noProof w:val="0"/>
           <w:color w:val="000000" w:themeColor="text1" w:themeTint="FF" w:themeShade="FF"/>
           <w:sz w:val="24"/>
           <w:szCs w:val="24"/>
+          <w:u w:val="single"/>
           <w:lang w:val="fr-FR"/>
         </w:rPr>
         <w:t>Partie 1</w:t>
+      </w:r>
+      <w:r>
+        <w:rPr>
+          <w:rFonts w:ascii="Times New Roman" w:hAnsi="Times New Roman" w:eastAsia="Times New Roman" w:cs="Times New Roman"/>
+          <w:b w:val="1"/>
+          <w:bCs w:val="1"/>
+          <w:i w:val="1"/>
+          <w:iCs w:val="1"/>
+          <w:caps w:val="0"/>
+          <w:smallCaps w:val="0"/>
+          <w:noProof w:val="0"/>
+          <w:color w:val="000000" w:themeColor="text1" w:themeTint="FF" w:themeShade="FF"/>
+          <w:sz w:val="24"/>
+          <w:szCs w:val="24"/>
+          <w:u w:val="single"/>
+          <w:lang w:val="fr-FR"/>
+        </w:rPr>
+        <w:t xml:space="preserve"> </w:t>
+      </w:r>
+      <w:r>
+        <w:rPr>
+          <w:rFonts w:ascii="Times New Roman" w:hAnsi="Times New Roman" w:eastAsia="Times New Roman" w:cs="Times New Roman"/>
+          <w:b w:val="1"/>
+          <w:bCs w:val="1"/>
+          <w:i w:val="1"/>
+          <w:iCs w:val="1"/>
+          <w:noProof w:val="0"/>
+          <w:sz w:val="24"/>
+          <w:szCs w:val="24"/>
+          <w:u w:val="single"/>
+          <w:lang w:val="fr-FR"/>
+        </w:rPr>
+        <w:t>Docker</w:t>
       </w:r>
     </w:p>
     <w:p xmlns:wp14="http://schemas.microsoft.com/office/word/2010/wordml" wp14:paraId="5F3CD392" wp14:textId="731BF52B">
@@ -1704,7 +1751,7 @@
       </w:pPr>
       <w:r>
         <w:drawing>
-          <wp:inline xmlns:wp14="http://schemas.microsoft.com/office/word/2010/wordprocessingDrawing" wp14:editId="1D61C746" wp14:anchorId="13430686">
+          <wp:inline xmlns:wp14="http://schemas.microsoft.com/office/word/2010/wordprocessingDrawing" wp14:editId="491F3822" wp14:anchorId="13430686">
             <wp:extent cx="5724525" cy="1200150"/>
             <wp:effectExtent l="0" t="0" r="0" b="0"/>
             <wp:docPr id="795131850" name="drawing"/>
@@ -3200,7 +3247,42 @@
           <w:iCs w:val="1"/>
           <w:u w:val="single"/>
         </w:rPr>
-        <w:t>Partie 2</w:t>
+        <w:t xml:space="preserve">Partie </w:t>
+      </w:r>
+      <w:r>
+        <w:rPr>
+          <w:b w:val="1"/>
+          <w:bCs w:val="1"/>
+          <w:i w:val="1"/>
+          <w:iCs w:val="1"/>
+          <w:u w:val="single"/>
+        </w:rPr>
+        <w:t>2</w:t>
+      </w:r>
+      <w:r>
+        <w:rPr>
+          <w:b w:val="1"/>
+          <w:bCs w:val="1"/>
+          <w:i w:val="1"/>
+          <w:iCs w:val="1"/>
+          <w:u w:val="single"/>
+        </w:rPr>
+        <w:t xml:space="preserve"> </w:t>
+      </w:r>
+      <w:r>
+        <w:rPr>
+          <w:rFonts w:ascii="Aptos" w:hAnsi="Aptos" w:eastAsia="Aptos" w:cs="Aptos"/>
+          <w:b w:val="1"/>
+          <w:bCs w:val="1"/>
+          <w:i w:val="1"/>
+          <w:iCs w:val="1"/>
+          <w:noProof w:val="0"/>
+          <w:sz w:val="24"/>
+          <w:szCs w:val="24"/>
+          <w:u w:val="single"/>
+          <w:lang w:val="fr-FR"/>
+        </w:rPr>
+        <w:t>Terraform</w:t>
       </w:r>
     </w:p>
     <w:p>
@@ -4554,7 +4636,7 @@
       </w:pPr>
       <w:r>
         <w:drawing>
-          <wp:inline wp14:editId="407CE926" wp14:anchorId="42986E41">
+          <wp:inline wp14:editId="6D8BF2FC" wp14:anchorId="42986E41">
             <wp:extent cx="5068007" cy="2534004"/>
             <wp:effectExtent l="0" t="0" r="0" b="0"/>
             <wp:docPr id="502584561" name="drawing"/>
@@ -5141,199 +5223,1727 @@
       </w:pPr>
     </w:p>
     <w:p>
-      <w:pPr>
-        <w:spacing w:before="0" w:beforeAutospacing="off" w:after="0" w:afterAutospacing="off"/>
-      </w:pPr>
-    </w:p>
-    <w:p>
-      <w:pPr>
-        <w:spacing w:before="0" w:beforeAutospacing="off" w:after="0" w:afterAutospacing="off"/>
-      </w:pPr>
-    </w:p>
-    <w:p>
-      <w:pPr>
-        <w:spacing w:before="0" w:beforeAutospacing="off" w:after="0" w:afterAutospacing="off"/>
-      </w:pPr>
-    </w:p>
-    <w:p>
-      <w:pPr>
-        <w:spacing w:before="0" w:beforeAutospacing="off" w:after="0" w:afterAutospacing="off"/>
-      </w:pPr>
-    </w:p>
-    <w:p>
-      <w:pPr>
-        <w:spacing w:before="0" w:beforeAutospacing="off" w:after="0" w:afterAutospacing="off"/>
-      </w:pPr>
-    </w:p>
-    <w:p>
-      <w:pPr>
-        <w:spacing w:before="0" w:beforeAutospacing="off" w:after="0" w:afterAutospacing="off"/>
-      </w:pPr>
-    </w:p>
-    <w:p>
-      <w:pPr>
-        <w:spacing w:before="0" w:beforeAutospacing="off" w:after="0" w:afterAutospacing="off"/>
-      </w:pPr>
-    </w:p>
-    <w:p>
-      <w:pPr>
-        <w:spacing w:before="0" w:beforeAutospacing="off" w:after="0" w:afterAutospacing="off"/>
-      </w:pPr>
-    </w:p>
-    <w:p>
-      <w:pPr>
-        <w:spacing w:before="0" w:beforeAutospacing="off" w:after="0" w:afterAutospacing="off"/>
-      </w:pPr>
-    </w:p>
-    <w:p>
-      <w:pPr>
-        <w:spacing w:before="0" w:beforeAutospacing="off" w:after="0" w:afterAutospacing="off"/>
-      </w:pPr>
-    </w:p>
-    <w:p>
-      <w:pPr>
-        <w:spacing w:before="0" w:beforeAutospacing="off" w:after="0" w:afterAutospacing="off"/>
-      </w:pPr>
-    </w:p>
-    <w:p>
-      <w:pPr>
-        <w:spacing w:before="0" w:beforeAutospacing="off" w:after="0" w:afterAutospacing="off"/>
-      </w:pPr>
-    </w:p>
-    <w:p>
-      <w:pPr>
-        <w:spacing w:before="0" w:beforeAutospacing="off" w:after="0" w:afterAutospacing="off"/>
-      </w:pPr>
-    </w:p>
-    <w:p>
-      <w:pPr>
-        <w:spacing w:before="0" w:beforeAutospacing="off" w:after="0" w:afterAutospacing="off"/>
-      </w:pPr>
-    </w:p>
-    <w:p>
-      <w:pPr>
-        <w:spacing w:before="0" w:beforeAutospacing="off" w:after="0" w:afterAutospacing="off"/>
-      </w:pPr>
-    </w:p>
-    <w:p>
-      <w:pPr>
-        <w:spacing w:before="0" w:beforeAutospacing="off" w:after="0" w:afterAutospacing="off"/>
-      </w:pPr>
-    </w:p>
-    <w:p>
-      <w:pPr>
-        <w:spacing w:before="0" w:beforeAutospacing="off" w:after="0" w:afterAutospacing="off"/>
-      </w:pPr>
-    </w:p>
-    <w:p>
-      <w:pPr>
-        <w:spacing w:before="0" w:beforeAutospacing="off" w:after="0" w:afterAutospacing="off"/>
-      </w:pPr>
-    </w:p>
-    <w:p>
-      <w:pPr>
-        <w:spacing w:before="0" w:beforeAutospacing="off" w:after="0" w:afterAutospacing="off"/>
-      </w:pPr>
-    </w:p>
-    <w:p>
-      <w:pPr>
-        <w:spacing w:before="0" w:beforeAutospacing="off" w:after="0" w:afterAutospacing="off"/>
-      </w:pPr>
-    </w:p>
-    <w:p>
-      <w:pPr>
-        <w:spacing w:before="0" w:beforeAutospacing="off" w:after="0" w:afterAutospacing="off"/>
-      </w:pPr>
-    </w:p>
-    <w:p>
-      <w:pPr>
-        <w:spacing w:before="0" w:beforeAutospacing="off" w:after="0" w:afterAutospacing="off"/>
-      </w:pPr>
-    </w:p>
-    <w:p>
-      <w:pPr>
-        <w:spacing w:before="0" w:beforeAutospacing="off" w:after="0" w:afterAutospacing="off"/>
-      </w:pPr>
-    </w:p>
-    <w:p>
-      <w:pPr>
-        <w:spacing w:before="0" w:beforeAutospacing="off" w:after="0" w:afterAutospacing="off"/>
-      </w:pPr>
-    </w:p>
-    <w:p>
-      <w:pPr>
-        <w:spacing w:before="0" w:beforeAutospacing="off" w:after="0" w:afterAutospacing="off"/>
-      </w:pPr>
-    </w:p>
-    <w:p>
-      <w:pPr>
-        <w:spacing w:before="0" w:beforeAutospacing="off" w:after="0" w:afterAutospacing="off"/>
-      </w:pPr>
-    </w:p>
-    <w:p>
-      <w:pPr>
-        <w:spacing w:before="0" w:beforeAutospacing="off" w:after="0" w:afterAutospacing="off"/>
-      </w:pPr>
-    </w:p>
-    <w:p>
-      <w:pPr>
-        <w:spacing w:before="0" w:beforeAutospacing="off" w:after="0" w:afterAutospacing="off"/>
-      </w:pPr>
-    </w:p>
-    <w:p>
-      <w:pPr>
-        <w:spacing w:before="0" w:beforeAutospacing="off" w:after="0" w:afterAutospacing="off"/>
-      </w:pPr>
-    </w:p>
-    <w:p>
-      <w:pPr>
-        <w:spacing w:before="0" w:beforeAutospacing="off" w:after="0" w:afterAutospacing="off"/>
-      </w:pPr>
-    </w:p>
-    <w:p>
-      <w:pPr>
-        <w:spacing w:before="0" w:beforeAutospacing="off" w:after="0" w:afterAutospacing="off"/>
-      </w:pPr>
-    </w:p>
-    <w:p>
-      <w:pPr>
-        <w:spacing w:before="0" w:beforeAutospacing="off" w:after="0" w:afterAutospacing="off"/>
-      </w:pPr>
-    </w:p>
-    <w:p>
-      <w:pPr>
-        <w:spacing w:before="0" w:beforeAutospacing="off" w:after="0" w:afterAutospacing="off"/>
-      </w:pPr>
-    </w:p>
-    <w:p>
-      <w:pPr>
-        <w:spacing w:before="0" w:beforeAutospacing="off" w:after="0" w:afterAutospacing="off"/>
-      </w:pPr>
-    </w:p>
-    <w:p>
-      <w:pPr>
-        <w:spacing w:before="0" w:beforeAutospacing="off" w:after="0" w:afterAutospacing="off"/>
-      </w:pPr>
-    </w:p>
-    <w:p>
-      <w:pPr>
-        <w:spacing w:before="0" w:beforeAutospacing="off" w:after="0" w:afterAutospacing="off"/>
-      </w:pPr>
-    </w:p>
-    <w:p>
-      <w:pPr>
-        <w:spacing w:before="0" w:beforeAutospacing="off" w:after="0" w:afterAutospacing="off"/>
-      </w:pPr>
-    </w:p>
-    <w:p>
-      <w:pPr>
-        <w:spacing w:before="0" w:beforeAutospacing="off" w:after="0" w:afterAutospacing="off"/>
-      </w:pPr>
-    </w:p>
-    <w:p>
-      <w:pPr>
-        <w:spacing w:before="0" w:beforeAutospacing="off" w:after="0" w:afterAutospacing="off"/>
-      </w:pPr>
+      <w:r>
+        <w:br w:type="page"/>
+      </w:r>
+    </w:p>
+    <w:p>
+      <w:pPr>
+        <w:pStyle w:val="Normal"/>
+        <w:spacing w:before="0" w:beforeAutospacing="off" w:after="0" w:afterAutospacing="off"/>
+        <w:rPr>
+          <w:rFonts w:ascii="Aptos" w:hAnsi="Aptos" w:eastAsia="Aptos" w:cs="Aptos"/>
+          <w:b w:val="1"/>
+          <w:bCs w:val="1"/>
+          <w:i w:val="1"/>
+          <w:iCs w:val="1"/>
+          <w:noProof w:val="0"/>
+          <w:sz w:val="24"/>
+          <w:szCs w:val="24"/>
+          <w:u w:val="single"/>
+          <w:lang w:val="fr-FR"/>
+        </w:rPr>
+      </w:pPr>
+      <w:r>
+        <w:rPr>
+          <w:rFonts w:ascii="Aptos" w:hAnsi="Aptos" w:eastAsia="Aptos" w:cs="Aptos"/>
+          <w:b w:val="1"/>
+          <w:bCs w:val="1"/>
+          <w:i w:val="1"/>
+          <w:iCs w:val="1"/>
+          <w:noProof w:val="0"/>
+          <w:sz w:val="24"/>
+          <w:szCs w:val="24"/>
+          <w:u w:val="single"/>
+          <w:lang w:val="fr-FR"/>
+        </w:rPr>
+        <w:t>Partie 3 — State Terraform</w:t>
+      </w:r>
+    </w:p>
+    <w:p>
+      <w:pPr>
+        <w:spacing w:before="0" w:beforeAutospacing="off" w:after="0" w:afterAutospacing="off"/>
+      </w:pPr>
+    </w:p>
+    <w:p>
+      <w:pPr>
+        <w:spacing w:before="0" w:beforeAutospacing="off" w:after="0" w:afterAutospacing="off"/>
+        <w:rPr>
+          <w:b w:val="1"/>
+          <w:bCs w:val="1"/>
+          <w:i w:val="1"/>
+          <w:iCs w:val="1"/>
+          <w:u w:val="single"/>
+        </w:rPr>
+      </w:pPr>
+      <w:r>
+        <w:rPr>
+          <w:b w:val="1"/>
+          <w:bCs w:val="1"/>
+          <w:i w:val="1"/>
+          <w:iCs w:val="1"/>
+          <w:u w:val="single"/>
+        </w:rPr>
+        <w:t>9.1</w:t>
+      </w:r>
+    </w:p>
+    <w:tbl>
+      <w:tblPr>
+        <w:tblStyle w:val="TableNormal"/>
+        <w:bidiVisual w:val="0"/>
+        <w:tblW w:w="0" w:type="auto"/>
+        <w:tblLook w:val="06A0" w:firstRow="1" w:lastRow="0" w:firstColumn="1" w:lastColumn="0" w:noHBand="1" w:noVBand="1"/>
+      </w:tblPr>
+      <w:tblGrid>
+        <w:gridCol w:w="975"/>
+        <w:gridCol w:w="8040"/>
+      </w:tblGrid>
+      <w:tr>
+        <w:trPr>
+          <w:trHeight w:val="300"/>
+        </w:trPr>
+        <w:tc>
+          <w:tcPr>
+            <w:tcW w:w="975" w:type="dxa"/>
+            <w:tcBorders>
+              <w:top w:val="single" w:sz="6"/>
+              <w:left w:val="single" w:sz="6"/>
+              <w:bottom w:val="single" w:sz="6"/>
+              <w:right w:val="single" w:sz="6"/>
+            </w:tcBorders>
+            <w:tcMar/>
+            <w:vAlign w:val="center"/>
+          </w:tcPr>
+          <w:p>
+            <w:pPr>
+              <w:spacing w:before="0" w:beforeAutospacing="off" w:after="0" w:afterAutospacing="off"/>
+              <w:rPr>
+                <w:b w:val="0"/>
+                <w:bCs w:val="0"/>
+                <w:i w:val="0"/>
+                <w:iCs w:val="0"/>
+                <w:u w:val="none"/>
+              </w:rPr>
+            </w:pPr>
+            <w:r>
+              <w:rPr>
+                <w:b w:val="0"/>
+                <w:bCs w:val="0"/>
+                <w:i w:val="0"/>
+                <w:iCs w:val="0"/>
+                <w:u w:val="none"/>
+              </w:rPr>
+              <w:t>Ressource</w:t>
+            </w:r>
+          </w:p>
+        </w:tc>
+        <w:tc>
+          <w:tcPr>
+            <w:tcW w:w="8040" w:type="dxa"/>
+            <w:tcBorders>
+              <w:top w:val="single" w:sz="6"/>
+              <w:left w:val="single" w:sz="6"/>
+              <w:bottom w:val="single" w:sz="6"/>
+              <w:right w:val="single" w:sz="6"/>
+            </w:tcBorders>
+            <w:tcMar/>
+            <w:vAlign w:val="center"/>
+          </w:tcPr>
+          <w:p>
+            <w:pPr>
+              <w:spacing w:before="0" w:beforeAutospacing="off" w:after="0" w:afterAutospacing="off"/>
+              <w:rPr>
+                <w:b w:val="0"/>
+                <w:bCs w:val="0"/>
+                <w:i w:val="0"/>
+                <w:iCs w:val="0"/>
+                <w:u w:val="none"/>
+              </w:rPr>
+            </w:pPr>
+            <w:r>
+              <w:rPr>
+                <w:b w:val="0"/>
+                <w:bCs w:val="0"/>
+                <w:i w:val="0"/>
+                <w:iCs w:val="0"/>
+                <w:u w:val="none"/>
+              </w:rPr>
+              <w:t>Ce que Terraform trace dans le state</w:t>
+            </w:r>
+          </w:p>
+        </w:tc>
+      </w:tr>
+      <w:tr>
+        <w:trPr>
+          <w:trHeight w:val="300"/>
+        </w:trPr>
+        <w:tc>
+          <w:tcPr>
+            <w:tcW w:w="975" w:type="dxa"/>
+            <w:tcBorders>
+              <w:top w:val="single" w:sz="6"/>
+              <w:left w:val="single" w:sz="6"/>
+              <w:bottom w:val="single" w:sz="6"/>
+              <w:right w:val="single" w:sz="6"/>
+            </w:tcBorders>
+            <w:tcMar/>
+            <w:vAlign w:val="center"/>
+          </w:tcPr>
+          <w:p>
+            <w:pPr>
+              <w:spacing w:before="0" w:beforeAutospacing="off" w:after="0" w:afterAutospacing="off"/>
+            </w:pPr>
+            <w:r>
+              <w:rPr>
+                <w:b w:val="1"/>
+                <w:bCs w:val="1"/>
+              </w:rPr>
+              <w:t>docker_image</w:t>
+            </w:r>
+          </w:p>
+        </w:tc>
+        <w:tc>
+          <w:tcPr>
+            <w:tcW w:w="8040" w:type="dxa"/>
+            <w:tcBorders>
+              <w:top w:val="single" w:sz="6"/>
+              <w:left w:val="single" w:sz="6"/>
+              <w:bottom w:val="single" w:sz="6"/>
+              <w:right w:val="single" w:sz="6"/>
+            </w:tcBorders>
+            <w:tcMar/>
+            <w:vAlign w:val="center"/>
+          </w:tcPr>
+          <w:p>
+            <w:pPr>
+              <w:spacing w:before="0" w:beforeAutospacing="off" w:after="0" w:afterAutospacing="off"/>
+            </w:pPr>
+            <w:r>
+              <w:rPr/>
+              <w:t>L'ID de l'image (SHA256), le nom/tag, et les métadonnées (taille, layers, etc.)</w:t>
+            </w:r>
+          </w:p>
+        </w:tc>
+      </w:tr>
+      <w:tr>
+        <w:trPr>
+          <w:trHeight w:val="300"/>
+        </w:trPr>
+        <w:tc>
+          <w:tcPr>
+            <w:tcW w:w="975" w:type="dxa"/>
+            <w:tcBorders>
+              <w:top w:val="single" w:sz="6"/>
+              <w:left w:val="single" w:sz="6"/>
+              <w:bottom w:val="single" w:sz="6"/>
+              <w:right w:val="single" w:sz="6"/>
+            </w:tcBorders>
+            <w:tcMar/>
+            <w:vAlign w:val="center"/>
+          </w:tcPr>
+          <w:p>
+            <w:pPr>
+              <w:spacing w:before="0" w:beforeAutospacing="off" w:after="0" w:afterAutospacing="off"/>
+            </w:pPr>
+            <w:r>
+              <w:rPr>
+                <w:b w:val="1"/>
+                <w:bCs w:val="1"/>
+              </w:rPr>
+              <w:t>docker_container</w:t>
+            </w:r>
+          </w:p>
+        </w:tc>
+        <w:tc>
+          <w:tcPr>
+            <w:tcW w:w="8040" w:type="dxa"/>
+            <w:tcBorders>
+              <w:top w:val="single" w:sz="6"/>
+              <w:left w:val="single" w:sz="6"/>
+              <w:bottom w:val="single" w:sz="6"/>
+              <w:right w:val="single" w:sz="6"/>
+            </w:tcBorders>
+            <w:tcMar/>
+            <w:vAlign w:val="center"/>
+          </w:tcPr>
+          <w:p>
+            <w:pPr>
+              <w:spacing w:before="0" w:beforeAutospacing="off" w:after="0" w:afterAutospacing="off"/>
+            </w:pPr>
+            <w:r>
+              <w:rPr/>
+              <w:t>L'ID du conteneur, nom, image utilisée, configuration complète (ports, env, volumes, réseau), état actuel, et attributs dynamiques (hostname, network_data)</w:t>
+            </w:r>
+          </w:p>
+        </w:tc>
+      </w:tr>
+      <w:tr>
+        <w:trPr>
+          <w:trHeight w:val="300"/>
+        </w:trPr>
+        <w:tc>
+          <w:tcPr>
+            <w:tcW w:w="975" w:type="dxa"/>
+            <w:tcBorders>
+              <w:top w:val="single" w:sz="6"/>
+              <w:left w:val="single" w:sz="6"/>
+              <w:bottom w:val="single" w:sz="6"/>
+              <w:right w:val="single" w:sz="6"/>
+            </w:tcBorders>
+            <w:tcMar/>
+            <w:vAlign w:val="center"/>
+          </w:tcPr>
+          <w:p>
+            <w:pPr>
+              <w:spacing w:before="0" w:beforeAutospacing="off" w:after="0" w:afterAutospacing="off"/>
+            </w:pPr>
+            <w:r>
+              <w:rPr>
+                <w:b w:val="1"/>
+                <w:bCs w:val="1"/>
+              </w:rPr>
+              <w:t>docker_network</w:t>
+            </w:r>
+          </w:p>
+        </w:tc>
+        <w:tc>
+          <w:tcPr>
+            <w:tcW w:w="8040" w:type="dxa"/>
+            <w:tcBorders>
+              <w:top w:val="single" w:sz="6"/>
+              <w:left w:val="single" w:sz="6"/>
+              <w:bottom w:val="single" w:sz="6"/>
+              <w:right w:val="single" w:sz="6"/>
+            </w:tcBorders>
+            <w:tcMar/>
+            <w:vAlign w:val="center"/>
+          </w:tcPr>
+          <w:p>
+            <w:pPr>
+              <w:spacing w:before="0" w:beforeAutospacing="off" w:after="0" w:afterAutospacing="off"/>
+            </w:pPr>
+            <w:r>
+              <w:rPr/>
+              <w:t>L'ID du réseau, nom, driver, options, et liste des conteneurs connectés</w:t>
+            </w:r>
+          </w:p>
+        </w:tc>
+      </w:tr>
+      <w:tr>
+        <w:trPr>
+          <w:trHeight w:val="300"/>
+        </w:trPr>
+        <w:tc>
+          <w:tcPr>
+            <w:tcW w:w="975" w:type="dxa"/>
+            <w:tcBorders>
+              <w:top w:val="single" w:sz="6"/>
+              <w:left w:val="single" w:sz="6"/>
+              <w:bottom w:val="single" w:sz="6"/>
+              <w:right w:val="single" w:sz="6"/>
+            </w:tcBorders>
+            <w:tcMar/>
+            <w:vAlign w:val="center"/>
+          </w:tcPr>
+          <w:p>
+            <w:pPr>
+              <w:spacing w:before="0" w:beforeAutospacing="off" w:after="0" w:afterAutospacing="off"/>
+            </w:pPr>
+            <w:r>
+              <w:rPr>
+                <w:b w:val="1"/>
+                <w:bCs w:val="1"/>
+              </w:rPr>
+              <w:t>docker_volume</w:t>
+            </w:r>
+          </w:p>
+        </w:tc>
+        <w:tc>
+          <w:tcPr>
+            <w:tcW w:w="8040" w:type="dxa"/>
+            <w:tcBorders>
+              <w:top w:val="single" w:sz="6"/>
+              <w:left w:val="single" w:sz="6"/>
+              <w:bottom w:val="single" w:sz="6"/>
+              <w:right w:val="single" w:sz="6"/>
+            </w:tcBorders>
+            <w:tcMar/>
+            <w:vAlign w:val="center"/>
+          </w:tcPr>
+          <w:p>
+            <w:pPr>
+              <w:spacing w:before="0" w:beforeAutospacing="off" w:after="0" w:afterAutospacing="off"/>
+            </w:pPr>
+            <w:r>
+              <w:rPr/>
+              <w:t>L'ID du volume, nom, driver, et options de montage</w:t>
+            </w:r>
+          </w:p>
+        </w:tc>
+      </w:tr>
+    </w:tbl>
+    <w:p>
+      <w:pPr>
+        <w:spacing w:before="0" w:beforeAutospacing="off" w:after="0" w:afterAutospacing="off"/>
+      </w:pPr>
+    </w:p>
+    <w:p>
+      <w:pPr>
+        <w:spacing w:before="0" w:beforeAutospacing="off" w:after="0" w:afterAutospacing="off"/>
+        <w:rPr>
+          <w:b w:val="1"/>
+          <w:bCs w:val="1"/>
+          <w:i w:val="1"/>
+          <w:iCs w:val="1"/>
+          <w:u w:val="single"/>
+        </w:rPr>
+      </w:pPr>
+      <w:r>
+        <w:rPr>
+          <w:b w:val="1"/>
+          <w:bCs w:val="1"/>
+          <w:i w:val="1"/>
+          <w:iCs w:val="1"/>
+          <w:u w:val="single"/>
+        </w:rPr>
+        <w:t>9.2</w:t>
+      </w:r>
+    </w:p>
+    <w:p>
+      <w:pPr>
+        <w:spacing w:before="240" w:beforeAutospacing="off" w:after="240" w:afterAutospacing="off"/>
+      </w:pPr>
+      <w:r>
+        <w:rPr>
+          <w:rFonts w:ascii="Aptos" w:hAnsi="Aptos" w:eastAsia="Aptos" w:cs="Aptos"/>
+          <w:noProof w:val="0"/>
+          <w:sz w:val="24"/>
+          <w:szCs w:val="24"/>
+          <w:lang w:val="fr-FR"/>
+        </w:rPr>
+        <w:t>Trois attributs présents dans le state mais non définis dans le code .</w:t>
+      </w:r>
+      <w:r>
+        <w:rPr>
+          <w:rFonts w:ascii="Aptos" w:hAnsi="Aptos" w:eastAsia="Aptos" w:cs="Aptos"/>
+          <w:noProof w:val="0"/>
+          <w:sz w:val="24"/>
+          <w:szCs w:val="24"/>
+          <w:lang w:val="fr-FR"/>
+        </w:rPr>
+        <w:t>tf</w:t>
+      </w:r>
+      <w:r>
+        <w:rPr>
+          <w:rFonts w:ascii="Aptos" w:hAnsi="Aptos" w:eastAsia="Aptos" w:cs="Aptos"/>
+          <w:noProof w:val="0"/>
+          <w:sz w:val="24"/>
+          <w:szCs w:val="24"/>
+          <w:lang w:val="fr-FR"/>
+        </w:rPr>
+        <w:t xml:space="preserve"> :</w:t>
+      </w:r>
+    </w:p>
+    <w:p>
+      <w:pPr>
+        <w:pStyle w:val="Normal"/>
+        <w:spacing w:before="240" w:beforeAutospacing="off" w:after="240" w:afterAutospacing="off"/>
+      </w:pPr>
+      <w:r>
+        <w:rPr>
+          <w:rFonts w:ascii="Aptos" w:hAnsi="Aptos" w:eastAsia="Aptos" w:cs="Aptos"/>
+          <w:noProof w:val="0"/>
+          <w:sz w:val="24"/>
+          <w:szCs w:val="24"/>
+          <w:lang w:val="fr-FR"/>
+        </w:rPr>
+        <w:t>hostname</w:t>
+      </w:r>
+      <w:r>
+        <w:rPr>
+          <w:rFonts w:ascii="Aptos" w:hAnsi="Aptos" w:eastAsia="Aptos" w:cs="Aptos"/>
+          <w:noProof w:val="0"/>
+          <w:sz w:val="24"/>
+          <w:szCs w:val="24"/>
+          <w:lang w:val="fr-FR"/>
+        </w:rPr>
+        <w:t xml:space="preserve"> : "fc4bffa54b11" — Généré automatiquement par le démon Docker.</w:t>
+      </w:r>
+    </w:p>
+    <w:p>
+      <w:pPr>
+        <w:pStyle w:val="Normal"/>
+        <w:spacing w:before="240" w:beforeAutospacing="off" w:after="240" w:afterAutospacing="off"/>
+      </w:pPr>
+      <w:r>
+        <w:rPr>
+          <w:rFonts w:ascii="Aptos" w:hAnsi="Aptos" w:eastAsia="Aptos" w:cs="Aptos"/>
+          <w:noProof w:val="0"/>
+          <w:sz w:val="24"/>
+          <w:szCs w:val="24"/>
+          <w:lang w:val="fr-FR"/>
+        </w:rPr>
+        <w:t>id</w:t>
+      </w:r>
+      <w:r>
+        <w:rPr>
+          <w:rFonts w:ascii="Aptos" w:hAnsi="Aptos" w:eastAsia="Aptos" w:cs="Aptos"/>
+          <w:noProof w:val="0"/>
+          <w:sz w:val="24"/>
+          <w:szCs w:val="24"/>
+          <w:lang w:val="fr-FR"/>
+        </w:rPr>
+        <w:t xml:space="preserve"> : "fc4bffa54b117790f234..." — Identifiant unique global généré par Docker à la création.</w:t>
+      </w:r>
+    </w:p>
+    <w:p>
+      <w:pPr>
+        <w:pStyle w:val="Normal"/>
+        <w:spacing w:before="240" w:beforeAutospacing="off" w:after="240" w:afterAutospacing="off"/>
+      </w:pPr>
+      <w:r>
+        <w:rPr>
+          <w:rFonts w:ascii="Aptos" w:hAnsi="Aptos" w:eastAsia="Aptos" w:cs="Aptos"/>
+          <w:noProof w:val="0"/>
+          <w:sz w:val="24"/>
+          <w:szCs w:val="24"/>
+          <w:lang w:val="fr-FR"/>
+        </w:rPr>
+        <w:t>network_data</w:t>
+      </w:r>
+      <w:r>
+        <w:rPr>
+          <w:rFonts w:ascii="Aptos" w:hAnsi="Aptos" w:eastAsia="Aptos" w:cs="Aptos"/>
+          <w:noProof w:val="0"/>
+          <w:sz w:val="24"/>
+          <w:szCs w:val="24"/>
+          <w:lang w:val="fr-FR"/>
+        </w:rPr>
+        <w:t xml:space="preserve"> (</w:t>
+      </w:r>
+      <w:r>
+        <w:rPr>
+          <w:rFonts w:ascii="Aptos" w:hAnsi="Aptos" w:eastAsia="Aptos" w:cs="Aptos"/>
+          <w:noProof w:val="0"/>
+          <w:sz w:val="24"/>
+          <w:szCs w:val="24"/>
+          <w:lang w:val="fr-FR"/>
+        </w:rPr>
+        <w:t>ip_address</w:t>
+      </w:r>
+      <w:r>
+        <w:rPr>
+          <w:rFonts w:ascii="Aptos" w:hAnsi="Aptos" w:eastAsia="Aptos" w:cs="Aptos"/>
+          <w:noProof w:val="0"/>
+          <w:sz w:val="24"/>
+          <w:szCs w:val="24"/>
+          <w:lang w:val="fr-FR"/>
+        </w:rPr>
+        <w:t xml:space="preserve">, </w:t>
+      </w:r>
+      <w:r>
+        <w:rPr>
+          <w:rFonts w:ascii="Aptos" w:hAnsi="Aptos" w:eastAsia="Aptos" w:cs="Aptos"/>
+          <w:noProof w:val="0"/>
+          <w:sz w:val="24"/>
+          <w:szCs w:val="24"/>
+          <w:lang w:val="fr-FR"/>
+        </w:rPr>
+        <w:t>mac_address</w:t>
+      </w:r>
+      <w:r>
+        <w:rPr>
+          <w:rFonts w:ascii="Aptos" w:hAnsi="Aptos" w:eastAsia="Aptos" w:cs="Aptos"/>
+          <w:noProof w:val="0"/>
+          <w:sz w:val="24"/>
+          <w:szCs w:val="24"/>
+          <w:lang w:val="fr-FR"/>
+        </w:rPr>
+        <w:t>) — Valeurs attribuées dynamiquement par Docker lors de la connexion au réseau bridge.</w:t>
+      </w:r>
+    </w:p>
+    <w:p>
+      <w:pPr>
+        <w:pStyle w:val="Normal"/>
+        <w:spacing w:before="240" w:beforeAutospacing="off" w:after="240" w:afterAutospacing="off"/>
+      </w:pPr>
+      <w:r>
+        <w:rPr>
+          <w:rFonts w:ascii="Aptos" w:hAnsi="Aptos" w:eastAsia="Aptos" w:cs="Aptos"/>
+          <w:noProof w:val="0"/>
+          <w:sz w:val="24"/>
+          <w:szCs w:val="24"/>
+          <w:lang w:val="fr-FR"/>
+        </w:rPr>
+        <w:t>Origine : Ces attributs proviennent directement de l'API Docker après l'exécution. Terraform les récupère pour maintenir une image fidèle de la réalité technique du conteneur.</w:t>
+      </w:r>
+    </w:p>
+    <w:p>
+      <w:pPr>
+        <w:spacing w:before="0" w:beforeAutospacing="off" w:after="0" w:afterAutospacing="off"/>
+        <w:rPr>
+          <w:b w:val="1"/>
+          <w:bCs w:val="1"/>
+          <w:i w:val="1"/>
+          <w:iCs w:val="1"/>
+          <w:u w:val="single"/>
+        </w:rPr>
+      </w:pPr>
+      <w:r>
+        <w:rPr>
+          <w:b w:val="1"/>
+          <w:bCs w:val="1"/>
+          <w:i w:val="1"/>
+          <w:iCs w:val="1"/>
+          <w:u w:val="single"/>
+        </w:rPr>
+        <w:t>9.3</w:t>
+      </w:r>
+    </w:p>
+    <w:p>
+      <w:pPr>
+        <w:pStyle w:val="Normal"/>
+        <w:spacing w:before="0" w:beforeAutospacing="off" w:after="0" w:afterAutospacing="off"/>
+        <w:rPr>
+          <w:rFonts w:ascii="Aptos" w:hAnsi="Aptos" w:eastAsia="Aptos" w:cs="Aptos"/>
+          <w:noProof w:val="0"/>
+          <w:sz w:val="24"/>
+          <w:szCs w:val="24"/>
+          <w:lang w:val="fr-FR"/>
+        </w:rPr>
+      </w:pPr>
+      <w:r>
+        <w:rPr>
+          <w:rFonts w:ascii="Aptos" w:hAnsi="Aptos" w:eastAsia="Aptos" w:cs="Aptos"/>
+          <w:noProof w:val="0"/>
+          <w:sz w:val="24"/>
+          <w:szCs w:val="24"/>
+          <w:lang w:val="fr-FR"/>
+        </w:rPr>
+        <w:t xml:space="preserve">Lors du </w:t>
+      </w:r>
+      <w:r>
+        <w:rPr>
+          <w:rFonts w:ascii="Consolas" w:hAnsi="Consolas" w:eastAsia="Consolas" w:cs="Consolas"/>
+          <w:noProof w:val="0"/>
+          <w:sz w:val="24"/>
+          <w:szCs w:val="24"/>
+          <w:lang w:val="fr-FR"/>
+        </w:rPr>
+        <w:t>terraform</w:t>
+      </w:r>
+      <w:r>
+        <w:rPr>
+          <w:rFonts w:ascii="Consolas" w:hAnsi="Consolas" w:eastAsia="Consolas" w:cs="Consolas"/>
+          <w:noProof w:val="0"/>
+          <w:sz w:val="24"/>
+          <w:szCs w:val="24"/>
+          <w:lang w:val="fr-FR"/>
+        </w:rPr>
+        <w:t xml:space="preserve"> plan</w:t>
+      </w:r>
+      <w:r>
+        <w:rPr>
+          <w:rFonts w:ascii="Aptos" w:hAnsi="Aptos" w:eastAsia="Aptos" w:cs="Aptos"/>
+          <w:noProof w:val="0"/>
+          <w:sz w:val="24"/>
+          <w:szCs w:val="24"/>
+          <w:lang w:val="fr-FR"/>
+        </w:rPr>
+        <w:t xml:space="preserve">, </w:t>
+      </w:r>
+      <w:r>
+        <w:rPr>
+          <w:rFonts w:ascii="Aptos" w:hAnsi="Aptos" w:eastAsia="Aptos" w:cs="Aptos"/>
+          <w:noProof w:val="0"/>
+          <w:sz w:val="24"/>
+          <w:szCs w:val="24"/>
+          <w:lang w:val="fr-FR"/>
+        </w:rPr>
+        <w:t>Terraform</w:t>
+      </w:r>
+      <w:r>
+        <w:rPr>
+          <w:rFonts w:ascii="Aptos" w:hAnsi="Aptos" w:eastAsia="Aptos" w:cs="Aptos"/>
+          <w:noProof w:val="0"/>
+          <w:sz w:val="24"/>
+          <w:szCs w:val="24"/>
+          <w:lang w:val="fr-FR"/>
+        </w:rPr>
+        <w:t xml:space="preserve"> détecte un écart entre le state (où le conteneur est marqué présent) et l'infrastructure réelle (où le conteneur est manquant). Il a donc </w:t>
+      </w:r>
+      <w:r>
+        <w:rPr>
+          <w:rFonts w:ascii="Aptos" w:hAnsi="Aptos" w:eastAsia="Aptos" w:cs="Aptos"/>
+          <w:noProof w:val="0"/>
+          <w:sz w:val="24"/>
+          <w:szCs w:val="24"/>
+          <w:lang w:val="fr-FR"/>
+        </w:rPr>
+        <w:t>planifier</w:t>
+      </w:r>
+      <w:r>
+        <w:rPr>
+          <w:rFonts w:ascii="Aptos" w:hAnsi="Aptos" w:eastAsia="Aptos" w:cs="Aptos"/>
+          <w:noProof w:val="0"/>
+          <w:sz w:val="24"/>
+          <w:szCs w:val="24"/>
+          <w:lang w:val="fr-FR"/>
+        </w:rPr>
+        <w:t xml:space="preserve"> une action </w:t>
+      </w:r>
+      <w:r>
+        <w:rPr>
+          <w:rFonts w:ascii="Aptos" w:hAnsi="Aptos" w:eastAsia="Aptos" w:cs="Aptos"/>
+          <w:b w:val="1"/>
+          <w:bCs w:val="1"/>
+          <w:noProof w:val="0"/>
+          <w:sz w:val="24"/>
+          <w:szCs w:val="24"/>
+          <w:lang w:val="fr-FR"/>
+        </w:rPr>
+        <w:t xml:space="preserve"># </w:t>
+      </w:r>
+      <w:r>
+        <w:rPr>
+          <w:rFonts w:ascii="Aptos" w:hAnsi="Aptos" w:eastAsia="Aptos" w:cs="Aptos"/>
+          <w:b w:val="1"/>
+          <w:bCs w:val="1"/>
+          <w:noProof w:val="0"/>
+          <w:sz w:val="24"/>
+          <w:szCs w:val="24"/>
+          <w:lang w:val="fr-FR"/>
+        </w:rPr>
+        <w:t>create</w:t>
+      </w:r>
+      <w:r>
+        <w:rPr>
+          <w:rFonts w:ascii="Aptos" w:hAnsi="Aptos" w:eastAsia="Aptos" w:cs="Aptos"/>
+          <w:b w:val="1"/>
+          <w:bCs w:val="1"/>
+          <w:noProof w:val="0"/>
+          <w:sz w:val="24"/>
+          <w:szCs w:val="24"/>
+          <w:lang w:val="fr-FR"/>
+        </w:rPr>
+        <w:t xml:space="preserve"> </w:t>
+      </w:r>
+      <w:r>
+        <w:rPr>
+          <w:rFonts w:ascii="Aptos" w:hAnsi="Aptos" w:eastAsia="Aptos" w:cs="Aptos"/>
+          <w:noProof w:val="0"/>
+          <w:sz w:val="24"/>
+          <w:szCs w:val="24"/>
+          <w:lang w:val="fr-FR"/>
+        </w:rPr>
+        <w:t>pour corriger la dérive et restaurer l'état souhaité défini dans le code source.</w:t>
+      </w:r>
+    </w:p>
+    <w:p>
+      <w:r>
+        <w:br w:type="page"/>
+      </w:r>
+    </w:p>
+    <w:p>
+      <w:pPr>
+        <w:pStyle w:val="Normal"/>
+        <w:spacing w:before="0" w:beforeAutospacing="off" w:after="0" w:afterAutospacing="off"/>
+        <w:rPr>
+          <w:rFonts w:ascii="Aptos" w:hAnsi="Aptos" w:eastAsia="Aptos" w:cs="Aptos"/>
+          <w:b w:val="1"/>
+          <w:bCs w:val="1"/>
+          <w:i w:val="1"/>
+          <w:iCs w:val="1"/>
+          <w:noProof w:val="0"/>
+          <w:sz w:val="24"/>
+          <w:szCs w:val="24"/>
+          <w:u w:val="single"/>
+          <w:lang w:val="fr-FR"/>
+        </w:rPr>
+      </w:pPr>
+      <w:r>
+        <w:rPr>
+          <w:rFonts w:ascii="Aptos" w:hAnsi="Aptos" w:eastAsia="Aptos" w:cs="Aptos"/>
+          <w:b w:val="1"/>
+          <w:bCs w:val="1"/>
+          <w:i w:val="1"/>
+          <w:iCs w:val="1"/>
+          <w:noProof w:val="0"/>
+          <w:sz w:val="24"/>
+          <w:szCs w:val="24"/>
+          <w:u w:val="single"/>
+          <w:lang w:val="fr-FR"/>
+        </w:rPr>
+        <w:t>9.4</w:t>
+      </w:r>
+    </w:p>
+    <w:p>
+      <w:pPr>
+        <w:spacing w:before="0" w:beforeAutospacing="off" w:after="0" w:afterAutospacing="off"/>
+      </w:pPr>
+      <w:r>
+        <w:rPr/>
+        <w:t>Conteneur opérationel</w:t>
+      </w:r>
+    </w:p>
+    <w:p>
+      <w:pPr>
+        <w:spacing w:before="0" w:beforeAutospacing="off" w:after="0" w:afterAutospacing="off"/>
+      </w:pPr>
+    </w:p>
+    <w:p>
+      <w:pPr>
+        <w:spacing w:before="0" w:beforeAutospacing="off" w:after="0" w:afterAutospacing="off"/>
+        <w:rPr>
+          <w:b w:val="1"/>
+          <w:bCs w:val="1"/>
+          <w:i w:val="1"/>
+          <w:iCs w:val="1"/>
+          <w:u w:val="single"/>
+        </w:rPr>
+      </w:pPr>
+      <w:r>
+        <w:rPr>
+          <w:b w:val="1"/>
+          <w:bCs w:val="1"/>
+          <w:i w:val="1"/>
+          <w:iCs w:val="1"/>
+          <w:u w:val="single"/>
+        </w:rPr>
+        <w:t>10.1</w:t>
+      </w:r>
+    </w:p>
+    <w:p>
+      <w:pPr>
+        <w:spacing w:before="0" w:beforeAutospacing="off" w:after="0" w:afterAutospacing="off"/>
+      </w:pPr>
+      <w:r>
+        <w:rPr/>
+        <w:t>Répo git</w:t>
+      </w:r>
+    </w:p>
+    <w:p>
+      <w:pPr>
+        <w:spacing w:before="0" w:beforeAutospacing="off" w:after="0" w:afterAutospacing="off"/>
+      </w:pPr>
+    </w:p>
+    <w:p>
+      <w:pPr>
+        <w:spacing w:before="0" w:beforeAutospacing="off" w:after="0" w:afterAutospacing="off"/>
+        <w:rPr>
+          <w:b w:val="1"/>
+          <w:bCs w:val="1"/>
+          <w:i w:val="1"/>
+          <w:iCs w:val="1"/>
+          <w:u w:val="single"/>
+        </w:rPr>
+      </w:pPr>
+      <w:r>
+        <w:rPr>
+          <w:b w:val="1"/>
+          <w:bCs w:val="1"/>
+          <w:i w:val="1"/>
+          <w:iCs w:val="1"/>
+          <w:u w:val="single"/>
+        </w:rPr>
+        <w:t>10.2</w:t>
+      </w:r>
+    </w:p>
+    <w:p>
+      <w:pPr>
+        <w:spacing w:before="0" w:beforeAutospacing="off" w:after="0" w:afterAutospacing="off"/>
+      </w:pPr>
+      <w:r>
+        <w:rPr/>
+        <w:t>Répo git</w:t>
+      </w:r>
+    </w:p>
+    <w:p>
+      <w:pPr>
+        <w:spacing w:before="0" w:beforeAutospacing="off" w:after="0" w:afterAutospacing="off"/>
+      </w:pPr>
+    </w:p>
+    <w:p>
+      <w:pPr>
+        <w:spacing w:before="0" w:beforeAutospacing="off" w:after="0" w:afterAutospacing="off"/>
+        <w:rPr>
+          <w:b w:val="1"/>
+          <w:bCs w:val="1"/>
+          <w:i w:val="1"/>
+          <w:iCs w:val="1"/>
+          <w:u w:val="single"/>
+        </w:rPr>
+      </w:pPr>
+      <w:r>
+        <w:rPr>
+          <w:b w:val="1"/>
+          <w:bCs w:val="1"/>
+          <w:i w:val="1"/>
+          <w:iCs w:val="1"/>
+          <w:u w:val="single"/>
+        </w:rPr>
+        <w:t>10.3</w:t>
+      </w:r>
+    </w:p>
+    <w:p>
+      <w:pPr>
+        <w:pStyle w:val="Normal"/>
+        <w:spacing w:before="0" w:beforeAutospacing="off" w:after="0" w:afterAutospacing="off"/>
+      </w:pPr>
+      <w:r>
+        <w:rPr/>
+        <w:t>Répo git</w:t>
+      </w:r>
+    </w:p>
+    <w:p>
+      <w:pPr>
+        <w:spacing w:before="0" w:beforeAutospacing="off" w:after="0" w:afterAutospacing="off"/>
+      </w:pPr>
+    </w:p>
+    <w:p>
+      <w:pPr>
+        <w:spacing w:before="0" w:beforeAutospacing="off" w:after="0" w:afterAutospacing="off"/>
+        <w:rPr>
+          <w:b w:val="1"/>
+          <w:bCs w:val="1"/>
+          <w:i w:val="1"/>
+          <w:iCs w:val="1"/>
+          <w:u w:val="single"/>
+        </w:rPr>
+      </w:pPr>
+      <w:r>
+        <w:rPr>
+          <w:b w:val="1"/>
+          <w:bCs w:val="1"/>
+          <w:i w:val="1"/>
+          <w:iCs w:val="1"/>
+          <w:u w:val="single"/>
+        </w:rPr>
+        <w:t>10.4</w:t>
+      </w:r>
+    </w:p>
+    <w:p>
+      <w:pPr>
+        <w:spacing w:before="0" w:beforeAutospacing="off" w:after="0" w:afterAutospacing="off"/>
+      </w:pPr>
+      <w:r>
+        <w:rPr/>
+        <w:t>Répo git</w:t>
+      </w:r>
+    </w:p>
+    <w:p>
+      <w:pPr>
+        <w:spacing w:before="0" w:beforeAutospacing="off" w:after="0" w:afterAutospacing="off"/>
+      </w:pPr>
+    </w:p>
+    <w:p>
+      <w:pPr>
+        <w:spacing w:before="0" w:beforeAutospacing="off" w:after="0" w:afterAutospacing="off"/>
+      </w:pPr>
+    </w:p>
+    <w:p>
+      <w:pPr>
+        <w:spacing w:before="0" w:beforeAutospacing="off" w:after="0" w:afterAutospacing="off"/>
+        <w:rPr>
+          <w:b w:val="1"/>
+          <w:bCs w:val="1"/>
+          <w:i w:val="1"/>
+          <w:iCs w:val="1"/>
+          <w:u w:val="single"/>
+        </w:rPr>
+      </w:pPr>
+      <w:r>
+        <w:rPr>
+          <w:b w:val="1"/>
+          <w:bCs w:val="1"/>
+          <w:i w:val="1"/>
+          <w:iCs w:val="1"/>
+          <w:u w:val="single"/>
+        </w:rPr>
+        <w:t>11.1</w:t>
+      </w:r>
+    </w:p>
+    <w:p>
+      <w:pPr>
+        <w:spacing w:before="0" w:beforeAutospacing="off" w:after="0" w:afterAutospacing="off"/>
+      </w:pPr>
+      <w:r>
+        <w:rPr/>
+        <w:t xml:space="preserve">Avec le bloc : Le conteneur n'est pas recréé lors de modifications mineures de l'attribut image. Cependant, si la ressource </w:t>
+      </w:r>
+      <w:r>
+        <w:rPr/>
+        <w:t>docker_image</w:t>
+      </w:r>
+      <w:r>
+        <w:rPr/>
+        <w:t xml:space="preserve"> elle-même change, le remplacement a lieu car le lien de dépendance est rompu.</w:t>
+      </w:r>
+    </w:p>
+    <w:p>
+      <w:pPr>
+        <w:pStyle w:val="Normal"/>
+        <w:spacing w:before="0" w:beforeAutospacing="off" w:after="0" w:afterAutospacing="off"/>
+      </w:pPr>
+      <w:r>
+        <w:rPr/>
+        <w:t xml:space="preserve"> </w:t>
+      </w:r>
+    </w:p>
+    <w:p>
+      <w:pPr>
+        <w:pStyle w:val="Normal"/>
+        <w:spacing w:before="0" w:beforeAutospacing="off" w:after="0" w:afterAutospacing="off"/>
+      </w:pPr>
+      <w:r>
+        <w:rPr/>
+        <w:t>Sans le bloc : Le comportement reste similaire ici car le changement provient de la source et non d'une simple modification de l'argument dans le bloc conteneur.</w:t>
+      </w:r>
+    </w:p>
+    <w:p>
+      <w:pPr>
+        <w:spacing w:before="0" w:beforeAutospacing="off" w:after="0" w:afterAutospacing="off"/>
+      </w:pPr>
+    </w:p>
+    <w:p>
+      <w:pPr>
+        <w:spacing w:before="0" w:beforeAutospacing="off" w:after="0" w:afterAutospacing="off"/>
+        <w:rPr>
+          <w:b w:val="1"/>
+          <w:bCs w:val="1"/>
+          <w:i w:val="1"/>
+          <w:iCs w:val="1"/>
+          <w:u w:val="single"/>
+        </w:rPr>
+      </w:pPr>
+      <w:r>
+        <w:rPr>
+          <w:b w:val="1"/>
+          <w:bCs w:val="1"/>
+          <w:i w:val="1"/>
+          <w:iCs w:val="1"/>
+          <w:u w:val="single"/>
+        </w:rPr>
+        <w:t>11.2</w:t>
+      </w:r>
+    </w:p>
+    <w:p>
+      <w:pPr>
+        <w:spacing w:before="0" w:beforeAutospacing="off" w:after="0" w:afterAutospacing="off"/>
+      </w:pPr>
+      <w:r>
+        <w:rPr/>
+        <w:t>Marque manuellement la ressource comme "souillée" ou dégradée dans le state.</w:t>
+      </w:r>
+    </w:p>
+    <w:p>
+      <w:pPr>
+        <w:spacing w:before="0" w:beforeAutospacing="off" w:after="0" w:afterAutospacing="off"/>
+      </w:pPr>
+    </w:p>
+    <w:p>
+      <w:pPr>
+        <w:spacing w:before="0" w:beforeAutospacing="off" w:after="0" w:afterAutospacing="off"/>
+        <w:rPr>
+          <w:b w:val="1"/>
+          <w:bCs w:val="1"/>
+          <w:i w:val="1"/>
+          <w:iCs w:val="1"/>
+          <w:u w:val="single"/>
+        </w:rPr>
+      </w:pPr>
+      <w:r>
+        <w:rPr>
+          <w:b w:val="1"/>
+          <w:bCs w:val="1"/>
+          <w:i w:val="1"/>
+          <w:iCs w:val="1"/>
+          <w:u w:val="single"/>
+        </w:rPr>
+        <w:t>11.3</w:t>
+      </w:r>
+    </w:p>
+    <w:p>
+      <w:pPr>
+        <w:pStyle w:val="Normal"/>
+        <w:spacing w:before="0" w:beforeAutospacing="off" w:after="0" w:afterAutospacing="off"/>
+      </w:pPr>
+      <w:r>
+        <w:rPr/>
+        <w:t>Il i</w:t>
+      </w:r>
+      <w:r>
+        <w:rPr>
+          <w:rFonts w:ascii="Aptos" w:hAnsi="Aptos" w:eastAsia="Aptos" w:cs="Aptos"/>
+          <w:noProof w:val="0"/>
+          <w:sz w:val="24"/>
+          <w:szCs w:val="24"/>
+          <w:lang w:val="fr-FR"/>
+        </w:rPr>
+        <w:t xml:space="preserve">nverse l'ordre par défaut. </w:t>
+      </w:r>
+      <w:r>
+        <w:rPr>
+          <w:rFonts w:ascii="Aptos" w:hAnsi="Aptos" w:eastAsia="Aptos" w:cs="Aptos"/>
+          <w:noProof w:val="0"/>
+          <w:sz w:val="24"/>
+          <w:szCs w:val="24"/>
+          <w:lang w:val="fr-FR"/>
+        </w:rPr>
+        <w:t>Terraform</w:t>
+      </w:r>
+      <w:r>
+        <w:rPr>
+          <w:rFonts w:ascii="Aptos" w:hAnsi="Aptos" w:eastAsia="Aptos" w:cs="Aptos"/>
+          <w:noProof w:val="0"/>
+          <w:sz w:val="24"/>
+          <w:szCs w:val="24"/>
+          <w:lang w:val="fr-FR"/>
+        </w:rPr>
+        <w:t xml:space="preserve"> déploie d'abord le nouveau conteneur, attend qu'il soit "</w:t>
+      </w:r>
+      <w:r>
+        <w:rPr>
+          <w:rFonts w:ascii="Aptos" w:hAnsi="Aptos" w:eastAsia="Aptos" w:cs="Aptos"/>
+          <w:noProof w:val="0"/>
+          <w:sz w:val="24"/>
+          <w:szCs w:val="24"/>
+          <w:lang w:val="fr-FR"/>
+        </w:rPr>
+        <w:t>ready</w:t>
+      </w:r>
+      <w:r>
+        <w:rPr>
+          <w:rFonts w:ascii="Aptos" w:hAnsi="Aptos" w:eastAsia="Aptos" w:cs="Aptos"/>
+          <w:noProof w:val="0"/>
+          <w:sz w:val="24"/>
+          <w:szCs w:val="24"/>
+          <w:lang w:val="fr-FR"/>
+        </w:rPr>
+        <w:t>", puis supprime l'ancien. Ça assure une continuité de service et évite la mise hors service de fonction</w:t>
+      </w:r>
+    </w:p>
+    <w:p>
+      <w:pPr>
+        <w:pStyle w:val="Normal"/>
+        <w:spacing w:before="0" w:beforeAutospacing="off" w:after="0" w:afterAutospacing="off"/>
+        <w:rPr>
+          <w:rFonts w:ascii="Aptos" w:hAnsi="Aptos" w:eastAsia="Aptos" w:cs="Aptos"/>
+          <w:noProof w:val="0"/>
+          <w:sz w:val="24"/>
+          <w:szCs w:val="24"/>
+          <w:lang w:val="fr-FR"/>
+        </w:rPr>
+      </w:pPr>
+    </w:p>
+    <w:p>
+      <w:pPr>
+        <w:spacing w:before="0" w:beforeAutospacing="off" w:after="0" w:afterAutospacing="off"/>
+      </w:pPr>
+    </w:p>
+    <w:p>
+      <w:pPr>
+        <w:spacing w:before="0" w:beforeAutospacing="off" w:after="0" w:afterAutospacing="off"/>
+      </w:pPr>
+    </w:p>
+    <w:p>
+      <w:r>
+        <w:br w:type="page"/>
+      </w:r>
+    </w:p>
+    <w:p>
+      <w:pPr>
+        <w:pStyle w:val="Normal"/>
+        <w:spacing w:before="0" w:beforeAutospacing="off" w:after="0" w:afterAutospacing="off"/>
+        <w:rPr>
+          <w:rFonts w:ascii="Aptos" w:hAnsi="Aptos" w:eastAsia="Aptos" w:cs="Aptos"/>
+          <w:b w:val="1"/>
+          <w:bCs w:val="1"/>
+          <w:i w:val="1"/>
+          <w:iCs w:val="1"/>
+          <w:noProof w:val="0"/>
+          <w:sz w:val="24"/>
+          <w:szCs w:val="24"/>
+          <w:u w:val="single"/>
+          <w:lang w:val="fr-FR"/>
+        </w:rPr>
+      </w:pPr>
+      <w:r>
+        <w:rPr>
+          <w:rFonts w:ascii="Aptos" w:hAnsi="Aptos" w:eastAsia="Aptos" w:cs="Aptos"/>
+          <w:b w:val="1"/>
+          <w:bCs w:val="1"/>
+          <w:i w:val="1"/>
+          <w:iCs w:val="1"/>
+          <w:noProof w:val="0"/>
+          <w:sz w:val="24"/>
+          <w:szCs w:val="24"/>
+          <w:u w:val="single"/>
+          <w:lang w:val="fr-FR"/>
+        </w:rPr>
+        <w:t>Partie 4 — count</w:t>
+      </w:r>
+    </w:p>
+    <w:p>
+      <w:pPr>
+        <w:spacing w:before="0" w:beforeAutospacing="off" w:after="0" w:afterAutospacing="off"/>
+      </w:pPr>
+    </w:p>
+    <w:p>
+      <w:pPr>
+        <w:spacing w:before="0" w:beforeAutospacing="off" w:after="0" w:afterAutospacing="off"/>
+        <w:rPr>
+          <w:b w:val="1"/>
+          <w:bCs w:val="1"/>
+          <w:i w:val="1"/>
+          <w:iCs w:val="1"/>
+          <w:u w:val="single"/>
+        </w:rPr>
+      </w:pPr>
+      <w:r>
+        <w:rPr>
+          <w:b w:val="1"/>
+          <w:bCs w:val="1"/>
+          <w:i w:val="1"/>
+          <w:iCs w:val="1"/>
+          <w:u w:val="single"/>
+        </w:rPr>
+        <w:t>12.1</w:t>
+      </w:r>
+    </w:p>
+    <w:p>
+      <w:pPr>
+        <w:spacing w:before="0" w:beforeAutospacing="off" w:after="0" w:afterAutospacing="off"/>
+      </w:pPr>
+      <w:r>
+        <w:rPr/>
+        <w:t>Repo git</w:t>
+      </w:r>
+    </w:p>
+    <w:p>
+      <w:pPr>
+        <w:spacing w:before="0" w:beforeAutospacing="off" w:after="0" w:afterAutospacing="off"/>
+        <w:rPr>
+          <w:b w:val="1"/>
+          <w:bCs w:val="1"/>
+          <w:i w:val="1"/>
+          <w:iCs w:val="1"/>
+          <w:u w:val="single"/>
+        </w:rPr>
+      </w:pPr>
+    </w:p>
+    <w:p>
+      <w:pPr>
+        <w:spacing w:before="0" w:beforeAutospacing="off" w:after="0" w:afterAutospacing="off"/>
+        <w:rPr>
+          <w:b w:val="1"/>
+          <w:bCs w:val="1"/>
+          <w:i w:val="1"/>
+          <w:iCs w:val="1"/>
+          <w:u w:val="single"/>
+        </w:rPr>
+      </w:pPr>
+      <w:r>
+        <w:rPr>
+          <w:b w:val="1"/>
+          <w:bCs w:val="1"/>
+          <w:i w:val="1"/>
+          <w:iCs w:val="1"/>
+          <w:u w:val="single"/>
+        </w:rPr>
+        <w:t>12.2</w:t>
+      </w:r>
+    </w:p>
+    <w:p>
+      <w:pPr>
+        <w:spacing w:before="0" w:beforeAutospacing="off" w:after="0" w:afterAutospacing="off"/>
+      </w:pPr>
+      <w:r>
+        <w:rPr/>
+        <w:t xml:space="preserve">Un count se repère </w:t>
+      </w:r>
+      <w:r>
+        <w:rPr/>
+        <w:t>grace</w:t>
+      </w:r>
+      <w:r>
+        <w:rPr/>
+        <w:t xml:space="preserve"> </w:t>
+      </w:r>
+      <w:r>
+        <w:rPr/>
+        <w:t>a</w:t>
+      </w:r>
+      <w:r>
+        <w:rPr/>
+        <w:t xml:space="preserve"> un index numérique mais un </w:t>
+      </w:r>
+      <w:r>
+        <w:rPr/>
+        <w:t>for_each</w:t>
+      </w:r>
+      <w:r>
+        <w:rPr/>
+        <w:t xml:space="preserve"> utilise une clé nommée.</w:t>
+      </w:r>
+    </w:p>
+    <w:p>
+      <w:pPr>
+        <w:spacing w:before="0" w:beforeAutospacing="off" w:after="0" w:afterAutospacing="off"/>
+      </w:pPr>
+    </w:p>
+    <w:p>
+      <w:pPr>
+        <w:spacing w:before="0" w:beforeAutospacing="off" w:after="0" w:afterAutospacing="off"/>
+      </w:pPr>
+      <w:r>
+        <w:rPr>
+          <w:lang w:val="en-US"/>
+        </w:rPr>
+        <w:t>Exemple avec count.</w:t>
+      </w:r>
+      <w:r>
+        <w:br/>
+      </w:r>
+      <w:r>
+        <w:rPr>
+          <w:lang w:val="en-US"/>
+        </w:rPr>
+        <w:t>docker_container.services_count[0], docker_container.services_count[1], docker_container.services_count[2]</w:t>
+      </w:r>
+    </w:p>
+    <w:p>
+      <w:pPr>
+        <w:spacing w:before="0" w:beforeAutospacing="off" w:after="0" w:afterAutospacing="off"/>
+      </w:pPr>
+    </w:p>
+    <w:p>
+      <w:pPr>
+        <w:spacing w:before="0" w:beforeAutospacing="off" w:after="0" w:afterAutospacing="off"/>
+      </w:pPr>
+      <w:r>
+        <w:rPr/>
+        <w:t>Exemple avec for_each</w:t>
+      </w:r>
+    </w:p>
+    <w:p>
+      <w:pPr>
+        <w:spacing w:before="0" w:beforeAutospacing="off" w:after="0" w:afterAutospacing="off"/>
+      </w:pPr>
+      <w:r>
+        <w:rPr>
+          <w:lang w:val="en-US"/>
+        </w:rPr>
+        <w:t>docker_container.services_foreach["user"], docker_container.services_foreach["product"], docker_container.services_foreach["order"]</w:t>
+      </w:r>
+    </w:p>
+    <w:p>
+      <w:pPr>
+        <w:spacing w:before="0" w:beforeAutospacing="off" w:after="0" w:afterAutospacing="off"/>
+      </w:pPr>
+    </w:p>
+    <w:p>
+      <w:pPr>
+        <w:spacing w:before="0" w:beforeAutospacing="off" w:after="0" w:afterAutospacing="off"/>
+        <w:rPr>
+          <w:b w:val="1"/>
+          <w:bCs w:val="1"/>
+          <w:i w:val="1"/>
+          <w:iCs w:val="1"/>
+          <w:u w:val="single"/>
+        </w:rPr>
+      </w:pPr>
+      <w:r>
+        <w:rPr>
+          <w:b w:val="1"/>
+          <w:bCs w:val="1"/>
+          <w:i w:val="1"/>
+          <w:iCs w:val="1"/>
+          <w:u w:val="single"/>
+        </w:rPr>
+        <w:t>12.3</w:t>
+      </w:r>
+    </w:p>
+    <w:p>
+      <w:pPr>
+        <w:spacing w:before="0" w:beforeAutospacing="off" w:after="0" w:afterAutospacing="off"/>
+      </w:pPr>
+      <w:r>
+        <w:rPr/>
+        <w:t xml:space="preserve">Avec </w:t>
+      </w:r>
+      <w:r>
+        <w:rPr/>
+        <w:t>for_each</w:t>
+      </w:r>
+      <w:r>
+        <w:rPr/>
+        <w:t xml:space="preserve"> seule la ressource retirée est détruite. Les autres restent inchangées.</w:t>
+      </w:r>
+    </w:p>
+    <w:p>
+      <w:pPr>
+        <w:pStyle w:val="Normal"/>
+        <w:spacing w:before="0" w:beforeAutospacing="off" w:after="0" w:afterAutospacing="off"/>
+      </w:pPr>
+      <w:r>
+        <w:rPr/>
+        <w:t>Avec count si on retire un élément du milieu de la liste, tous les index suivants changent, causant des remplacements.</w:t>
+      </w:r>
+    </w:p>
+    <w:p>
+      <w:pPr>
+        <w:spacing w:before="0" w:beforeAutospacing="off" w:after="0" w:afterAutospacing="off"/>
+      </w:pPr>
+    </w:p>
+    <w:p>
+      <w:pPr>
+        <w:spacing w:before="0" w:beforeAutospacing="off" w:after="0" w:afterAutospacing="off"/>
+        <w:rPr>
+          <w:b w:val="1"/>
+          <w:bCs w:val="1"/>
+          <w:i w:val="1"/>
+          <w:iCs w:val="1"/>
+          <w:u w:val="single"/>
+        </w:rPr>
+      </w:pPr>
+      <w:r>
+        <w:rPr>
+          <w:b w:val="1"/>
+          <w:bCs w:val="1"/>
+          <w:i w:val="1"/>
+          <w:iCs w:val="1"/>
+          <w:u w:val="single"/>
+        </w:rPr>
+        <w:t>12.4</w:t>
+      </w:r>
+    </w:p>
+    <w:p>
+      <w:pPr>
+        <w:pStyle w:val="Normal"/>
+        <w:spacing w:before="0" w:beforeAutospacing="off" w:after="0" w:afterAutospacing="off"/>
+      </w:pPr>
+      <w:r>
+        <w:rPr>
+          <w:rFonts w:ascii="Aptos" w:hAnsi="Aptos" w:eastAsia="Aptos" w:cs="Aptos"/>
+          <w:noProof w:val="0"/>
+          <w:sz w:val="24"/>
+          <w:szCs w:val="24"/>
+          <w:lang w:val="fr-FR"/>
+        </w:rPr>
+        <w:t xml:space="preserve">Pour gérer la distinction entre les variables communes et celles propres à certains services, on </w:t>
+      </w:r>
+      <w:r>
+        <w:rPr>
+          <w:rFonts w:ascii="Aptos" w:hAnsi="Aptos" w:eastAsia="Aptos" w:cs="Aptos"/>
+          <w:noProof w:val="0"/>
+          <w:sz w:val="24"/>
+          <w:szCs w:val="24"/>
+          <w:lang w:val="fr-FR"/>
+        </w:rPr>
+        <w:t>peux</w:t>
+      </w:r>
+      <w:r>
+        <w:rPr>
+          <w:rFonts w:ascii="Aptos" w:hAnsi="Aptos" w:eastAsia="Aptos" w:cs="Aptos"/>
+          <w:noProof w:val="0"/>
+          <w:sz w:val="24"/>
+          <w:szCs w:val="24"/>
+          <w:lang w:val="fr-FR"/>
+        </w:rPr>
+        <w:t xml:space="preserve"> utilisait une stratégie de </w:t>
+      </w:r>
+      <w:r>
+        <w:rPr>
+          <w:rFonts w:ascii="Aptos" w:hAnsi="Aptos" w:eastAsia="Aptos" w:cs="Aptos"/>
+          <w:b w:val="1"/>
+          <w:bCs w:val="1"/>
+          <w:noProof w:val="0"/>
+          <w:sz w:val="24"/>
+          <w:szCs w:val="24"/>
+          <w:lang w:val="fr-FR"/>
+        </w:rPr>
+        <w:t xml:space="preserve">fusion </w:t>
+      </w:r>
+      <w:r>
+        <w:rPr>
+          <w:rFonts w:ascii="Aptos" w:hAnsi="Aptos" w:eastAsia="Aptos" w:cs="Aptos"/>
+          <w:noProof w:val="0"/>
+          <w:sz w:val="24"/>
+          <w:szCs w:val="24"/>
+          <w:lang w:val="fr-FR"/>
+        </w:rPr>
+        <w:t xml:space="preserve">au sein du bloc </w:t>
+      </w:r>
+      <w:r>
+        <w:rPr>
+          <w:rFonts w:ascii="Consolas" w:hAnsi="Consolas" w:eastAsia="Consolas" w:cs="Consolas"/>
+          <w:noProof w:val="0"/>
+          <w:sz w:val="24"/>
+          <w:szCs w:val="24"/>
+          <w:lang w:val="fr-FR"/>
+        </w:rPr>
+        <w:t>for_each</w:t>
+      </w:r>
+      <w:r>
+        <w:rPr>
+          <w:rFonts w:ascii="Aptos" w:hAnsi="Aptos" w:eastAsia="Aptos" w:cs="Aptos"/>
+          <w:noProof w:val="0"/>
+          <w:sz w:val="24"/>
+          <w:szCs w:val="24"/>
+          <w:lang w:val="fr-FR"/>
+        </w:rPr>
+        <w:t>.3.1</w:t>
+      </w:r>
+    </w:p>
+    <w:p>
+      <w:pPr>
+        <w:spacing w:before="0" w:beforeAutospacing="off" w:after="0" w:afterAutospacing="off"/>
+        <w:rPr>
+          <w:b w:val="1"/>
+          <w:bCs w:val="1"/>
+          <w:i w:val="1"/>
+          <w:iCs w:val="1"/>
+          <w:u w:val="single"/>
+        </w:rPr>
+      </w:pPr>
+    </w:p>
+    <w:p>
+      <w:pPr>
+        <w:spacing w:before="0" w:beforeAutospacing="off" w:after="0" w:afterAutospacing="off"/>
+        <w:rPr>
+          <w:b w:val="1"/>
+          <w:bCs w:val="1"/>
+          <w:i w:val="1"/>
+          <w:iCs w:val="1"/>
+          <w:u w:val="single"/>
+        </w:rPr>
+      </w:pPr>
+      <w:r>
+        <w:rPr>
+          <w:b w:val="1"/>
+          <w:bCs w:val="1"/>
+          <w:i w:val="1"/>
+          <w:iCs w:val="1"/>
+          <w:u w:val="single"/>
+        </w:rPr>
+        <w:t>13.1</w:t>
+      </w:r>
+    </w:p>
+    <w:p>
+      <w:pPr>
+        <w:spacing w:before="0" w:beforeAutospacing="off" w:after="0" w:afterAutospacing="off"/>
+      </w:pPr>
+      <w:r>
+        <w:rPr/>
+        <w:t>Repo git</w:t>
+      </w:r>
+    </w:p>
+    <w:p>
+      <w:pPr>
+        <w:spacing w:before="0" w:beforeAutospacing="off" w:after="0" w:afterAutospacing="off"/>
+      </w:pPr>
+    </w:p>
+    <w:p>
+      <w:pPr>
+        <w:spacing w:before="0" w:beforeAutospacing="off" w:after="0" w:afterAutospacing="off"/>
+        <w:rPr>
+          <w:b w:val="1"/>
+          <w:bCs w:val="1"/>
+          <w:i w:val="1"/>
+          <w:iCs w:val="1"/>
+          <w:u w:val="single"/>
+        </w:rPr>
+      </w:pPr>
+      <w:r>
+        <w:rPr>
+          <w:b w:val="1"/>
+          <w:bCs w:val="1"/>
+          <w:i w:val="1"/>
+          <w:iCs w:val="1"/>
+          <w:u w:val="single"/>
+        </w:rPr>
+        <w:t>13.2</w:t>
+      </w:r>
+    </w:p>
+    <w:p>
+      <w:pPr>
+        <w:pStyle w:val="Normal"/>
+        <w:spacing w:before="0" w:beforeAutospacing="off" w:after="0" w:afterAutospacing="off"/>
+      </w:pPr>
+      <w:r>
+        <w:rPr>
+          <w:rFonts w:ascii="Aptos" w:hAnsi="Aptos" w:eastAsia="Aptos" w:cs="Aptos"/>
+          <w:noProof w:val="0"/>
+          <w:sz w:val="24"/>
+          <w:szCs w:val="24"/>
+          <w:lang w:val="fr-FR"/>
+        </w:rPr>
+        <w:t xml:space="preserve">Dans </w:t>
+      </w:r>
+      <w:r>
+        <w:rPr>
+          <w:rFonts w:ascii="Consolas" w:hAnsi="Consolas" w:eastAsia="Consolas" w:cs="Consolas"/>
+          <w:noProof w:val="0"/>
+          <w:sz w:val="24"/>
+          <w:szCs w:val="24"/>
+          <w:lang w:val="fr-FR"/>
+        </w:rPr>
+        <w:t>images.tf</w:t>
+      </w:r>
+      <w:r>
+        <w:rPr>
+          <w:rFonts w:ascii="Aptos" w:hAnsi="Aptos" w:eastAsia="Aptos" w:cs="Aptos"/>
+          <w:noProof w:val="0"/>
+          <w:sz w:val="24"/>
+          <w:szCs w:val="24"/>
+          <w:lang w:val="fr-FR"/>
+        </w:rPr>
+        <w:t xml:space="preserve">, le mécanisme </w:t>
+      </w:r>
+      <w:r>
+        <w:rPr>
+          <w:rFonts w:ascii="Consolas" w:hAnsi="Consolas" w:eastAsia="Consolas" w:cs="Consolas"/>
+          <w:noProof w:val="0"/>
+          <w:sz w:val="24"/>
+          <w:szCs w:val="24"/>
+          <w:lang w:val="fr-FR"/>
+        </w:rPr>
+        <w:t>sha256</w:t>
+      </w:r>
+      <w:r>
+        <w:rPr>
+          <w:rFonts w:ascii="Aptos" w:hAnsi="Aptos" w:eastAsia="Aptos" w:cs="Aptos"/>
+          <w:noProof w:val="0"/>
+          <w:sz w:val="24"/>
+          <w:szCs w:val="24"/>
+          <w:lang w:val="fr-FR"/>
+        </w:rPr>
+        <w:t xml:space="preserve"> garantit que </w:t>
+      </w:r>
+      <w:r>
+        <w:rPr>
+          <w:rFonts w:ascii="Aptos" w:hAnsi="Aptos" w:eastAsia="Aptos" w:cs="Aptos"/>
+          <w:noProof w:val="0"/>
+          <w:sz w:val="24"/>
+          <w:szCs w:val="24"/>
+          <w:lang w:val="fr-FR"/>
+        </w:rPr>
+        <w:t>Terraform</w:t>
+      </w:r>
+      <w:r>
+        <w:rPr>
+          <w:rFonts w:ascii="Aptos" w:hAnsi="Aptos" w:eastAsia="Aptos" w:cs="Aptos"/>
+          <w:noProof w:val="0"/>
+          <w:sz w:val="24"/>
+          <w:szCs w:val="24"/>
+          <w:lang w:val="fr-FR"/>
+        </w:rPr>
+        <w:t xml:space="preserve"> détecte toute modification dans le répertoire </w:t>
+      </w:r>
+      <w:r>
+        <w:rPr>
+          <w:rFonts w:ascii="Consolas" w:hAnsi="Consolas" w:eastAsia="Consolas" w:cs="Consolas"/>
+          <w:noProof w:val="0"/>
+          <w:sz w:val="24"/>
+          <w:szCs w:val="24"/>
+          <w:lang w:val="fr-FR"/>
+        </w:rPr>
+        <w:t>src/</w:t>
+      </w:r>
+      <w:r>
+        <w:rPr>
+          <w:rFonts w:ascii="Aptos" w:hAnsi="Aptos" w:eastAsia="Aptos" w:cs="Aptos"/>
+          <w:noProof w:val="0"/>
+          <w:sz w:val="24"/>
+          <w:szCs w:val="24"/>
+          <w:lang w:val="fr-FR"/>
+        </w:rPr>
+        <w:t xml:space="preserve">. Un changement dans </w:t>
+      </w:r>
+      <w:r>
+        <w:rPr>
+          <w:rFonts w:ascii="Consolas" w:hAnsi="Consolas" w:eastAsia="Consolas" w:cs="Consolas"/>
+          <w:noProof w:val="0"/>
+          <w:sz w:val="24"/>
+          <w:szCs w:val="24"/>
+          <w:lang w:val="fr-FR"/>
+        </w:rPr>
+        <w:t>index.js</w:t>
+      </w:r>
+      <w:r>
+        <w:rPr>
+          <w:rFonts w:ascii="Aptos" w:hAnsi="Aptos" w:eastAsia="Aptos" w:cs="Aptos"/>
+          <w:noProof w:val="0"/>
+          <w:sz w:val="24"/>
+          <w:szCs w:val="24"/>
+          <w:lang w:val="fr-FR"/>
+        </w:rPr>
+        <w:t xml:space="preserve"> génère un nouveau hash, forçant ainsi le </w:t>
+      </w:r>
+      <w:r>
+        <w:rPr>
+          <w:rFonts w:ascii="Aptos" w:hAnsi="Aptos" w:eastAsia="Aptos" w:cs="Aptos"/>
+          <w:noProof w:val="0"/>
+          <w:sz w:val="24"/>
+          <w:szCs w:val="24"/>
+          <w:lang w:val="fr-FR"/>
+        </w:rPr>
+        <w:t>rebuild</w:t>
+      </w:r>
+      <w:r>
+        <w:rPr>
+          <w:rFonts w:ascii="Aptos" w:hAnsi="Aptos" w:eastAsia="Aptos" w:cs="Aptos"/>
+          <w:noProof w:val="0"/>
+          <w:sz w:val="24"/>
+          <w:szCs w:val="24"/>
+          <w:lang w:val="fr-FR"/>
+        </w:rPr>
+        <w:t xml:space="preserve"> automatique de l'image Docker associée.</w:t>
+      </w:r>
+    </w:p>
+    <w:p>
+      <w:pPr>
+        <w:spacing w:before="0" w:beforeAutospacing="off" w:after="0" w:afterAutospacing="off"/>
+        <w:rPr>
+          <w:b w:val="1"/>
+          <w:bCs w:val="1"/>
+          <w:i w:val="1"/>
+          <w:iCs w:val="1"/>
+          <w:u w:val="single"/>
+        </w:rPr>
+      </w:pPr>
+    </w:p>
+    <w:p>
+      <w:pPr>
+        <w:spacing w:before="0" w:beforeAutospacing="off" w:after="0" w:afterAutospacing="off"/>
+        <w:rPr>
+          <w:b w:val="1"/>
+          <w:bCs w:val="1"/>
+          <w:i w:val="1"/>
+          <w:iCs w:val="1"/>
+          <w:u w:val="single"/>
+        </w:rPr>
+      </w:pPr>
+      <w:r>
+        <w:rPr>
+          <w:b w:val="1"/>
+          <w:bCs w:val="1"/>
+          <w:i w:val="1"/>
+          <w:iCs w:val="1"/>
+          <w:u w:val="single"/>
+        </w:rPr>
+        <w:t>13.3</w:t>
+      </w:r>
+    </w:p>
+    <w:p>
+      <w:pPr>
+        <w:spacing w:before="0" w:beforeAutospacing="off" w:after="0" w:afterAutospacing="off"/>
+      </w:pPr>
+      <w:r>
+        <w:rPr/>
+        <w:t>Repo git</w:t>
+      </w:r>
     </w:p>
     <w:p>
       <w:pPr>
@@ -5797,6 +7407,230 @@
 
 <file path=word/numbering.xml><?xml version="1.0" encoding="utf-8"?>
 <w:numbering xmlns:w="http://schemas.openxmlformats.org/wordprocessingml/2006/main">
+  <w:abstractNum xmlns:w="http://schemas.openxmlformats.org/wordprocessingml/2006/main" w:abstractNumId="9">
+    <w:nsid w:val="14b8e32a"/>
+    <w:multiLevelType xmlns:w="http://schemas.openxmlformats.org/wordprocessingml/2006/main" w:val="hybridMultilevel"/>
+    <w:lvl xmlns:w="http://schemas.openxmlformats.org/wordprocessingml/2006/main" w:ilvl="0">
+      <w:start w:val="1"/>
+      <w:numFmt w:val="bullet"/>
+      <w:lvlText w:val=""/>
+      <w:lvlJc w:val="left"/>
+      <w:pPr>
+        <w:ind w:left="720" w:hanging="360"/>
+      </w:pPr>
+      <w:rPr>
+        <w:rFonts w:hint="default" w:ascii="Symbol" w:hAnsi="Symbol"/>
+      </w:rPr>
+    </w:lvl>
+    <w:lvl xmlns:w="http://schemas.openxmlformats.org/wordprocessingml/2006/main" w:ilvl="1">
+      <w:start w:val="1"/>
+      <w:numFmt w:val="bullet"/>
+      <w:lvlText w:val="o"/>
+      <w:lvlJc w:val="left"/>
+      <w:pPr>
+        <w:ind w:left="1440" w:hanging="360"/>
+      </w:pPr>
+      <w:rPr>
+        <w:rFonts w:hint="default" w:ascii="Courier New" w:hAnsi="Courier New"/>
+      </w:rPr>
+    </w:lvl>
+    <w:lvl xmlns:w="http://schemas.openxmlformats.org/wordprocessingml/2006/main" w:ilvl="2">
+      <w:start w:val="1"/>
+      <w:numFmt w:val="bullet"/>
+      <w:lvlText w:val=""/>
+      <w:lvlJc w:val="left"/>
+      <w:pPr>
+        <w:ind w:left="2160" w:hanging="360"/>
+      </w:pPr>
+      <w:rPr>
+        <w:rFonts w:hint="default" w:ascii="Wingdings" w:hAnsi="Wingdings"/>
+      </w:rPr>
+    </w:lvl>
+    <w:lvl xmlns:w="http://schemas.openxmlformats.org/wordprocessingml/2006/main" w:ilvl="3">
+      <w:start w:val="1"/>
+      <w:numFmt w:val="bullet"/>
+      <w:lvlText w:val=""/>
+      <w:lvlJc w:val="left"/>
+      <w:pPr>
+        <w:ind w:left="2880" w:hanging="360"/>
+      </w:pPr>
+      <w:rPr>
+        <w:rFonts w:hint="default" w:ascii="Symbol" w:hAnsi="Symbol"/>
+      </w:rPr>
+    </w:lvl>
+    <w:lvl xmlns:w="http://schemas.openxmlformats.org/wordprocessingml/2006/main" w:ilvl="4">
+      <w:start w:val="1"/>
+      <w:numFmt w:val="bullet"/>
+      <w:lvlText w:val="o"/>
+      <w:lvlJc w:val="left"/>
+      <w:pPr>
+        <w:ind w:left="3600" w:hanging="360"/>
+      </w:pPr>
+      <w:rPr>
+        <w:rFonts w:hint="default" w:ascii="Courier New" w:hAnsi="Courier New"/>
+      </w:rPr>
+    </w:lvl>
+    <w:lvl xmlns:w="http://schemas.openxmlformats.org/wordprocessingml/2006/main" w:ilvl="5">
+      <w:start w:val="1"/>
+      <w:numFmt w:val="bullet"/>
+      <w:lvlText w:val=""/>
+      <w:lvlJc w:val="left"/>
+      <w:pPr>
+        <w:ind w:left="4320" w:hanging="360"/>
+      </w:pPr>
+      <w:rPr>
+        <w:rFonts w:hint="default" w:ascii="Wingdings" w:hAnsi="Wingdings"/>
+      </w:rPr>
+    </w:lvl>
+    <w:lvl xmlns:w="http://schemas.openxmlformats.org/wordprocessingml/2006/main" w:ilvl="6">
+      <w:start w:val="1"/>
+      <w:numFmt w:val="bullet"/>
+      <w:lvlText w:val=""/>
+      <w:lvlJc w:val="left"/>
+      <w:pPr>
+        <w:ind w:left="5040" w:hanging="360"/>
+      </w:pPr>
+      <w:rPr>
+        <w:rFonts w:hint="default" w:ascii="Symbol" w:hAnsi="Symbol"/>
+      </w:rPr>
+    </w:lvl>
+    <w:lvl xmlns:w="http://schemas.openxmlformats.org/wordprocessingml/2006/main" w:ilvl="7">
+      <w:start w:val="1"/>
+      <w:numFmt w:val="bullet"/>
+      <w:lvlText w:val="o"/>
+      <w:lvlJc w:val="left"/>
+      <w:pPr>
+        <w:ind w:left="5760" w:hanging="360"/>
+      </w:pPr>
+      <w:rPr>
+        <w:rFonts w:hint="default" w:ascii="Courier New" w:hAnsi="Courier New"/>
+      </w:rPr>
+    </w:lvl>
+    <w:lvl xmlns:w="http://schemas.openxmlformats.org/wordprocessingml/2006/main" w:ilvl="8">
+      <w:start w:val="1"/>
+      <w:numFmt w:val="bullet"/>
+      <w:lvlText w:val=""/>
+      <w:lvlJc w:val="left"/>
+      <w:pPr>
+        <w:ind w:left="6480" w:hanging="360"/>
+      </w:pPr>
+      <w:rPr>
+        <w:rFonts w:hint="default" w:ascii="Wingdings" w:hAnsi="Wingdings"/>
+      </w:rPr>
+    </w:lvl>
+  </w:abstractNum>
+  <w:abstractNum xmlns:w="http://schemas.openxmlformats.org/wordprocessingml/2006/main" w:abstractNumId="8">
+    <w:nsid w:val="417ee298"/>
+    <w:multiLevelType xmlns:w="http://schemas.openxmlformats.org/wordprocessingml/2006/main" w:val="hybridMultilevel"/>
+    <w:lvl xmlns:w="http://schemas.openxmlformats.org/wordprocessingml/2006/main" w:ilvl="0">
+      <w:start w:val="1"/>
+      <w:numFmt w:val="bullet"/>
+      <w:lvlText w:val=""/>
+      <w:lvlJc w:val="left"/>
+      <w:pPr>
+        <w:ind w:left="720" w:hanging="360"/>
+      </w:pPr>
+      <w:rPr>
+        <w:rFonts w:hint="default" w:ascii="Symbol" w:hAnsi="Symbol"/>
+      </w:rPr>
+    </w:lvl>
+    <w:lvl xmlns:w="http://schemas.openxmlformats.org/wordprocessingml/2006/main" w:ilvl="1">
+      <w:start w:val="1"/>
+      <w:numFmt w:val="bullet"/>
+      <w:lvlText w:val="o"/>
+      <w:lvlJc w:val="left"/>
+      <w:pPr>
+        <w:ind w:left="1440" w:hanging="360"/>
+      </w:pPr>
+      <w:rPr>
+        <w:rFonts w:hint="default" w:ascii="Courier New" w:hAnsi="Courier New"/>
+      </w:rPr>
+    </w:lvl>
+    <w:lvl xmlns:w="http://schemas.openxmlformats.org/wordprocessingml/2006/main" w:ilvl="2">
+      <w:start w:val="1"/>
+      <w:numFmt w:val="bullet"/>
+      <w:lvlText w:val=""/>
+      <w:lvlJc w:val="left"/>
+      <w:pPr>
+        <w:ind w:left="2160" w:hanging="360"/>
+      </w:pPr>
+      <w:rPr>
+        <w:rFonts w:hint="default" w:ascii="Wingdings" w:hAnsi="Wingdings"/>
+      </w:rPr>
+    </w:lvl>
+    <w:lvl xmlns:w="http://schemas.openxmlformats.org/wordprocessingml/2006/main" w:ilvl="3">
+      <w:start w:val="1"/>
+      <w:numFmt w:val="bullet"/>
+      <w:lvlText w:val=""/>
+      <w:lvlJc w:val="left"/>
+      <w:pPr>
+        <w:ind w:left="2880" w:hanging="360"/>
+      </w:pPr>
+      <w:rPr>
+        <w:rFonts w:hint="default" w:ascii="Symbol" w:hAnsi="Symbol"/>
+      </w:rPr>
+    </w:lvl>
+    <w:lvl xmlns:w="http://schemas.openxmlformats.org/wordprocessingml/2006/main" w:ilvl="4">
+      <w:start w:val="1"/>
+      <w:numFmt w:val="bullet"/>
+      <w:lvlText w:val="o"/>
+      <w:lvlJc w:val="left"/>
+      <w:pPr>
+        <w:ind w:left="3600" w:hanging="360"/>
+      </w:pPr>
+      <w:rPr>
+        <w:rFonts w:hint="default" w:ascii="Courier New" w:hAnsi="Courier New"/>
+      </w:rPr>
+    </w:lvl>
+    <w:lvl xmlns:w="http://schemas.openxmlformats.org/wordprocessingml/2006/main" w:ilvl="5">
+      <w:start w:val="1"/>
+      <w:numFmt w:val="bullet"/>
+      <w:lvlText w:val=""/>
+      <w:lvlJc w:val="left"/>
+      <w:pPr>
+        <w:ind w:left="4320" w:hanging="360"/>
+      </w:pPr>
+      <w:rPr>
+        <w:rFonts w:hint="default" w:ascii="Wingdings" w:hAnsi="Wingdings"/>
+      </w:rPr>
+    </w:lvl>
+    <w:lvl xmlns:w="http://schemas.openxmlformats.org/wordprocessingml/2006/main" w:ilvl="6">
+      <w:start w:val="1"/>
+      <w:numFmt w:val="bullet"/>
+      <w:lvlText w:val=""/>
+      <w:lvlJc w:val="left"/>
+      <w:pPr>
+        <w:ind w:left="5040" w:hanging="360"/>
+      </w:pPr>
+      <w:rPr>
+        <w:rFonts w:hint="default" w:ascii="Symbol" w:hAnsi="Symbol"/>
+      </w:rPr>
+    </w:lvl>
+    <w:lvl xmlns:w="http://schemas.openxmlformats.org/wordprocessingml/2006/main" w:ilvl="7">
+      <w:start w:val="1"/>
+      <w:numFmt w:val="bullet"/>
+      <w:lvlText w:val="o"/>
+      <w:lvlJc w:val="left"/>
+      <w:pPr>
+        <w:ind w:left="5760" w:hanging="360"/>
+      </w:pPr>
+      <w:rPr>
+        <w:rFonts w:hint="default" w:ascii="Courier New" w:hAnsi="Courier New"/>
+      </w:rPr>
+    </w:lvl>
+    <w:lvl xmlns:w="http://schemas.openxmlformats.org/wordprocessingml/2006/main" w:ilvl="8">
+      <w:start w:val="1"/>
+      <w:numFmt w:val="bullet"/>
+      <w:lvlText w:val=""/>
+      <w:lvlJc w:val="left"/>
+      <w:pPr>
+        <w:ind w:left="6480" w:hanging="360"/>
+      </w:pPr>
+      <w:rPr>
+        <w:rFonts w:hint="default" w:ascii="Wingdings" w:hAnsi="Wingdings"/>
+      </w:rPr>
+    </w:lvl>
+  </w:abstractNum>
   <w:abstractNum xmlns:w="http://schemas.openxmlformats.org/wordprocessingml/2006/main" w:abstractNumId="7">
     <w:nsid w:val="5b305d2f"/>
     <w:multiLevelType xmlns:w="http://schemas.openxmlformats.org/wordprocessingml/2006/main" w:val="hybridMultilevel"/>
@@ -6527,6 +8361,12 @@
       </w:rPr>
     </w:lvl>
   </w:abstractNum>
+  <w:num w:numId="9">
+    <w:abstractNumId w:val="9"/>
+  </w:num>
+  <w:num w:numId="8">
+    <w:abstractNumId w:val="8"/>
+  </w:num>
   <w:num w:numId="7">
     <w:abstractNumId w:val="7"/>
   </w:num>
@@ -6977,7 +8817,7 @@
     <w:name w:val="Hyperlink"/>
     <w:basedOn w:val="DefaultParagraphFont"/>
     <w:unhideWhenUsed/>
-    <w:rsid w:val="561E6323"/>
+    <w:rsid w:val="52694899"/>
     <w:rPr>
       <w:color w:val="467886"/>
       <w:u w:val="single"/>
@@ -6988,7 +8828,7 @@
     <w:name w:val="List Paragraph"/>
     <w:basedOn w:val="Normal"/>
     <w:qFormat/>
-    <w:rsid w:val="561E6323"/>
+    <w:rsid w:val="52694899"/>
     <w:pPr>
       <w:spacing/>
       <w:ind w:left="720"/>
@@ -7002,7 +8842,7 @@
     <w:next w:val="Normal"/>
     <w:unhideWhenUsed/>
     <w:qFormat/>
-    <w:rsid w:val="561E6323"/>
+    <w:rsid w:val="52694899"/>
     <w:rPr>
       <w:rFonts w:eastAsia="" w:cs="" w:eastAsiaTheme="majorEastAsia" w:cstheme="majorBidi"/>
       <w:i w:val="1"/>
@@ -7023,7 +8863,7 @@
     <w:next w:val="Normal"/>
     <w:unhideWhenUsed/>
     <w:qFormat/>
-    <w:rsid w:val="561E6323"/>
+    <w:rsid w:val="52694899"/>
     <w:rPr>
       <w:rFonts w:eastAsia="" w:cs="" w:eastAsiaTheme="majorEastAsia" w:cstheme="majorBidi"/>
       <w:color w:val="0F4761" w:themeColor="accent1" w:themeTint="FF" w:themeShade="BF"/>

--- a/réponce.docx
+++ b/réponce.docx
@@ -1751,7 +1751,7 @@
       </w:pPr>
       <w:r>
         <w:drawing>
-          <wp:inline xmlns:wp14="http://schemas.microsoft.com/office/word/2010/wordprocessingDrawing" wp14:editId="491F3822" wp14:anchorId="13430686">
+          <wp:inline xmlns:wp14="http://schemas.microsoft.com/office/word/2010/wordprocessingDrawing" wp14:editId="78955444" wp14:anchorId="13430686">
             <wp:extent cx="5724525" cy="1200150"/>
             <wp:effectExtent l="0" t="0" r="0" b="0"/>
             <wp:docPr id="795131850" name="drawing"/>
@@ -4636,7 +4636,7 @@
       </w:pPr>
       <w:r>
         <w:drawing>
-          <wp:inline wp14:editId="6D8BF2FC" wp14:anchorId="42986E41">
+          <wp:inline wp14:editId="5B8B2957" wp14:anchorId="42986E41">
             <wp:extent cx="5068007" cy="2534004"/>
             <wp:effectExtent l="0" t="0" r="0" b="0"/>
             <wp:docPr id="502584561" name="drawing"/>
@@ -6954,71 +6954,694 @@
       <w:pPr>
         <w:spacing w:before="0" w:beforeAutospacing="off" w:after="0" w:afterAutospacing="off"/>
       </w:pPr>
-    </w:p>
-    <w:p>
-      <w:pPr>
-        <w:spacing w:before="0" w:beforeAutospacing="off" w:after="0" w:afterAutospacing="off"/>
-      </w:pPr>
-    </w:p>
-    <w:p>
-      <w:pPr>
-        <w:spacing w:before="0" w:beforeAutospacing="off" w:after="0" w:afterAutospacing="off"/>
-      </w:pPr>
-    </w:p>
-    <w:p>
-      <w:pPr>
-        <w:spacing w:before="0" w:beforeAutospacing="off" w:after="0" w:afterAutospacing="off"/>
-      </w:pPr>
-    </w:p>
-    <w:p>
-      <w:pPr>
-        <w:spacing w:before="0" w:beforeAutospacing="off" w:after="0" w:afterAutospacing="off"/>
-      </w:pPr>
-    </w:p>
-    <w:p>
-      <w:pPr>
-        <w:spacing w:before="0" w:beforeAutospacing="off" w:after="0" w:afterAutospacing="off"/>
-      </w:pPr>
-    </w:p>
-    <w:p>
-      <w:pPr>
-        <w:spacing w:before="0" w:beforeAutospacing="off" w:after="0" w:afterAutospacing="off"/>
-      </w:pPr>
-    </w:p>
-    <w:p>
-      <w:pPr>
-        <w:spacing w:before="0" w:beforeAutospacing="off" w:after="0" w:afterAutospacing="off"/>
-      </w:pPr>
-    </w:p>
-    <w:p>
-      <w:pPr>
-        <w:spacing w:before="0" w:beforeAutospacing="off" w:after="0" w:afterAutospacing="off"/>
-      </w:pPr>
-    </w:p>
-    <w:p>
-      <w:pPr>
-        <w:spacing w:before="0" w:beforeAutospacing="off" w:after="0" w:afterAutospacing="off"/>
-      </w:pPr>
-    </w:p>
-    <w:p>
-      <w:pPr>
-        <w:spacing w:before="0" w:beforeAutospacing="off" w:after="0" w:afterAutospacing="off"/>
-      </w:pPr>
-    </w:p>
-    <w:p>
-      <w:pPr>
-        <w:spacing w:before="0" w:beforeAutospacing="off" w:after="0" w:afterAutospacing="off"/>
-      </w:pPr>
-    </w:p>
-    <w:p>
-      <w:pPr>
-        <w:spacing w:before="0" w:beforeAutospacing="off" w:after="0" w:afterAutospacing="off"/>
-      </w:pPr>
-    </w:p>
-    <w:p>
-      <w:pPr>
-        <w:spacing w:before="0" w:beforeAutospacing="off" w:after="0" w:afterAutospacing="off"/>
-      </w:pPr>
+      <w:r>
+        <w:br/>
+      </w:r>
+    </w:p>
+    <w:p>
+      <w:r>
+        <w:br w:type="page"/>
+      </w:r>
+    </w:p>
+    <w:p>
+      <w:pPr>
+        <w:pStyle w:val="Normal"/>
+        <w:spacing w:before="0" w:beforeAutospacing="off" w:after="0" w:afterAutospacing="off"/>
+        <w:rPr>
+          <w:rFonts w:ascii="Aptos" w:hAnsi="Aptos" w:eastAsia="Aptos" w:cs="Aptos"/>
+          <w:b w:val="1"/>
+          <w:bCs w:val="1"/>
+          <w:i w:val="1"/>
+          <w:iCs w:val="1"/>
+          <w:noProof w:val="0"/>
+          <w:sz w:val="24"/>
+          <w:szCs w:val="24"/>
+          <w:u w:val="single"/>
+          <w:lang w:val="fr-FR"/>
+        </w:rPr>
+      </w:pPr>
+      <w:r>
+        <w:rPr>
+          <w:rFonts w:ascii="Aptos" w:hAnsi="Aptos" w:eastAsia="Aptos" w:cs="Aptos"/>
+          <w:b w:val="1"/>
+          <w:bCs w:val="1"/>
+          <w:i w:val="1"/>
+          <w:iCs w:val="1"/>
+          <w:noProof w:val="0"/>
+          <w:sz w:val="24"/>
+          <w:szCs w:val="24"/>
+          <w:u w:val="single"/>
+          <w:lang w:val="fr-FR"/>
+        </w:rPr>
+        <w:t>Partie 5 — Modules</w:t>
+      </w:r>
+    </w:p>
+    <w:p>
+      <w:pPr>
+        <w:spacing w:before="0" w:beforeAutospacing="off" w:after="0" w:afterAutospacing="off"/>
+      </w:pPr>
+    </w:p>
+    <w:p>
+      <w:pPr>
+        <w:spacing w:before="0" w:beforeAutospacing="off" w:after="0" w:afterAutospacing="off"/>
+        <w:rPr>
+          <w:b w:val="1"/>
+          <w:bCs w:val="1"/>
+          <w:i w:val="1"/>
+          <w:iCs w:val="1"/>
+          <w:u w:val="single"/>
+        </w:rPr>
+      </w:pPr>
+      <w:r>
+        <w:rPr>
+          <w:b w:val="1"/>
+          <w:bCs w:val="1"/>
+          <w:i w:val="1"/>
+          <w:iCs w:val="1"/>
+          <w:u w:val="single"/>
+        </w:rPr>
+        <w:t>14.1</w:t>
+      </w:r>
+    </w:p>
+    <w:p>
+      <w:pPr>
+        <w:spacing w:before="0" w:beforeAutospacing="off" w:after="0" w:afterAutospacing="off"/>
+      </w:pPr>
+      <w:r>
+        <w:rPr/>
+        <w:t>Inputs (variables.tf) :</w:t>
+      </w:r>
+    </w:p>
+    <w:p>
+      <w:pPr>
+        <w:pStyle w:val="ListParagraph"/>
+        <w:numPr>
+          <w:ilvl w:val="0"/>
+          <w:numId w:val="12"/>
+        </w:numPr>
+        <w:spacing w:before="0" w:beforeAutospacing="off" w:after="0" w:afterAutospacing="off"/>
+        <w:rPr>
+          <w:sz w:val="24"/>
+          <w:szCs w:val="24"/>
+        </w:rPr>
+      </w:pPr>
+      <w:r>
+        <w:rPr/>
+        <w:t>name : Nom du conteneur (string)</w:t>
+      </w:r>
+    </w:p>
+    <w:p>
+      <w:pPr>
+        <w:pStyle w:val="ListParagraph"/>
+        <w:numPr>
+          <w:ilvl w:val="0"/>
+          <w:numId w:val="12"/>
+        </w:numPr>
+        <w:spacing w:before="0" w:beforeAutospacing="off" w:after="0" w:afterAutospacing="off"/>
+        <w:rPr>
+          <w:sz w:val="24"/>
+          <w:szCs w:val="24"/>
+        </w:rPr>
+      </w:pPr>
+      <w:r>
+        <w:rPr/>
+        <w:t>image_id : ID de l'image Docker (string)</w:t>
+      </w:r>
+    </w:p>
+    <w:p>
+      <w:pPr>
+        <w:pStyle w:val="ListParagraph"/>
+        <w:numPr>
+          <w:ilvl w:val="0"/>
+          <w:numId w:val="12"/>
+        </w:numPr>
+        <w:spacing w:before="0" w:beforeAutospacing="off" w:after="0" w:afterAutospacing="off"/>
+        <w:rPr>
+          <w:sz w:val="24"/>
+          <w:szCs w:val="24"/>
+        </w:rPr>
+      </w:pPr>
+      <w:r>
+        <w:rPr/>
+        <w:t>internal_port : Port interne du conteneur (number)</w:t>
+      </w:r>
+    </w:p>
+    <w:p>
+      <w:pPr>
+        <w:pStyle w:val="ListParagraph"/>
+        <w:numPr>
+          <w:ilvl w:val="0"/>
+          <w:numId w:val="12"/>
+        </w:numPr>
+        <w:spacing w:before="0" w:beforeAutospacing="off" w:after="0" w:afterAutospacing="off"/>
+        <w:rPr>
+          <w:sz w:val="24"/>
+          <w:szCs w:val="24"/>
+        </w:rPr>
+      </w:pPr>
+      <w:r>
+        <w:rPr/>
+        <w:t>external_port : Port exposé sur l'hôte (number)</w:t>
+      </w:r>
+    </w:p>
+    <w:p>
+      <w:pPr>
+        <w:pStyle w:val="ListParagraph"/>
+        <w:numPr>
+          <w:ilvl w:val="0"/>
+          <w:numId w:val="12"/>
+        </w:numPr>
+        <w:spacing w:before="0" w:beforeAutospacing="off" w:after="0" w:afterAutospacing="off"/>
+        <w:rPr>
+          <w:sz w:val="24"/>
+          <w:szCs w:val="24"/>
+        </w:rPr>
+      </w:pPr>
+      <w:r>
+        <w:rPr/>
+        <w:t>network_name : Nom du réseau Docker (string)</w:t>
+      </w:r>
+    </w:p>
+    <w:p>
+      <w:pPr>
+        <w:pStyle w:val="ListParagraph"/>
+        <w:numPr>
+          <w:ilvl w:val="0"/>
+          <w:numId w:val="12"/>
+        </w:numPr>
+        <w:spacing w:before="0" w:beforeAutospacing="off" w:after="0" w:afterAutospacing="off"/>
+        <w:rPr>
+          <w:sz w:val="24"/>
+          <w:szCs w:val="24"/>
+        </w:rPr>
+      </w:pPr>
+      <w:r>
+        <w:rPr/>
+        <w:t>env_vars : Variables d'environnement (list(string), défaut: [])</w:t>
+      </w:r>
+    </w:p>
+    <w:p>
+      <w:pPr>
+        <w:pStyle w:val="ListParagraph"/>
+        <w:numPr>
+          <w:ilvl w:val="0"/>
+          <w:numId w:val="12"/>
+        </w:numPr>
+        <w:spacing w:before="0" w:beforeAutospacing="off" w:after="0" w:afterAutospacing="off"/>
+        <w:rPr>
+          <w:sz w:val="24"/>
+          <w:szCs w:val="24"/>
+        </w:rPr>
+      </w:pPr>
+      <w:r>
+        <w:rPr/>
+        <w:t>depends_on_containers : Conteneurs dépendants (list(string), défaut: [])</w:t>
+      </w:r>
+    </w:p>
+    <w:p>
+      <w:pPr>
+        <w:pStyle w:val="ListParagraph"/>
+        <w:numPr>
+          <w:ilvl w:val="0"/>
+          <w:numId w:val="12"/>
+        </w:numPr>
+        <w:spacing w:before="0" w:beforeAutospacing="off" w:after="0" w:afterAutospacing="off"/>
+        <w:rPr>
+          <w:sz w:val="24"/>
+          <w:szCs w:val="24"/>
+        </w:rPr>
+      </w:pPr>
+      <w:r>
+        <w:rPr/>
+        <w:t>project_name : Nom du projet pour les labels (string)</w:t>
+      </w:r>
+    </w:p>
+    <w:p>
+      <w:pPr>
+        <w:pStyle w:val="Normal"/>
+        <w:spacing w:before="0" w:beforeAutospacing="off" w:after="0" w:afterAutospacing="off"/>
+        <w:ind w:left="0"/>
+        <w:rPr>
+          <w:sz w:val="24"/>
+          <w:szCs w:val="24"/>
+        </w:rPr>
+      </w:pPr>
+    </w:p>
+    <w:p>
+      <w:pPr>
+        <w:pStyle w:val="Normal"/>
+        <w:spacing w:before="0" w:beforeAutospacing="off" w:after="0" w:afterAutospacing="off"/>
+      </w:pPr>
+      <w:r>
+        <w:rPr/>
+        <w:t>Outputs (outputs.tf) :</w:t>
+      </w:r>
+    </w:p>
+    <w:p>
+      <w:pPr>
+        <w:pStyle w:val="ListParagraph"/>
+        <w:numPr>
+          <w:ilvl w:val="0"/>
+          <w:numId w:val="15"/>
+        </w:numPr>
+        <w:spacing w:before="0" w:beforeAutospacing="off" w:after="0" w:afterAutospacing="off"/>
+        <w:rPr>
+          <w:sz w:val="24"/>
+          <w:szCs w:val="24"/>
+        </w:rPr>
+      </w:pPr>
+      <w:r>
+        <w:rPr/>
+        <w:t>container_id : ID du conteneur Docker créé</w:t>
+      </w:r>
+    </w:p>
+    <w:p>
+      <w:pPr>
+        <w:pStyle w:val="ListParagraph"/>
+        <w:numPr>
+          <w:ilvl w:val="0"/>
+          <w:numId w:val="15"/>
+        </w:numPr>
+        <w:spacing w:before="0" w:beforeAutospacing="off" w:after="0" w:afterAutospacing="off"/>
+        <w:rPr>
+          <w:sz w:val="24"/>
+          <w:szCs w:val="24"/>
+        </w:rPr>
+      </w:pPr>
+      <w:r>
+        <w:rPr/>
+        <w:t>container_name : Nom du conteneur (hostname sur le réseau)</w:t>
+      </w:r>
+    </w:p>
+    <w:p>
+      <w:pPr>
+        <w:pStyle w:val="ListParagraph"/>
+        <w:numPr>
+          <w:ilvl w:val="0"/>
+          <w:numId w:val="15"/>
+        </w:numPr>
+        <w:spacing w:before="0" w:beforeAutospacing="off" w:after="0" w:afterAutospacing="off"/>
+        <w:rPr>
+          <w:sz w:val="24"/>
+          <w:szCs w:val="24"/>
+        </w:rPr>
+      </w:pPr>
+      <w:r>
+        <w:rPr/>
+        <w:t>container_ip : IP du conteneur sur le réseau Docker</w:t>
+      </w:r>
+    </w:p>
+    <w:p>
+      <w:pPr>
+        <w:spacing w:before="0" w:beforeAutospacing="off" w:after="0" w:afterAutospacing="off"/>
+      </w:pPr>
+    </w:p>
+    <w:p>
+      <w:pPr>
+        <w:spacing w:before="0" w:beforeAutospacing="off" w:after="0" w:afterAutospacing="off"/>
+      </w:pPr>
+      <w:r>
+        <w:rPr/>
+        <w:t xml:space="preserve">Il ne </w:t>
+      </w:r>
+      <w:r>
+        <w:rPr/>
+        <w:t>peux</w:t>
+      </w:r>
+      <w:r>
+        <w:rPr/>
+        <w:t xml:space="preserve"> pas géré</w:t>
+      </w:r>
+    </w:p>
+    <w:p>
+      <w:pPr>
+        <w:pStyle w:val="ListParagraph"/>
+        <w:numPr>
+          <w:ilvl w:val="0"/>
+          <w:numId w:val="17"/>
+        </w:numPr>
+        <w:spacing w:before="0" w:beforeAutospacing="off" w:after="0" w:afterAutospacing="off"/>
+        <w:rPr>
+          <w:sz w:val="24"/>
+          <w:szCs w:val="24"/>
+        </w:rPr>
+      </w:pPr>
+      <w:r>
+        <w:rPr/>
+        <w:t>Les depends_on explicites (il a une variable depends_on_containers mais ne l'utilise pas)</w:t>
+      </w:r>
+    </w:p>
+    <w:p>
+      <w:pPr>
+        <w:pStyle w:val="ListParagraph"/>
+        <w:numPr>
+          <w:ilvl w:val="0"/>
+          <w:numId w:val="17"/>
+        </w:numPr>
+        <w:spacing w:before="0" w:beforeAutospacing="off" w:after="0" w:afterAutospacing="off"/>
+        <w:rPr>
+          <w:sz w:val="24"/>
+          <w:szCs w:val="24"/>
+        </w:rPr>
+      </w:pPr>
+      <w:r>
+        <w:rPr/>
+        <w:t>Les healthchecks</w:t>
+      </w:r>
+    </w:p>
+    <w:p>
+      <w:pPr>
+        <w:pStyle w:val="ListParagraph"/>
+        <w:numPr>
+          <w:ilvl w:val="0"/>
+          <w:numId w:val="17"/>
+        </w:numPr>
+        <w:spacing w:before="0" w:beforeAutospacing="off" w:after="0" w:afterAutospacing="off"/>
+        <w:rPr>
+          <w:sz w:val="24"/>
+          <w:szCs w:val="24"/>
+        </w:rPr>
+      </w:pPr>
+      <w:r>
+        <w:rPr/>
+        <w:t>Les volumes montés</w:t>
+      </w:r>
+    </w:p>
+    <w:p>
+      <w:pPr>
+        <w:pStyle w:val="ListParagraph"/>
+        <w:numPr>
+          <w:ilvl w:val="0"/>
+          <w:numId w:val="17"/>
+        </w:numPr>
+        <w:spacing w:before="0" w:beforeAutospacing="off" w:after="0" w:afterAutospacing="off"/>
+        <w:rPr>
+          <w:sz w:val="24"/>
+          <w:szCs w:val="24"/>
+        </w:rPr>
+      </w:pPr>
+      <w:r>
+        <w:rPr/>
+        <w:t>Les politiques de restart personnalisées (fixé à "unless-stopped")</w:t>
+      </w:r>
+    </w:p>
+    <w:p>
+      <w:pPr>
+        <w:pStyle w:val="ListParagraph"/>
+        <w:numPr>
+          <w:ilvl w:val="0"/>
+          <w:numId w:val="17"/>
+        </w:numPr>
+        <w:spacing w:before="0" w:beforeAutospacing="off" w:after="0" w:afterAutospacing="off"/>
+        <w:rPr>
+          <w:sz w:val="24"/>
+          <w:szCs w:val="24"/>
+        </w:rPr>
+      </w:pPr>
+      <w:r>
+        <w:rPr/>
+        <w:t>Les configurations réseau avancées (aliases, etc.)</w:t>
+      </w:r>
+    </w:p>
+    <w:p>
+      <w:pPr>
+        <w:pStyle w:val="ListParagraph"/>
+        <w:numPr>
+          <w:ilvl w:val="0"/>
+          <w:numId w:val="17"/>
+        </w:numPr>
+        <w:spacing w:before="0" w:beforeAutospacing="off" w:after="0" w:afterAutospacing="off"/>
+        <w:rPr>
+          <w:sz w:val="24"/>
+          <w:szCs w:val="24"/>
+        </w:rPr>
+      </w:pPr>
+      <w:r>
+        <w:rPr/>
+        <w:t>Les blocs lifecycle personnalisés</w:t>
+      </w:r>
+    </w:p>
+    <w:p>
+      <w:pPr>
+        <w:spacing w:before="0" w:beforeAutospacing="off" w:after="0" w:afterAutospacing="off"/>
+      </w:pPr>
+    </w:p>
+    <w:p>
+      <w:pPr>
+        <w:spacing w:before="0" w:beforeAutospacing="off" w:after="0" w:afterAutospacing="off"/>
+        <w:rPr>
+          <w:b w:val="1"/>
+          <w:bCs w:val="1"/>
+          <w:i w:val="1"/>
+          <w:iCs w:val="1"/>
+          <w:u w:val="single"/>
+        </w:rPr>
+      </w:pPr>
+      <w:r>
+        <w:rPr>
+          <w:b w:val="1"/>
+          <w:bCs w:val="1"/>
+          <w:i w:val="1"/>
+          <w:iCs w:val="1"/>
+          <w:u w:val="single"/>
+        </w:rPr>
+        <w:t>14.2</w:t>
+      </w:r>
+    </w:p>
+    <w:p>
+      <w:pPr>
+        <w:spacing w:before="0" w:beforeAutospacing="off" w:after="0" w:afterAutospacing="off"/>
+      </w:pPr>
+      <w:r>
+        <w:rPr/>
+        <w:t>Répo git</w:t>
+      </w:r>
+    </w:p>
+    <w:p>
+      <w:pPr>
+        <w:spacing w:before="0" w:beforeAutospacing="off" w:after="0" w:afterAutospacing="off"/>
+      </w:pPr>
+    </w:p>
+    <w:p>
+      <w:pPr>
+        <w:spacing w:before="0" w:beforeAutospacing="off" w:after="0" w:afterAutospacing="off"/>
+        <w:rPr>
+          <w:b w:val="1"/>
+          <w:bCs w:val="1"/>
+          <w:i w:val="1"/>
+          <w:iCs w:val="1"/>
+          <w:u w:val="single"/>
+        </w:rPr>
+      </w:pPr>
+      <w:r>
+        <w:rPr>
+          <w:b w:val="1"/>
+          <w:bCs w:val="1"/>
+          <w:i w:val="1"/>
+          <w:iCs w:val="1"/>
+          <w:u w:val="single"/>
+        </w:rPr>
+        <w:t>14.3</w:t>
+      </w:r>
+    </w:p>
+    <w:p>
+      <w:pPr>
+        <w:spacing w:before="0" w:beforeAutospacing="off" w:after="0" w:afterAutospacing="off"/>
+      </w:pPr>
+      <w:r>
+        <w:rPr/>
+        <w:t xml:space="preserve">Cette règle posse problème lors des déploiements où on veut forcer la mise à jour d'une image, n développement quand on teste de nouvelles versions, lors de mises à jour de sécurité critiques et quand l'image a changé mais que </w:t>
+      </w:r>
+      <w:r>
+        <w:rPr/>
+        <w:t>Terraform</w:t>
+      </w:r>
+      <w:r>
+        <w:rPr/>
+        <w:t xml:space="preserve"> ne détecte pas le changement</w:t>
+      </w:r>
+      <w:r>
+        <w:rPr/>
+        <w:t>.</w:t>
+      </w:r>
+    </w:p>
+    <w:p>
+      <w:pPr>
+        <w:spacing w:before="0" w:beforeAutospacing="off" w:after="0" w:afterAutospacing="off"/>
+      </w:pPr>
+    </w:p>
+    <w:p>
+      <w:pPr>
+        <w:spacing w:before="0" w:beforeAutospacing="off" w:after="0" w:afterAutospacing="off"/>
+      </w:pPr>
+      <w:r>
+        <w:rPr/>
+        <w:t xml:space="preserve">Pour éviter ça on </w:t>
+      </w:r>
+      <w:r>
+        <w:rPr/>
+        <w:t>peux</w:t>
+      </w:r>
+      <w:r>
+        <w:rPr/>
+        <w:t xml:space="preserve"> utiliser un triggers dans l’image</w:t>
+      </w:r>
+    </w:p>
+    <w:p>
+      <w:pPr>
+        <w:spacing w:before="0" w:beforeAutospacing="off" w:after="0" w:afterAutospacing="off"/>
+        <w:rPr>
+          <w:b w:val="1"/>
+          <w:bCs w:val="1"/>
+          <w:i w:val="1"/>
+          <w:iCs w:val="1"/>
+          <w:u w:val="single"/>
+        </w:rPr>
+      </w:pPr>
+    </w:p>
+    <w:p>
+      <w:r>
+        <w:br w:type="page"/>
+      </w:r>
+    </w:p>
+    <w:p>
+      <w:pPr>
+        <w:spacing w:before="0" w:beforeAutospacing="off" w:after="0" w:afterAutospacing="off"/>
+        <w:rPr>
+          <w:b w:val="1"/>
+          <w:bCs w:val="1"/>
+          <w:i w:val="1"/>
+          <w:iCs w:val="1"/>
+          <w:u w:val="single"/>
+        </w:rPr>
+      </w:pPr>
+      <w:r>
+        <w:rPr>
+          <w:b w:val="1"/>
+          <w:bCs w:val="1"/>
+          <w:i w:val="1"/>
+          <w:iCs w:val="1"/>
+          <w:u w:val="single"/>
+        </w:rPr>
+        <w:t>15.1</w:t>
+      </w:r>
+    </w:p>
+    <w:p>
+      <w:pPr>
+        <w:spacing w:before="0" w:beforeAutospacing="off" w:after="0" w:afterAutospacing="off"/>
+      </w:pPr>
+      <w:r>
+        <w:rPr/>
+        <w:t>Répo git</w:t>
+      </w:r>
+    </w:p>
+    <w:p>
+      <w:pPr>
+        <w:spacing w:before="0" w:beforeAutospacing="off" w:after="0" w:afterAutospacing="off"/>
+      </w:pPr>
+    </w:p>
+    <w:p>
+      <w:pPr>
+        <w:spacing w:before="0" w:beforeAutospacing="off" w:after="0" w:afterAutospacing="off"/>
+        <w:rPr>
+          <w:b w:val="1"/>
+          <w:bCs w:val="1"/>
+          <w:i w:val="1"/>
+          <w:iCs w:val="1"/>
+          <w:u w:val="single"/>
+        </w:rPr>
+      </w:pPr>
+      <w:r>
+        <w:rPr>
+          <w:b w:val="1"/>
+          <w:bCs w:val="1"/>
+          <w:i w:val="1"/>
+          <w:iCs w:val="1"/>
+          <w:u w:val="single"/>
+        </w:rPr>
+        <w:t>15.2</w:t>
+      </w:r>
+    </w:p>
+    <w:p>
+      <w:pPr>
+        <w:spacing w:before="0" w:beforeAutospacing="off" w:after="0" w:afterAutospacing="off"/>
+      </w:pPr>
+      <w:r>
+        <w:rPr/>
+        <w:t>Répo git</w:t>
+      </w:r>
+    </w:p>
+    <w:p>
+      <w:pPr>
+        <w:spacing w:before="0" w:beforeAutospacing="off" w:after="0" w:afterAutospacing="off"/>
+      </w:pPr>
+    </w:p>
+    <w:p>
+      <w:pPr>
+        <w:spacing w:before="0" w:beforeAutospacing="off" w:after="0" w:afterAutospacing="off"/>
+        <w:rPr>
+          <w:b w:val="1"/>
+          <w:bCs w:val="1"/>
+          <w:i w:val="1"/>
+          <w:iCs w:val="1"/>
+          <w:u w:val="single"/>
+        </w:rPr>
+      </w:pPr>
+      <w:r>
+        <w:rPr>
+          <w:b w:val="1"/>
+          <w:bCs w:val="1"/>
+          <w:i w:val="1"/>
+          <w:iCs w:val="1"/>
+          <w:u w:val="single"/>
+        </w:rPr>
+        <w:t>15.3</w:t>
+      </w:r>
+    </w:p>
+    <w:p>
+      <w:pPr>
+        <w:spacing w:before="0" w:beforeAutospacing="off" w:after="0" w:afterAutospacing="off"/>
+      </w:pPr>
+      <w:r>
+        <w:rPr/>
+        <w:t>Répo git</w:t>
+      </w:r>
+    </w:p>
+    <w:p>
+      <w:pPr>
+        <w:spacing w:before="0" w:beforeAutospacing="off" w:after="0" w:afterAutospacing="off"/>
+      </w:pPr>
+    </w:p>
+    <w:p>
+      <w:pPr>
+        <w:spacing w:before="0" w:beforeAutospacing="off" w:after="0" w:afterAutospacing="off"/>
+        <w:rPr>
+          <w:b w:val="1"/>
+          <w:bCs w:val="1"/>
+          <w:i w:val="1"/>
+          <w:iCs w:val="1"/>
+          <w:u w:val="single"/>
+        </w:rPr>
+      </w:pPr>
+      <w:r>
+        <w:rPr>
+          <w:b w:val="1"/>
+          <w:bCs w:val="1"/>
+          <w:i w:val="1"/>
+          <w:iCs w:val="1"/>
+          <w:u w:val="single"/>
+        </w:rPr>
+        <w:t>15.4</w:t>
+      </w:r>
+    </w:p>
+    <w:p>
+      <w:pPr>
+        <w:spacing w:before="0" w:beforeAutospacing="off" w:after="0" w:afterAutospacing="off"/>
+      </w:pPr>
+      <w:r>
+        <w:rPr/>
+        <w:t>Répo git</w:t>
+      </w:r>
     </w:p>
     <w:p>
       <w:pPr>
@@ -7407,6 +8030,902 @@
 
 <file path=word/numbering.xml><?xml version="1.0" encoding="utf-8"?>
 <w:numbering xmlns:w="http://schemas.openxmlformats.org/wordprocessingml/2006/main">
+  <w:abstractNum xmlns:w="http://schemas.openxmlformats.org/wordprocessingml/2006/main" w:abstractNumId="17">
+    <w:nsid w:val="1828b871"/>
+    <w:multiLevelType xmlns:w="http://schemas.openxmlformats.org/wordprocessingml/2006/main" w:val="hybridMultilevel"/>
+    <w:lvl xmlns:w="http://schemas.openxmlformats.org/wordprocessingml/2006/main" w:ilvl="0">
+      <w:start w:val="1"/>
+      <w:numFmt w:val="bullet"/>
+      <w:lvlText w:val=""/>
+      <w:lvlJc w:val="left"/>
+      <w:pPr>
+        <w:ind w:left="720" w:hanging="360"/>
+      </w:pPr>
+      <w:rPr>
+        <w:rFonts w:hint="default" w:ascii="Symbol" w:hAnsi="Symbol"/>
+      </w:rPr>
+    </w:lvl>
+    <w:lvl xmlns:w="http://schemas.openxmlformats.org/wordprocessingml/2006/main" w:ilvl="1">
+      <w:start w:val="1"/>
+      <w:numFmt w:val="bullet"/>
+      <w:lvlText w:val="o"/>
+      <w:lvlJc w:val="left"/>
+      <w:pPr>
+        <w:ind w:left="1440" w:hanging="360"/>
+      </w:pPr>
+      <w:rPr>
+        <w:rFonts w:hint="default" w:ascii="Courier New" w:hAnsi="Courier New"/>
+      </w:rPr>
+    </w:lvl>
+    <w:lvl xmlns:w="http://schemas.openxmlformats.org/wordprocessingml/2006/main" w:ilvl="2">
+      <w:start w:val="1"/>
+      <w:numFmt w:val="bullet"/>
+      <w:lvlText w:val=""/>
+      <w:lvlJc w:val="left"/>
+      <w:pPr>
+        <w:ind w:left="2160" w:hanging="360"/>
+      </w:pPr>
+      <w:rPr>
+        <w:rFonts w:hint="default" w:ascii="Wingdings" w:hAnsi="Wingdings"/>
+      </w:rPr>
+    </w:lvl>
+    <w:lvl xmlns:w="http://schemas.openxmlformats.org/wordprocessingml/2006/main" w:ilvl="3">
+      <w:start w:val="1"/>
+      <w:numFmt w:val="bullet"/>
+      <w:lvlText w:val=""/>
+      <w:lvlJc w:val="left"/>
+      <w:pPr>
+        <w:ind w:left="2880" w:hanging="360"/>
+      </w:pPr>
+      <w:rPr>
+        <w:rFonts w:hint="default" w:ascii="Symbol" w:hAnsi="Symbol"/>
+      </w:rPr>
+    </w:lvl>
+    <w:lvl xmlns:w="http://schemas.openxmlformats.org/wordprocessingml/2006/main" w:ilvl="4">
+      <w:start w:val="1"/>
+      <w:numFmt w:val="bullet"/>
+      <w:lvlText w:val="o"/>
+      <w:lvlJc w:val="left"/>
+      <w:pPr>
+        <w:ind w:left="3600" w:hanging="360"/>
+      </w:pPr>
+      <w:rPr>
+        <w:rFonts w:hint="default" w:ascii="Courier New" w:hAnsi="Courier New"/>
+      </w:rPr>
+    </w:lvl>
+    <w:lvl xmlns:w="http://schemas.openxmlformats.org/wordprocessingml/2006/main" w:ilvl="5">
+      <w:start w:val="1"/>
+      <w:numFmt w:val="bullet"/>
+      <w:lvlText w:val=""/>
+      <w:lvlJc w:val="left"/>
+      <w:pPr>
+        <w:ind w:left="4320" w:hanging="360"/>
+      </w:pPr>
+      <w:rPr>
+        <w:rFonts w:hint="default" w:ascii="Wingdings" w:hAnsi="Wingdings"/>
+      </w:rPr>
+    </w:lvl>
+    <w:lvl xmlns:w="http://schemas.openxmlformats.org/wordprocessingml/2006/main" w:ilvl="6">
+      <w:start w:val="1"/>
+      <w:numFmt w:val="bullet"/>
+      <w:lvlText w:val=""/>
+      <w:lvlJc w:val="left"/>
+      <w:pPr>
+        <w:ind w:left="5040" w:hanging="360"/>
+      </w:pPr>
+      <w:rPr>
+        <w:rFonts w:hint="default" w:ascii="Symbol" w:hAnsi="Symbol"/>
+      </w:rPr>
+    </w:lvl>
+    <w:lvl xmlns:w="http://schemas.openxmlformats.org/wordprocessingml/2006/main" w:ilvl="7">
+      <w:start w:val="1"/>
+      <w:numFmt w:val="bullet"/>
+      <w:lvlText w:val="o"/>
+      <w:lvlJc w:val="left"/>
+      <w:pPr>
+        <w:ind w:left="5760" w:hanging="360"/>
+      </w:pPr>
+      <w:rPr>
+        <w:rFonts w:hint="default" w:ascii="Courier New" w:hAnsi="Courier New"/>
+      </w:rPr>
+    </w:lvl>
+    <w:lvl xmlns:w="http://schemas.openxmlformats.org/wordprocessingml/2006/main" w:ilvl="8">
+      <w:start w:val="1"/>
+      <w:numFmt w:val="bullet"/>
+      <w:lvlText w:val=""/>
+      <w:lvlJc w:val="left"/>
+      <w:pPr>
+        <w:ind w:left="6480" w:hanging="360"/>
+      </w:pPr>
+      <w:rPr>
+        <w:rFonts w:hint="default" w:ascii="Wingdings" w:hAnsi="Wingdings"/>
+      </w:rPr>
+    </w:lvl>
+  </w:abstractNum>
+  <w:abstractNum xmlns:w="http://schemas.openxmlformats.org/wordprocessingml/2006/main" w:abstractNumId="16">
+    <w:nsid w:val="2099781b"/>
+    <w:multiLevelType xmlns:w="http://schemas.openxmlformats.org/wordprocessingml/2006/main" w:val="hybridMultilevel"/>
+    <w:lvl xmlns:w="http://schemas.openxmlformats.org/wordprocessingml/2006/main" w:ilvl="0">
+      <w:start w:val="1"/>
+      <w:numFmt w:val="bullet"/>
+      <w:lvlText w:val=""/>
+      <w:lvlJc w:val="left"/>
+      <w:pPr>
+        <w:ind w:left="720" w:hanging="360"/>
+      </w:pPr>
+      <w:rPr>
+        <w:rFonts w:hint="default" w:ascii="Symbol" w:hAnsi="Symbol"/>
+      </w:rPr>
+    </w:lvl>
+    <w:lvl xmlns:w="http://schemas.openxmlformats.org/wordprocessingml/2006/main" w:ilvl="1">
+      <w:start w:val="1"/>
+      <w:numFmt w:val="bullet"/>
+      <w:lvlText w:val="o"/>
+      <w:lvlJc w:val="left"/>
+      <w:pPr>
+        <w:ind w:left="1440" w:hanging="360"/>
+      </w:pPr>
+      <w:rPr>
+        <w:rFonts w:hint="default" w:ascii="Courier New" w:hAnsi="Courier New"/>
+      </w:rPr>
+    </w:lvl>
+    <w:lvl xmlns:w="http://schemas.openxmlformats.org/wordprocessingml/2006/main" w:ilvl="2">
+      <w:start w:val="1"/>
+      <w:numFmt w:val="bullet"/>
+      <w:lvlText w:val=""/>
+      <w:lvlJc w:val="left"/>
+      <w:pPr>
+        <w:ind w:left="2160" w:hanging="360"/>
+      </w:pPr>
+      <w:rPr>
+        <w:rFonts w:hint="default" w:ascii="Wingdings" w:hAnsi="Wingdings"/>
+      </w:rPr>
+    </w:lvl>
+    <w:lvl xmlns:w="http://schemas.openxmlformats.org/wordprocessingml/2006/main" w:ilvl="3">
+      <w:start w:val="1"/>
+      <w:numFmt w:val="bullet"/>
+      <w:lvlText w:val=""/>
+      <w:lvlJc w:val="left"/>
+      <w:pPr>
+        <w:ind w:left="2880" w:hanging="360"/>
+      </w:pPr>
+      <w:rPr>
+        <w:rFonts w:hint="default" w:ascii="Symbol" w:hAnsi="Symbol"/>
+      </w:rPr>
+    </w:lvl>
+    <w:lvl xmlns:w="http://schemas.openxmlformats.org/wordprocessingml/2006/main" w:ilvl="4">
+      <w:start w:val="1"/>
+      <w:numFmt w:val="bullet"/>
+      <w:lvlText w:val="o"/>
+      <w:lvlJc w:val="left"/>
+      <w:pPr>
+        <w:ind w:left="3600" w:hanging="360"/>
+      </w:pPr>
+      <w:rPr>
+        <w:rFonts w:hint="default" w:ascii="Courier New" w:hAnsi="Courier New"/>
+      </w:rPr>
+    </w:lvl>
+    <w:lvl xmlns:w="http://schemas.openxmlformats.org/wordprocessingml/2006/main" w:ilvl="5">
+      <w:start w:val="1"/>
+      <w:numFmt w:val="bullet"/>
+      <w:lvlText w:val=""/>
+      <w:lvlJc w:val="left"/>
+      <w:pPr>
+        <w:ind w:left="4320" w:hanging="360"/>
+      </w:pPr>
+      <w:rPr>
+        <w:rFonts w:hint="default" w:ascii="Wingdings" w:hAnsi="Wingdings"/>
+      </w:rPr>
+    </w:lvl>
+    <w:lvl xmlns:w="http://schemas.openxmlformats.org/wordprocessingml/2006/main" w:ilvl="6">
+      <w:start w:val="1"/>
+      <w:numFmt w:val="bullet"/>
+      <w:lvlText w:val=""/>
+      <w:lvlJc w:val="left"/>
+      <w:pPr>
+        <w:ind w:left="5040" w:hanging="360"/>
+      </w:pPr>
+      <w:rPr>
+        <w:rFonts w:hint="default" w:ascii="Symbol" w:hAnsi="Symbol"/>
+      </w:rPr>
+    </w:lvl>
+    <w:lvl xmlns:w="http://schemas.openxmlformats.org/wordprocessingml/2006/main" w:ilvl="7">
+      <w:start w:val="1"/>
+      <w:numFmt w:val="bullet"/>
+      <w:lvlText w:val="o"/>
+      <w:lvlJc w:val="left"/>
+      <w:pPr>
+        <w:ind w:left="5760" w:hanging="360"/>
+      </w:pPr>
+      <w:rPr>
+        <w:rFonts w:hint="default" w:ascii="Courier New" w:hAnsi="Courier New"/>
+      </w:rPr>
+    </w:lvl>
+    <w:lvl xmlns:w="http://schemas.openxmlformats.org/wordprocessingml/2006/main" w:ilvl="8">
+      <w:start w:val="1"/>
+      <w:numFmt w:val="bullet"/>
+      <w:lvlText w:val=""/>
+      <w:lvlJc w:val="left"/>
+      <w:pPr>
+        <w:ind w:left="6480" w:hanging="360"/>
+      </w:pPr>
+      <w:rPr>
+        <w:rFonts w:hint="default" w:ascii="Wingdings" w:hAnsi="Wingdings"/>
+      </w:rPr>
+    </w:lvl>
+  </w:abstractNum>
+  <w:abstractNum xmlns:w="http://schemas.openxmlformats.org/wordprocessingml/2006/main" w:abstractNumId="15">
+    <w:nsid w:val="76037900"/>
+    <w:multiLevelType xmlns:w="http://schemas.openxmlformats.org/wordprocessingml/2006/main" w:val="hybridMultilevel"/>
+    <w:lvl xmlns:w="http://schemas.openxmlformats.org/wordprocessingml/2006/main" w:ilvl="0">
+      <w:start w:val="1"/>
+      <w:numFmt w:val="bullet"/>
+      <w:lvlText w:val=""/>
+      <w:lvlJc w:val="left"/>
+      <w:pPr>
+        <w:ind w:left="720" w:hanging="360"/>
+      </w:pPr>
+      <w:rPr>
+        <w:rFonts w:hint="default" w:ascii="Symbol" w:hAnsi="Symbol"/>
+      </w:rPr>
+    </w:lvl>
+    <w:lvl xmlns:w="http://schemas.openxmlformats.org/wordprocessingml/2006/main" w:ilvl="1">
+      <w:start w:val="1"/>
+      <w:numFmt w:val="bullet"/>
+      <w:lvlText w:val="o"/>
+      <w:lvlJc w:val="left"/>
+      <w:pPr>
+        <w:ind w:left="1440" w:hanging="360"/>
+      </w:pPr>
+      <w:rPr>
+        <w:rFonts w:hint="default" w:ascii="Courier New" w:hAnsi="Courier New"/>
+      </w:rPr>
+    </w:lvl>
+    <w:lvl xmlns:w="http://schemas.openxmlformats.org/wordprocessingml/2006/main" w:ilvl="2">
+      <w:start w:val="1"/>
+      <w:numFmt w:val="bullet"/>
+      <w:lvlText w:val=""/>
+      <w:lvlJc w:val="left"/>
+      <w:pPr>
+        <w:ind w:left="2160" w:hanging="360"/>
+      </w:pPr>
+      <w:rPr>
+        <w:rFonts w:hint="default" w:ascii="Wingdings" w:hAnsi="Wingdings"/>
+      </w:rPr>
+    </w:lvl>
+    <w:lvl xmlns:w="http://schemas.openxmlformats.org/wordprocessingml/2006/main" w:ilvl="3">
+      <w:start w:val="1"/>
+      <w:numFmt w:val="bullet"/>
+      <w:lvlText w:val=""/>
+      <w:lvlJc w:val="left"/>
+      <w:pPr>
+        <w:ind w:left="2880" w:hanging="360"/>
+      </w:pPr>
+      <w:rPr>
+        <w:rFonts w:hint="default" w:ascii="Symbol" w:hAnsi="Symbol"/>
+      </w:rPr>
+    </w:lvl>
+    <w:lvl xmlns:w="http://schemas.openxmlformats.org/wordprocessingml/2006/main" w:ilvl="4">
+      <w:start w:val="1"/>
+      <w:numFmt w:val="bullet"/>
+      <w:lvlText w:val="o"/>
+      <w:lvlJc w:val="left"/>
+      <w:pPr>
+        <w:ind w:left="3600" w:hanging="360"/>
+      </w:pPr>
+      <w:rPr>
+        <w:rFonts w:hint="default" w:ascii="Courier New" w:hAnsi="Courier New"/>
+      </w:rPr>
+    </w:lvl>
+    <w:lvl xmlns:w="http://schemas.openxmlformats.org/wordprocessingml/2006/main" w:ilvl="5">
+      <w:start w:val="1"/>
+      <w:numFmt w:val="bullet"/>
+      <w:lvlText w:val=""/>
+      <w:lvlJc w:val="left"/>
+      <w:pPr>
+        <w:ind w:left="4320" w:hanging="360"/>
+      </w:pPr>
+      <w:rPr>
+        <w:rFonts w:hint="default" w:ascii="Wingdings" w:hAnsi="Wingdings"/>
+      </w:rPr>
+    </w:lvl>
+    <w:lvl xmlns:w="http://schemas.openxmlformats.org/wordprocessingml/2006/main" w:ilvl="6">
+      <w:start w:val="1"/>
+      <w:numFmt w:val="bullet"/>
+      <w:lvlText w:val=""/>
+      <w:lvlJc w:val="left"/>
+      <w:pPr>
+        <w:ind w:left="5040" w:hanging="360"/>
+      </w:pPr>
+      <w:rPr>
+        <w:rFonts w:hint="default" w:ascii="Symbol" w:hAnsi="Symbol"/>
+      </w:rPr>
+    </w:lvl>
+    <w:lvl xmlns:w="http://schemas.openxmlformats.org/wordprocessingml/2006/main" w:ilvl="7">
+      <w:start w:val="1"/>
+      <w:numFmt w:val="bullet"/>
+      <w:lvlText w:val="o"/>
+      <w:lvlJc w:val="left"/>
+      <w:pPr>
+        <w:ind w:left="5760" w:hanging="360"/>
+      </w:pPr>
+      <w:rPr>
+        <w:rFonts w:hint="default" w:ascii="Courier New" w:hAnsi="Courier New"/>
+      </w:rPr>
+    </w:lvl>
+    <w:lvl xmlns:w="http://schemas.openxmlformats.org/wordprocessingml/2006/main" w:ilvl="8">
+      <w:start w:val="1"/>
+      <w:numFmt w:val="bullet"/>
+      <w:lvlText w:val=""/>
+      <w:lvlJc w:val="left"/>
+      <w:pPr>
+        <w:ind w:left="6480" w:hanging="360"/>
+      </w:pPr>
+      <w:rPr>
+        <w:rFonts w:hint="default" w:ascii="Wingdings" w:hAnsi="Wingdings"/>
+      </w:rPr>
+    </w:lvl>
+  </w:abstractNum>
+  <w:abstractNum xmlns:w="http://schemas.openxmlformats.org/wordprocessingml/2006/main" w:abstractNumId="14">
+    <w:nsid w:val="60d96ed5"/>
+    <w:multiLevelType xmlns:w="http://schemas.openxmlformats.org/wordprocessingml/2006/main" w:val="hybridMultilevel"/>
+    <w:lvl xmlns:w="http://schemas.openxmlformats.org/wordprocessingml/2006/main" w:ilvl="0">
+      <w:start w:val="1"/>
+      <w:numFmt w:val="bullet"/>
+      <w:lvlText w:val=""/>
+      <w:lvlJc w:val="left"/>
+      <w:pPr>
+        <w:ind w:left="720" w:hanging="360"/>
+      </w:pPr>
+      <w:rPr>
+        <w:rFonts w:hint="default" w:ascii="Symbol" w:hAnsi="Symbol"/>
+      </w:rPr>
+    </w:lvl>
+    <w:lvl xmlns:w="http://schemas.openxmlformats.org/wordprocessingml/2006/main" w:ilvl="1">
+      <w:start w:val="1"/>
+      <w:numFmt w:val="bullet"/>
+      <w:lvlText w:val="o"/>
+      <w:lvlJc w:val="left"/>
+      <w:pPr>
+        <w:ind w:left="1440" w:hanging="360"/>
+      </w:pPr>
+      <w:rPr>
+        <w:rFonts w:hint="default" w:ascii="Courier New" w:hAnsi="Courier New"/>
+      </w:rPr>
+    </w:lvl>
+    <w:lvl xmlns:w="http://schemas.openxmlformats.org/wordprocessingml/2006/main" w:ilvl="2">
+      <w:start w:val="1"/>
+      <w:numFmt w:val="bullet"/>
+      <w:lvlText w:val=""/>
+      <w:lvlJc w:val="left"/>
+      <w:pPr>
+        <w:ind w:left="2160" w:hanging="360"/>
+      </w:pPr>
+      <w:rPr>
+        <w:rFonts w:hint="default" w:ascii="Wingdings" w:hAnsi="Wingdings"/>
+      </w:rPr>
+    </w:lvl>
+    <w:lvl xmlns:w="http://schemas.openxmlformats.org/wordprocessingml/2006/main" w:ilvl="3">
+      <w:start w:val="1"/>
+      <w:numFmt w:val="bullet"/>
+      <w:lvlText w:val=""/>
+      <w:lvlJc w:val="left"/>
+      <w:pPr>
+        <w:ind w:left="2880" w:hanging="360"/>
+      </w:pPr>
+      <w:rPr>
+        <w:rFonts w:hint="default" w:ascii="Symbol" w:hAnsi="Symbol"/>
+      </w:rPr>
+    </w:lvl>
+    <w:lvl xmlns:w="http://schemas.openxmlformats.org/wordprocessingml/2006/main" w:ilvl="4">
+      <w:start w:val="1"/>
+      <w:numFmt w:val="bullet"/>
+      <w:lvlText w:val="o"/>
+      <w:lvlJc w:val="left"/>
+      <w:pPr>
+        <w:ind w:left="3600" w:hanging="360"/>
+      </w:pPr>
+      <w:rPr>
+        <w:rFonts w:hint="default" w:ascii="Courier New" w:hAnsi="Courier New"/>
+      </w:rPr>
+    </w:lvl>
+    <w:lvl xmlns:w="http://schemas.openxmlformats.org/wordprocessingml/2006/main" w:ilvl="5">
+      <w:start w:val="1"/>
+      <w:numFmt w:val="bullet"/>
+      <w:lvlText w:val=""/>
+      <w:lvlJc w:val="left"/>
+      <w:pPr>
+        <w:ind w:left="4320" w:hanging="360"/>
+      </w:pPr>
+      <w:rPr>
+        <w:rFonts w:hint="default" w:ascii="Wingdings" w:hAnsi="Wingdings"/>
+      </w:rPr>
+    </w:lvl>
+    <w:lvl xmlns:w="http://schemas.openxmlformats.org/wordprocessingml/2006/main" w:ilvl="6">
+      <w:start w:val="1"/>
+      <w:numFmt w:val="bullet"/>
+      <w:lvlText w:val=""/>
+      <w:lvlJc w:val="left"/>
+      <w:pPr>
+        <w:ind w:left="5040" w:hanging="360"/>
+      </w:pPr>
+      <w:rPr>
+        <w:rFonts w:hint="default" w:ascii="Symbol" w:hAnsi="Symbol"/>
+      </w:rPr>
+    </w:lvl>
+    <w:lvl xmlns:w="http://schemas.openxmlformats.org/wordprocessingml/2006/main" w:ilvl="7">
+      <w:start w:val="1"/>
+      <w:numFmt w:val="bullet"/>
+      <w:lvlText w:val="o"/>
+      <w:lvlJc w:val="left"/>
+      <w:pPr>
+        <w:ind w:left="5760" w:hanging="360"/>
+      </w:pPr>
+      <w:rPr>
+        <w:rFonts w:hint="default" w:ascii="Courier New" w:hAnsi="Courier New"/>
+      </w:rPr>
+    </w:lvl>
+    <w:lvl xmlns:w="http://schemas.openxmlformats.org/wordprocessingml/2006/main" w:ilvl="8">
+      <w:start w:val="1"/>
+      <w:numFmt w:val="bullet"/>
+      <w:lvlText w:val=""/>
+      <w:lvlJc w:val="left"/>
+      <w:pPr>
+        <w:ind w:left="6480" w:hanging="360"/>
+      </w:pPr>
+      <w:rPr>
+        <w:rFonts w:hint="default" w:ascii="Wingdings" w:hAnsi="Wingdings"/>
+      </w:rPr>
+    </w:lvl>
+  </w:abstractNum>
+  <w:abstractNum xmlns:w="http://schemas.openxmlformats.org/wordprocessingml/2006/main" w:abstractNumId="13">
+    <w:nsid w:val="5eec0740"/>
+    <w:multiLevelType xmlns:w="http://schemas.openxmlformats.org/wordprocessingml/2006/main" w:val="hybridMultilevel"/>
+    <w:lvl xmlns:w="http://schemas.openxmlformats.org/wordprocessingml/2006/main" w:ilvl="0">
+      <w:start w:val="1"/>
+      <w:numFmt w:val="bullet"/>
+      <w:lvlText w:val=""/>
+      <w:lvlJc w:val="left"/>
+      <w:pPr>
+        <w:ind w:left="720" w:hanging="360"/>
+      </w:pPr>
+      <w:rPr>
+        <w:rFonts w:hint="default" w:ascii="Symbol" w:hAnsi="Symbol"/>
+      </w:rPr>
+    </w:lvl>
+    <w:lvl xmlns:w="http://schemas.openxmlformats.org/wordprocessingml/2006/main" w:ilvl="1">
+      <w:start w:val="1"/>
+      <w:numFmt w:val="bullet"/>
+      <w:lvlText w:val="o"/>
+      <w:lvlJc w:val="left"/>
+      <w:pPr>
+        <w:ind w:left="1440" w:hanging="360"/>
+      </w:pPr>
+      <w:rPr>
+        <w:rFonts w:hint="default" w:ascii="Courier New" w:hAnsi="Courier New"/>
+      </w:rPr>
+    </w:lvl>
+    <w:lvl xmlns:w="http://schemas.openxmlformats.org/wordprocessingml/2006/main" w:ilvl="2">
+      <w:start w:val="1"/>
+      <w:numFmt w:val="bullet"/>
+      <w:lvlText w:val=""/>
+      <w:lvlJc w:val="left"/>
+      <w:pPr>
+        <w:ind w:left="2160" w:hanging="360"/>
+      </w:pPr>
+      <w:rPr>
+        <w:rFonts w:hint="default" w:ascii="Wingdings" w:hAnsi="Wingdings"/>
+      </w:rPr>
+    </w:lvl>
+    <w:lvl xmlns:w="http://schemas.openxmlformats.org/wordprocessingml/2006/main" w:ilvl="3">
+      <w:start w:val="1"/>
+      <w:numFmt w:val="bullet"/>
+      <w:lvlText w:val=""/>
+      <w:lvlJc w:val="left"/>
+      <w:pPr>
+        <w:ind w:left="2880" w:hanging="360"/>
+      </w:pPr>
+      <w:rPr>
+        <w:rFonts w:hint="default" w:ascii="Symbol" w:hAnsi="Symbol"/>
+      </w:rPr>
+    </w:lvl>
+    <w:lvl xmlns:w="http://schemas.openxmlformats.org/wordprocessingml/2006/main" w:ilvl="4">
+      <w:start w:val="1"/>
+      <w:numFmt w:val="bullet"/>
+      <w:lvlText w:val="o"/>
+      <w:lvlJc w:val="left"/>
+      <w:pPr>
+        <w:ind w:left="3600" w:hanging="360"/>
+      </w:pPr>
+      <w:rPr>
+        <w:rFonts w:hint="default" w:ascii="Courier New" w:hAnsi="Courier New"/>
+      </w:rPr>
+    </w:lvl>
+    <w:lvl xmlns:w="http://schemas.openxmlformats.org/wordprocessingml/2006/main" w:ilvl="5">
+      <w:start w:val="1"/>
+      <w:numFmt w:val="bullet"/>
+      <w:lvlText w:val=""/>
+      <w:lvlJc w:val="left"/>
+      <w:pPr>
+        <w:ind w:left="4320" w:hanging="360"/>
+      </w:pPr>
+      <w:rPr>
+        <w:rFonts w:hint="default" w:ascii="Wingdings" w:hAnsi="Wingdings"/>
+      </w:rPr>
+    </w:lvl>
+    <w:lvl xmlns:w="http://schemas.openxmlformats.org/wordprocessingml/2006/main" w:ilvl="6">
+      <w:start w:val="1"/>
+      <w:numFmt w:val="bullet"/>
+      <w:lvlText w:val=""/>
+      <w:lvlJc w:val="left"/>
+      <w:pPr>
+        <w:ind w:left="5040" w:hanging="360"/>
+      </w:pPr>
+      <w:rPr>
+        <w:rFonts w:hint="default" w:ascii="Symbol" w:hAnsi="Symbol"/>
+      </w:rPr>
+    </w:lvl>
+    <w:lvl xmlns:w="http://schemas.openxmlformats.org/wordprocessingml/2006/main" w:ilvl="7">
+      <w:start w:val="1"/>
+      <w:numFmt w:val="bullet"/>
+      <w:lvlText w:val="o"/>
+      <w:lvlJc w:val="left"/>
+      <w:pPr>
+        <w:ind w:left="5760" w:hanging="360"/>
+      </w:pPr>
+      <w:rPr>
+        <w:rFonts w:hint="default" w:ascii="Courier New" w:hAnsi="Courier New"/>
+      </w:rPr>
+    </w:lvl>
+    <w:lvl xmlns:w="http://schemas.openxmlformats.org/wordprocessingml/2006/main" w:ilvl="8">
+      <w:start w:val="1"/>
+      <w:numFmt w:val="bullet"/>
+      <w:lvlText w:val=""/>
+      <w:lvlJc w:val="left"/>
+      <w:pPr>
+        <w:ind w:left="6480" w:hanging="360"/>
+      </w:pPr>
+      <w:rPr>
+        <w:rFonts w:hint="default" w:ascii="Wingdings" w:hAnsi="Wingdings"/>
+      </w:rPr>
+    </w:lvl>
+  </w:abstractNum>
+  <w:abstractNum xmlns:w="http://schemas.openxmlformats.org/wordprocessingml/2006/main" w:abstractNumId="12">
+    <w:nsid w:val="74f4775f"/>
+    <w:multiLevelType xmlns:w="http://schemas.openxmlformats.org/wordprocessingml/2006/main" w:val="hybridMultilevel"/>
+    <w:lvl xmlns:w="http://schemas.openxmlformats.org/wordprocessingml/2006/main" w:ilvl="0">
+      <w:start w:val="1"/>
+      <w:numFmt w:val="bullet"/>
+      <w:lvlText w:val=""/>
+      <w:lvlJc w:val="left"/>
+      <w:pPr>
+        <w:ind w:left="720" w:hanging="360"/>
+      </w:pPr>
+      <w:rPr>
+        <w:rFonts w:hint="default" w:ascii="Symbol" w:hAnsi="Symbol"/>
+      </w:rPr>
+    </w:lvl>
+    <w:lvl xmlns:w="http://schemas.openxmlformats.org/wordprocessingml/2006/main" w:ilvl="1">
+      <w:start w:val="1"/>
+      <w:numFmt w:val="bullet"/>
+      <w:lvlText w:val="o"/>
+      <w:lvlJc w:val="left"/>
+      <w:pPr>
+        <w:ind w:left="1440" w:hanging="360"/>
+      </w:pPr>
+      <w:rPr>
+        <w:rFonts w:hint="default" w:ascii="Courier New" w:hAnsi="Courier New"/>
+      </w:rPr>
+    </w:lvl>
+    <w:lvl xmlns:w="http://schemas.openxmlformats.org/wordprocessingml/2006/main" w:ilvl="2">
+      <w:start w:val="1"/>
+      <w:numFmt w:val="bullet"/>
+      <w:lvlText w:val=""/>
+      <w:lvlJc w:val="left"/>
+      <w:pPr>
+        <w:ind w:left="2160" w:hanging="360"/>
+      </w:pPr>
+      <w:rPr>
+        <w:rFonts w:hint="default" w:ascii="Wingdings" w:hAnsi="Wingdings"/>
+      </w:rPr>
+    </w:lvl>
+    <w:lvl xmlns:w="http://schemas.openxmlformats.org/wordprocessingml/2006/main" w:ilvl="3">
+      <w:start w:val="1"/>
+      <w:numFmt w:val="bullet"/>
+      <w:lvlText w:val=""/>
+      <w:lvlJc w:val="left"/>
+      <w:pPr>
+        <w:ind w:left="2880" w:hanging="360"/>
+      </w:pPr>
+      <w:rPr>
+        <w:rFonts w:hint="default" w:ascii="Symbol" w:hAnsi="Symbol"/>
+      </w:rPr>
+    </w:lvl>
+    <w:lvl xmlns:w="http://schemas.openxmlformats.org/wordprocessingml/2006/main" w:ilvl="4">
+      <w:start w:val="1"/>
+      <w:numFmt w:val="bullet"/>
+      <w:lvlText w:val="o"/>
+      <w:lvlJc w:val="left"/>
+      <w:pPr>
+        <w:ind w:left="3600" w:hanging="360"/>
+      </w:pPr>
+      <w:rPr>
+        <w:rFonts w:hint="default" w:ascii="Courier New" w:hAnsi="Courier New"/>
+      </w:rPr>
+    </w:lvl>
+    <w:lvl xmlns:w="http://schemas.openxmlformats.org/wordprocessingml/2006/main" w:ilvl="5">
+      <w:start w:val="1"/>
+      <w:numFmt w:val="bullet"/>
+      <w:lvlText w:val=""/>
+      <w:lvlJc w:val="left"/>
+      <w:pPr>
+        <w:ind w:left="4320" w:hanging="360"/>
+      </w:pPr>
+      <w:rPr>
+        <w:rFonts w:hint="default" w:ascii="Wingdings" w:hAnsi="Wingdings"/>
+      </w:rPr>
+    </w:lvl>
+    <w:lvl xmlns:w="http://schemas.openxmlformats.org/wordprocessingml/2006/main" w:ilvl="6">
+      <w:start w:val="1"/>
+      <w:numFmt w:val="bullet"/>
+      <w:lvlText w:val=""/>
+      <w:lvlJc w:val="left"/>
+      <w:pPr>
+        <w:ind w:left="5040" w:hanging="360"/>
+      </w:pPr>
+      <w:rPr>
+        <w:rFonts w:hint="default" w:ascii="Symbol" w:hAnsi="Symbol"/>
+      </w:rPr>
+    </w:lvl>
+    <w:lvl xmlns:w="http://schemas.openxmlformats.org/wordprocessingml/2006/main" w:ilvl="7">
+      <w:start w:val="1"/>
+      <w:numFmt w:val="bullet"/>
+      <w:lvlText w:val="o"/>
+      <w:lvlJc w:val="left"/>
+      <w:pPr>
+        <w:ind w:left="5760" w:hanging="360"/>
+      </w:pPr>
+      <w:rPr>
+        <w:rFonts w:hint="default" w:ascii="Courier New" w:hAnsi="Courier New"/>
+      </w:rPr>
+    </w:lvl>
+    <w:lvl xmlns:w="http://schemas.openxmlformats.org/wordprocessingml/2006/main" w:ilvl="8">
+      <w:start w:val="1"/>
+      <w:numFmt w:val="bullet"/>
+      <w:lvlText w:val=""/>
+      <w:lvlJc w:val="left"/>
+      <w:pPr>
+        <w:ind w:left="6480" w:hanging="360"/>
+      </w:pPr>
+      <w:rPr>
+        <w:rFonts w:hint="default" w:ascii="Wingdings" w:hAnsi="Wingdings"/>
+      </w:rPr>
+    </w:lvl>
+  </w:abstractNum>
+  <w:abstractNum xmlns:w="http://schemas.openxmlformats.org/wordprocessingml/2006/main" w:abstractNumId="11">
+    <w:nsid w:val="67f11253"/>
+    <w:multiLevelType xmlns:w="http://schemas.openxmlformats.org/wordprocessingml/2006/main" w:val="hybridMultilevel"/>
+    <w:lvl xmlns:w="http://schemas.openxmlformats.org/wordprocessingml/2006/main" w:ilvl="0">
+      <w:start w:val="1"/>
+      <w:numFmt w:val="bullet"/>
+      <w:lvlText w:val=""/>
+      <w:lvlJc w:val="left"/>
+      <w:pPr>
+        <w:ind w:left="720" w:hanging="360"/>
+      </w:pPr>
+      <w:rPr>
+        <w:rFonts w:hint="default" w:ascii="Symbol" w:hAnsi="Symbol"/>
+      </w:rPr>
+    </w:lvl>
+    <w:lvl xmlns:w="http://schemas.openxmlformats.org/wordprocessingml/2006/main" w:ilvl="1">
+      <w:start w:val="1"/>
+      <w:numFmt w:val="bullet"/>
+      <w:lvlText w:val="o"/>
+      <w:lvlJc w:val="left"/>
+      <w:pPr>
+        <w:ind w:left="1440" w:hanging="360"/>
+      </w:pPr>
+      <w:rPr>
+        <w:rFonts w:hint="default" w:ascii="Courier New" w:hAnsi="Courier New"/>
+      </w:rPr>
+    </w:lvl>
+    <w:lvl xmlns:w="http://schemas.openxmlformats.org/wordprocessingml/2006/main" w:ilvl="2">
+      <w:start w:val="1"/>
+      <w:numFmt w:val="bullet"/>
+      <w:lvlText w:val=""/>
+      <w:lvlJc w:val="left"/>
+      <w:pPr>
+        <w:ind w:left="2160" w:hanging="360"/>
+      </w:pPr>
+      <w:rPr>
+        <w:rFonts w:hint="default" w:ascii="Wingdings" w:hAnsi="Wingdings"/>
+      </w:rPr>
+    </w:lvl>
+    <w:lvl xmlns:w="http://schemas.openxmlformats.org/wordprocessingml/2006/main" w:ilvl="3">
+      <w:start w:val="1"/>
+      <w:numFmt w:val="bullet"/>
+      <w:lvlText w:val=""/>
+      <w:lvlJc w:val="left"/>
+      <w:pPr>
+        <w:ind w:left="2880" w:hanging="360"/>
+      </w:pPr>
+      <w:rPr>
+        <w:rFonts w:hint="default" w:ascii="Symbol" w:hAnsi="Symbol"/>
+      </w:rPr>
+    </w:lvl>
+    <w:lvl xmlns:w="http://schemas.openxmlformats.org/wordprocessingml/2006/main" w:ilvl="4">
+      <w:start w:val="1"/>
+      <w:numFmt w:val="bullet"/>
+      <w:lvlText w:val="o"/>
+      <w:lvlJc w:val="left"/>
+      <w:pPr>
+        <w:ind w:left="3600" w:hanging="360"/>
+      </w:pPr>
+      <w:rPr>
+        <w:rFonts w:hint="default" w:ascii="Courier New" w:hAnsi="Courier New"/>
+      </w:rPr>
+    </w:lvl>
+    <w:lvl xmlns:w="http://schemas.openxmlformats.org/wordprocessingml/2006/main" w:ilvl="5">
+      <w:start w:val="1"/>
+      <w:numFmt w:val="bullet"/>
+      <w:lvlText w:val=""/>
+      <w:lvlJc w:val="left"/>
+      <w:pPr>
+        <w:ind w:left="4320" w:hanging="360"/>
+      </w:pPr>
+      <w:rPr>
+        <w:rFonts w:hint="default" w:ascii="Wingdings" w:hAnsi="Wingdings"/>
+      </w:rPr>
+    </w:lvl>
+    <w:lvl xmlns:w="http://schemas.openxmlformats.org/wordprocessingml/2006/main" w:ilvl="6">
+      <w:start w:val="1"/>
+      <w:numFmt w:val="bullet"/>
+      <w:lvlText w:val=""/>
+      <w:lvlJc w:val="left"/>
+      <w:pPr>
+        <w:ind w:left="5040" w:hanging="360"/>
+      </w:pPr>
+      <w:rPr>
+        <w:rFonts w:hint="default" w:ascii="Symbol" w:hAnsi="Symbol"/>
+      </w:rPr>
+    </w:lvl>
+    <w:lvl xmlns:w="http://schemas.openxmlformats.org/wordprocessingml/2006/main" w:ilvl="7">
+      <w:start w:val="1"/>
+      <w:numFmt w:val="bullet"/>
+      <w:lvlText w:val="o"/>
+      <w:lvlJc w:val="left"/>
+      <w:pPr>
+        <w:ind w:left="5760" w:hanging="360"/>
+      </w:pPr>
+      <w:rPr>
+        <w:rFonts w:hint="default" w:ascii="Courier New" w:hAnsi="Courier New"/>
+      </w:rPr>
+    </w:lvl>
+    <w:lvl xmlns:w="http://schemas.openxmlformats.org/wordprocessingml/2006/main" w:ilvl="8">
+      <w:start w:val="1"/>
+      <w:numFmt w:val="bullet"/>
+      <w:lvlText w:val=""/>
+      <w:lvlJc w:val="left"/>
+      <w:pPr>
+        <w:ind w:left="6480" w:hanging="360"/>
+      </w:pPr>
+      <w:rPr>
+        <w:rFonts w:hint="default" w:ascii="Wingdings" w:hAnsi="Wingdings"/>
+      </w:rPr>
+    </w:lvl>
+  </w:abstractNum>
+  <w:abstractNum xmlns:w="http://schemas.openxmlformats.org/wordprocessingml/2006/main" w:abstractNumId="10">
+    <w:nsid w:val="7f724d38"/>
+    <w:multiLevelType xmlns:w="http://schemas.openxmlformats.org/wordprocessingml/2006/main" w:val="hybridMultilevel"/>
+    <w:lvl xmlns:w="http://schemas.openxmlformats.org/wordprocessingml/2006/main" w:ilvl="0">
+      <w:start w:val="1"/>
+      <w:numFmt w:val="bullet"/>
+      <w:lvlText w:val=""/>
+      <w:lvlJc w:val="left"/>
+      <w:pPr>
+        <w:ind w:left="720" w:hanging="360"/>
+      </w:pPr>
+      <w:rPr>
+        <w:rFonts w:hint="default" w:ascii="Symbol" w:hAnsi="Symbol"/>
+      </w:rPr>
+    </w:lvl>
+    <w:lvl xmlns:w="http://schemas.openxmlformats.org/wordprocessingml/2006/main" w:ilvl="1">
+      <w:start w:val="1"/>
+      <w:numFmt w:val="bullet"/>
+      <w:lvlText w:val="o"/>
+      <w:lvlJc w:val="left"/>
+      <w:pPr>
+        <w:ind w:left="1440" w:hanging="360"/>
+      </w:pPr>
+      <w:rPr>
+        <w:rFonts w:hint="default" w:ascii="Courier New" w:hAnsi="Courier New"/>
+      </w:rPr>
+    </w:lvl>
+    <w:lvl xmlns:w="http://schemas.openxmlformats.org/wordprocessingml/2006/main" w:ilvl="2">
+      <w:start w:val="1"/>
+      <w:numFmt w:val="bullet"/>
+      <w:lvlText w:val=""/>
+      <w:lvlJc w:val="left"/>
+      <w:pPr>
+        <w:ind w:left="2160" w:hanging="360"/>
+      </w:pPr>
+      <w:rPr>
+        <w:rFonts w:hint="default" w:ascii="Wingdings" w:hAnsi="Wingdings"/>
+      </w:rPr>
+    </w:lvl>
+    <w:lvl xmlns:w="http://schemas.openxmlformats.org/wordprocessingml/2006/main" w:ilvl="3">
+      <w:start w:val="1"/>
+      <w:numFmt w:val="bullet"/>
+      <w:lvlText w:val=""/>
+      <w:lvlJc w:val="left"/>
+      <w:pPr>
+        <w:ind w:left="2880" w:hanging="360"/>
+      </w:pPr>
+      <w:rPr>
+        <w:rFonts w:hint="default" w:ascii="Symbol" w:hAnsi="Symbol"/>
+      </w:rPr>
+    </w:lvl>
+    <w:lvl xmlns:w="http://schemas.openxmlformats.org/wordprocessingml/2006/main" w:ilvl="4">
+      <w:start w:val="1"/>
+      <w:numFmt w:val="bullet"/>
+      <w:lvlText w:val="o"/>
+      <w:lvlJc w:val="left"/>
+      <w:pPr>
+        <w:ind w:left="3600" w:hanging="360"/>
+      </w:pPr>
+      <w:rPr>
+        <w:rFonts w:hint="default" w:ascii="Courier New" w:hAnsi="Courier New"/>
+      </w:rPr>
+    </w:lvl>
+    <w:lvl xmlns:w="http://schemas.openxmlformats.org/wordprocessingml/2006/main" w:ilvl="5">
+      <w:start w:val="1"/>
+      <w:numFmt w:val="bullet"/>
+      <w:lvlText w:val=""/>
+      <w:lvlJc w:val="left"/>
+      <w:pPr>
+        <w:ind w:left="4320" w:hanging="360"/>
+      </w:pPr>
+      <w:rPr>
+        <w:rFonts w:hint="default" w:ascii="Wingdings" w:hAnsi="Wingdings"/>
+      </w:rPr>
+    </w:lvl>
+    <w:lvl xmlns:w="http://schemas.openxmlformats.org/wordprocessingml/2006/main" w:ilvl="6">
+      <w:start w:val="1"/>
+      <w:numFmt w:val="bullet"/>
+      <w:lvlText w:val=""/>
+      <w:lvlJc w:val="left"/>
+      <w:pPr>
+        <w:ind w:left="5040" w:hanging="360"/>
+      </w:pPr>
+      <w:rPr>
+        <w:rFonts w:hint="default" w:ascii="Symbol" w:hAnsi="Symbol"/>
+      </w:rPr>
+    </w:lvl>
+    <w:lvl xmlns:w="http://schemas.openxmlformats.org/wordprocessingml/2006/main" w:ilvl="7">
+      <w:start w:val="1"/>
+      <w:numFmt w:val="bullet"/>
+      <w:lvlText w:val="o"/>
+      <w:lvlJc w:val="left"/>
+      <w:pPr>
+        <w:ind w:left="5760" w:hanging="360"/>
+      </w:pPr>
+      <w:rPr>
+        <w:rFonts w:hint="default" w:ascii="Courier New" w:hAnsi="Courier New"/>
+      </w:rPr>
+    </w:lvl>
+    <w:lvl xmlns:w="http://schemas.openxmlformats.org/wordprocessingml/2006/main" w:ilvl="8">
+      <w:start w:val="1"/>
+      <w:numFmt w:val="bullet"/>
+      <w:lvlText w:val=""/>
+      <w:lvlJc w:val="left"/>
+      <w:pPr>
+        <w:ind w:left="6480" w:hanging="360"/>
+      </w:pPr>
+      <w:rPr>
+        <w:rFonts w:hint="default" w:ascii="Wingdings" w:hAnsi="Wingdings"/>
+      </w:rPr>
+    </w:lvl>
+  </w:abstractNum>
   <w:abstractNum xmlns:w="http://schemas.openxmlformats.org/wordprocessingml/2006/main" w:abstractNumId="9">
     <w:nsid w:val="14b8e32a"/>
     <w:multiLevelType xmlns:w="http://schemas.openxmlformats.org/wordprocessingml/2006/main" w:val="hybridMultilevel"/>
@@ -8361,6 +9880,30 @@
       </w:rPr>
     </w:lvl>
   </w:abstractNum>
+  <w:num w:numId="17">
+    <w:abstractNumId w:val="17"/>
+  </w:num>
+  <w:num w:numId="16">
+    <w:abstractNumId w:val="16"/>
+  </w:num>
+  <w:num w:numId="15">
+    <w:abstractNumId w:val="15"/>
+  </w:num>
+  <w:num w:numId="14">
+    <w:abstractNumId w:val="14"/>
+  </w:num>
+  <w:num w:numId="13">
+    <w:abstractNumId w:val="13"/>
+  </w:num>
+  <w:num w:numId="12">
+    <w:abstractNumId w:val="12"/>
+  </w:num>
+  <w:num w:numId="11">
+    <w:abstractNumId w:val="11"/>
+  </w:num>
+  <w:num w:numId="10">
+    <w:abstractNumId w:val="10"/>
+  </w:num>
   <w:num w:numId="9">
     <w:abstractNumId w:val="9"/>
   </w:num>
@@ -8817,7 +10360,7 @@
     <w:name w:val="Hyperlink"/>
     <w:basedOn w:val="DefaultParagraphFont"/>
     <w:unhideWhenUsed/>
-    <w:rsid w:val="52694899"/>
+    <w:rsid w:val="13FFFF26"/>
     <w:rPr>
       <w:color w:val="467886"/>
       <w:u w:val="single"/>
@@ -8828,7 +10371,7 @@
     <w:name w:val="List Paragraph"/>
     <w:basedOn w:val="Normal"/>
     <w:qFormat/>
-    <w:rsid w:val="52694899"/>
+    <w:rsid w:val="13FFFF26"/>
     <w:pPr>
       <w:spacing/>
       <w:ind w:left="720"/>
@@ -8842,7 +10385,7 @@
     <w:next w:val="Normal"/>
     <w:unhideWhenUsed/>
     <w:qFormat/>
-    <w:rsid w:val="52694899"/>
+    <w:rsid w:val="13FFFF26"/>
     <w:rPr>
       <w:rFonts w:eastAsia="" w:cs="" w:eastAsiaTheme="majorEastAsia" w:cstheme="majorBidi"/>
       <w:i w:val="1"/>
@@ -8863,7 +10406,7 @@
     <w:next w:val="Normal"/>
     <w:unhideWhenUsed/>
     <w:qFormat/>
-    <w:rsid w:val="52694899"/>
+    <w:rsid w:val="13FFFF26"/>
     <w:rPr>
       <w:rFonts w:eastAsia="" w:cs="" w:eastAsiaTheme="majorEastAsia" w:cstheme="majorBidi"/>
       <w:color w:val="0F4761" w:themeColor="accent1" w:themeTint="FF" w:themeShade="BF"/>

--- a/réponce.docx
+++ b/réponce.docx
@@ -1751,7 +1751,7 @@
       </w:pPr>
       <w:r>
         <w:drawing>
-          <wp:inline xmlns:wp14="http://schemas.microsoft.com/office/word/2010/wordprocessingDrawing" wp14:editId="78955444" wp14:anchorId="13430686">
+          <wp:inline xmlns:wp14="http://schemas.microsoft.com/office/word/2010/wordprocessingDrawing" wp14:editId="397D1794" wp14:anchorId="13430686">
             <wp:extent cx="5724525" cy="1200150"/>
             <wp:effectExtent l="0" t="0" r="0" b="0"/>
             <wp:docPr id="795131850" name="drawing"/>
@@ -4636,7 +4636,7 @@
       </w:pPr>
       <w:r>
         <w:drawing>
-          <wp:inline wp14:editId="5B8B2957" wp14:anchorId="42986E41">
+          <wp:inline wp14:editId="72B1F126" wp14:anchorId="42986E41">
             <wp:extent cx="5068007" cy="2534004"/>
             <wp:effectExtent l="0" t="0" r="0" b="0"/>
             <wp:docPr id="502584561" name="drawing"/>
@@ -7655,38 +7655,404 @@
     </w:p>
     <w:p>
       <w:pPr>
-        <w:spacing w:before="0" w:beforeAutospacing="off" w:after="0" w:afterAutospacing="off"/>
-      </w:pPr>
-    </w:p>
-    <w:p>
-      <w:pPr>
-        <w:spacing w:before="0" w:beforeAutospacing="off" w:after="0" w:afterAutospacing="off"/>
-      </w:pPr>
-    </w:p>
-    <w:p>
-      <w:pPr>
-        <w:spacing w:before="0" w:beforeAutospacing="off" w:after="0" w:afterAutospacing="off"/>
-      </w:pPr>
-    </w:p>
-    <w:p>
-      <w:pPr>
-        <w:spacing w:before="0" w:beforeAutospacing="off" w:after="0" w:afterAutospacing="off"/>
-      </w:pPr>
-    </w:p>
-    <w:p>
-      <w:pPr>
-        <w:spacing w:before="0" w:beforeAutospacing="off" w:after="0" w:afterAutospacing="off"/>
-      </w:pPr>
-    </w:p>
-    <w:p>
-      <w:pPr>
-        <w:spacing w:before="0" w:beforeAutospacing="off" w:after="0" w:afterAutospacing="off"/>
-      </w:pPr>
-    </w:p>
-    <w:p>
-      <w:pPr>
-        <w:spacing w:before="0" w:beforeAutospacing="off" w:after="0" w:afterAutospacing="off"/>
-      </w:pPr>
+        <w:pStyle w:val="Normal"/>
+        <w:spacing w:before="0" w:beforeAutospacing="off" w:after="0" w:afterAutospacing="off"/>
+        <w:rPr>
+          <w:rFonts w:ascii="Aptos" w:hAnsi="Aptos" w:eastAsia="Aptos" w:cs="Aptos"/>
+          <w:b w:val="1"/>
+          <w:bCs w:val="1"/>
+          <w:i w:val="1"/>
+          <w:iCs w:val="1"/>
+          <w:noProof w:val="0"/>
+          <w:sz w:val="24"/>
+          <w:szCs w:val="24"/>
+          <w:u w:val="single"/>
+          <w:lang w:val="fr-FR"/>
+        </w:rPr>
+      </w:pPr>
+      <w:r>
+        <w:rPr>
+          <w:rFonts w:ascii="Aptos" w:hAnsi="Aptos" w:eastAsia="Aptos" w:cs="Aptos"/>
+          <w:b w:val="1"/>
+          <w:bCs w:val="1"/>
+          <w:i w:val="1"/>
+          <w:iCs w:val="1"/>
+          <w:noProof w:val="0"/>
+          <w:sz w:val="24"/>
+          <w:szCs w:val="24"/>
+          <w:u w:val="single"/>
+          <w:lang w:val="fr-FR"/>
+        </w:rPr>
+        <w:t>Partie 6 — Mise à jour, destroy et cas avancés</w:t>
+      </w:r>
+    </w:p>
+    <w:p>
+      <w:pPr>
+        <w:spacing w:before="0" w:beforeAutospacing="off" w:after="0" w:afterAutospacing="off"/>
+      </w:pPr>
+    </w:p>
+    <w:p>
+      <w:pPr>
+        <w:spacing w:before="0" w:beforeAutospacing="off" w:after="0" w:afterAutospacing="off"/>
+        <w:rPr>
+          <w:b w:val="1"/>
+          <w:bCs w:val="1"/>
+          <w:i w:val="1"/>
+          <w:iCs w:val="1"/>
+          <w:u w:val="single"/>
+        </w:rPr>
+      </w:pPr>
+      <w:r>
+        <w:rPr>
+          <w:b w:val="1"/>
+          <w:bCs w:val="1"/>
+          <w:i w:val="1"/>
+          <w:iCs w:val="1"/>
+          <w:u w:val="single"/>
+        </w:rPr>
+        <w:t>16.1</w:t>
+      </w:r>
+    </w:p>
+    <w:p>
+      <w:pPr>
+        <w:spacing w:before="0" w:beforeAutospacing="off" w:after="0" w:afterAutospacing="off"/>
+      </w:pPr>
+      <w:r>
+        <w:rPr/>
+        <w:t>Repo git</w:t>
+      </w:r>
+    </w:p>
+    <w:p>
+      <w:pPr>
+        <w:spacing w:before="0" w:beforeAutospacing="off" w:after="0" w:afterAutospacing="off"/>
+      </w:pPr>
+    </w:p>
+    <w:p>
+      <w:pPr>
+        <w:spacing w:before="0" w:beforeAutospacing="off" w:after="0" w:afterAutospacing="off"/>
+        <w:rPr>
+          <w:b w:val="1"/>
+          <w:bCs w:val="1"/>
+          <w:i w:val="1"/>
+          <w:iCs w:val="1"/>
+          <w:u w:val="single"/>
+        </w:rPr>
+      </w:pPr>
+      <w:r>
+        <w:rPr>
+          <w:b w:val="1"/>
+          <w:bCs w:val="1"/>
+          <w:i w:val="1"/>
+          <w:iCs w:val="1"/>
+          <w:u w:val="single"/>
+        </w:rPr>
+        <w:t>16.2</w:t>
+      </w:r>
+    </w:p>
+    <w:p>
+      <w:pPr>
+        <w:spacing w:before="0" w:beforeAutospacing="off" w:after="0" w:afterAutospacing="off"/>
+      </w:pPr>
+      <w:r>
+        <w:rPr/>
+        <w:t>Les ressource affecter sont :</w:t>
+      </w:r>
+    </w:p>
+    <w:p>
+      <w:pPr>
+        <w:pStyle w:val="ListParagraph"/>
+        <w:numPr>
+          <w:ilvl w:val="0"/>
+          <w:numId w:val="18"/>
+        </w:numPr>
+        <w:spacing w:before="0" w:beforeAutospacing="off" w:after="0" w:afterAutospacing="off"/>
+        <w:rPr>
+          <w:sz w:val="24"/>
+          <w:szCs w:val="24"/>
+        </w:rPr>
+      </w:pPr>
+      <w:r>
+        <w:rPr/>
+        <w:t>module.user_service_stack.docker_image.this</w:t>
+      </w:r>
+    </w:p>
+    <w:p>
+      <w:pPr>
+        <w:pStyle w:val="ListParagraph"/>
+        <w:numPr>
+          <w:ilvl w:val="0"/>
+          <w:numId w:val="18"/>
+        </w:numPr>
+        <w:spacing w:before="0" w:beforeAutospacing="off" w:after="0" w:afterAutospacing="off"/>
+        <w:rPr>
+          <w:sz w:val="24"/>
+          <w:szCs w:val="24"/>
+        </w:rPr>
+      </w:pPr>
+      <w:r>
+        <w:rPr/>
+        <w:t>module.user_service_stack.docker_container.this</w:t>
+      </w:r>
+    </w:p>
+    <w:p>
+      <w:pPr>
+        <w:pStyle w:val="ListParagraph"/>
+        <w:numPr>
+          <w:ilvl w:val="0"/>
+          <w:numId w:val="18"/>
+        </w:numPr>
+        <w:spacing w:before="0" w:beforeAutospacing="off" w:after="0" w:afterAutospacing="off"/>
+        <w:rPr>
+          <w:sz w:val="24"/>
+          <w:szCs w:val="24"/>
+        </w:rPr>
+      </w:pPr>
+      <w:r>
+        <w:rPr/>
+        <w:t>docker_image.frontend</w:t>
+      </w:r>
+    </w:p>
+    <w:p>
+      <w:pPr>
+        <w:pStyle w:val="ListParagraph"/>
+        <w:numPr>
+          <w:ilvl w:val="0"/>
+          <w:numId w:val="18"/>
+        </w:numPr>
+        <w:spacing w:before="0" w:beforeAutospacing="off" w:after="0" w:afterAutospacing="off"/>
+        <w:rPr>
+          <w:sz w:val="24"/>
+          <w:szCs w:val="24"/>
+        </w:rPr>
+      </w:pPr>
+      <w:r>
+        <w:rPr/>
+        <w:t>docker_image.product_service</w:t>
+      </w:r>
+    </w:p>
+    <w:p>
+      <w:pPr>
+        <w:pStyle w:val="ListParagraph"/>
+        <w:numPr>
+          <w:ilvl w:val="0"/>
+          <w:numId w:val="18"/>
+        </w:numPr>
+        <w:spacing w:before="0" w:beforeAutospacing="off" w:after="0" w:afterAutospacing="off"/>
+        <w:rPr>
+          <w:sz w:val="24"/>
+          <w:szCs w:val="24"/>
+        </w:rPr>
+      </w:pPr>
+      <w:r>
+        <w:rPr/>
+        <w:t>docker_image.order_service</w:t>
+      </w:r>
+    </w:p>
+    <w:p>
+      <w:pPr>
+        <w:pStyle w:val="ListParagraph"/>
+        <w:numPr>
+          <w:ilvl w:val="0"/>
+          <w:numId w:val="18"/>
+        </w:numPr>
+        <w:spacing w:before="0" w:beforeAutospacing="off" w:after="0" w:afterAutospacing="off"/>
+        <w:rPr>
+          <w:sz w:val="24"/>
+          <w:szCs w:val="24"/>
+        </w:rPr>
+      </w:pPr>
+      <w:r>
+        <w:rPr/>
+        <w:t>docker_container.frontend</w:t>
+      </w:r>
+    </w:p>
+    <w:p>
+      <w:pPr>
+        <w:spacing w:before="0" w:beforeAutospacing="off" w:after="0" w:afterAutospacing="off"/>
+      </w:pPr>
+    </w:p>
+    <w:p>
+      <w:pPr>
+        <w:spacing w:before="0" w:beforeAutospacing="off" w:after="0" w:afterAutospacing="off"/>
+      </w:pPr>
+      <w:r>
+        <w:rPr/>
+        <w:t>Il faut pas</w:t>
+      </w:r>
+      <w:r>
+        <w:rPr/>
+        <w:t xml:space="preserve"> faire que le conteneur car services_image_tag est un tag partagé par plusieurs images dans la configuration. Ce n’est pas un tag isolé pour user-service seulement</w:t>
+      </w:r>
+    </w:p>
+    <w:p>
+      <w:pPr>
+        <w:spacing w:before="0" w:beforeAutospacing="off" w:after="0" w:afterAutospacing="off"/>
+      </w:pPr>
+    </w:p>
+    <w:p>
+      <w:pPr>
+        <w:spacing w:before="0" w:beforeAutospacing="off" w:after="0" w:afterAutospacing="off"/>
+        <w:rPr>
+          <w:b w:val="1"/>
+          <w:bCs w:val="1"/>
+          <w:i w:val="1"/>
+          <w:iCs w:val="1"/>
+          <w:u w:val="single"/>
+        </w:rPr>
+      </w:pPr>
+      <w:r>
+        <w:rPr>
+          <w:b w:val="1"/>
+          <w:bCs w:val="1"/>
+          <w:i w:val="1"/>
+          <w:iCs w:val="1"/>
+          <w:u w:val="single"/>
+        </w:rPr>
+        <w:t>16.3</w:t>
+      </w:r>
+    </w:p>
+    <w:p>
+      <w:pPr>
+        <w:spacing w:before="0" w:beforeAutospacing="off" w:after="0" w:afterAutospacing="off"/>
+      </w:pPr>
+      <w:r>
+        <w:rPr/>
+        <w:t xml:space="preserve">Avec </w:t>
+      </w:r>
+      <w:r>
+        <w:rPr/>
+        <w:t>lifecycle</w:t>
+      </w:r>
+      <w:r>
+        <w:rPr/>
+        <w:t xml:space="preserve"> sur le conteneur </w:t>
+      </w:r>
+      <w:r>
+        <w:rPr/>
+        <w:t>Terraform</w:t>
+      </w:r>
+      <w:r>
+        <w:rPr/>
+        <w:t xml:space="preserve"> ignore les différences du champ image et le conteneur ne sera pas recréé même si l’image change</w:t>
+      </w:r>
+    </w:p>
+    <w:p>
+      <w:pPr>
+        <w:pStyle w:val="Normal"/>
+        <w:spacing w:before="0" w:beforeAutospacing="off" w:after="0" w:afterAutospacing="off"/>
+      </w:pPr>
+      <w:r>
+        <w:rPr/>
+        <w:t xml:space="preserve">Pour forcer la recréation on </w:t>
+      </w:r>
+      <w:r>
+        <w:rPr/>
+        <w:t>peux</w:t>
+      </w:r>
+      <w:r>
+        <w:rPr/>
+        <w:t xml:space="preserve"> </w:t>
+      </w:r>
+      <w:r>
+        <w:rPr/>
+        <w:t>retirer</w:t>
+      </w:r>
+      <w:r>
+        <w:rPr/>
+        <w:t xml:space="preserve"> </w:t>
+      </w:r>
+      <w:r>
+        <w:rPr/>
+        <w:t>ignore_changes</w:t>
+      </w:r>
+      <w:r>
+        <w:rPr/>
+        <w:t xml:space="preserve"> du module </w:t>
+      </w:r>
+      <w:r>
+        <w:rPr/>
+        <w:t>ou</w:t>
+      </w:r>
+      <w:r>
+        <w:rPr/>
+        <w:t xml:space="preserve"> lancer un remplacement forcé.</w:t>
+      </w:r>
+    </w:p>
+    <w:p>
+      <w:pPr>
+        <w:spacing w:before="0" w:beforeAutospacing="off" w:after="0" w:afterAutospacing="off"/>
+      </w:pPr>
+    </w:p>
+    <w:p>
+      <w:pPr>
+        <w:spacing w:before="0" w:beforeAutospacing="off" w:after="0" w:afterAutospacing="off"/>
+        <w:rPr>
+          <w:b w:val="1"/>
+          <w:bCs w:val="1"/>
+          <w:i w:val="1"/>
+          <w:iCs w:val="1"/>
+          <w:u w:val="single"/>
+        </w:rPr>
+      </w:pPr>
+      <w:r>
+        <w:rPr>
+          <w:b w:val="1"/>
+          <w:bCs w:val="1"/>
+          <w:i w:val="1"/>
+          <w:iCs w:val="1"/>
+          <w:u w:val="single"/>
+        </w:rPr>
+        <w:t>16.4</w:t>
+      </w:r>
+    </w:p>
+    <w:p>
+      <w:pPr>
+        <w:pStyle w:val="Normal"/>
+        <w:spacing w:before="0" w:beforeAutospacing="off" w:after="0" w:afterAutospacing="off"/>
+      </w:pPr>
+      <w:r>
+        <w:drawing>
+          <wp:inline wp14:editId="5B30A666" wp14:anchorId="11673AA3">
+            <wp:extent cx="5724525" cy="504825"/>
+            <wp:effectExtent l="0" t="0" r="0" b="0"/>
+            <wp:docPr id="136314385" name="drawing"/>
+            <wp:cNvGraphicFramePr>
+              <a:graphicFrameLocks noChangeAspect="1"/>
+            </wp:cNvGraphicFramePr>
+            <a:graphic>
+              <a:graphicData xmlns:a="http://schemas.openxmlformats.org/drawingml/2006/main" uri="http://schemas.openxmlformats.org/drawingml/2006/picture">
+                <pic:pic xmlns:pic="http://schemas.openxmlformats.org/drawingml/2006/picture">
+                  <pic:nvPicPr>
+                    <pic:cNvPr id="136314385" name="Picture 136314385"/>
+                    <pic:cNvPicPr/>
+                  </pic:nvPicPr>
+                  <pic:blipFill>
+                    <a:blip xmlns:r="http://schemas.openxmlformats.org/officeDocument/2006/relationships" r:embed="rId132983322">
+                      <a:extLst>
+                        <a:ext uri="{28A0092B-C50C-407E-A947-70E740481C1C}">
+                          <a14:useLocalDpi xmlns:a14="http://schemas.microsoft.com/office/drawing/2010/main"/>
+                        </a:ext>
+                      </a:extLst>
+                    </a:blip>
+                    <a:stretch>
+                      <a:fillRect/>
+                    </a:stretch>
+                  </pic:blipFill>
+                  <pic:spPr>
+                    <a:xfrm>
+                      <a:off x="0" y="0"/>
+                      <a:ext cx="5724525" cy="504825"/>
+                    </a:xfrm>
+                    <a:prstGeom prst="rect">
+                      <a:avLst/>
+                    </a:prstGeom>
+                  </pic:spPr>
+                </pic:pic>
+              </a:graphicData>
+            </a:graphic>
+          </wp:inline>
+        </w:drawing>
+      </w:r>
     </w:p>
     <w:p>
       <w:pPr>
@@ -8030,6 +8396,118 @@
 
 <file path=word/numbering.xml><?xml version="1.0" encoding="utf-8"?>
 <w:numbering xmlns:w="http://schemas.openxmlformats.org/wordprocessingml/2006/main">
+  <w:abstractNum xmlns:w="http://schemas.openxmlformats.org/wordprocessingml/2006/main" w:abstractNumId="18">
+    <w:nsid w:val="4c9b7d44"/>
+    <w:multiLevelType xmlns:w="http://schemas.openxmlformats.org/wordprocessingml/2006/main" w:val="hybridMultilevel"/>
+    <w:lvl xmlns:w="http://schemas.openxmlformats.org/wordprocessingml/2006/main" w:ilvl="0">
+      <w:start w:val="1"/>
+      <w:numFmt w:val="bullet"/>
+      <w:lvlText w:val=""/>
+      <w:lvlJc w:val="left"/>
+      <w:pPr>
+        <w:ind w:left="720" w:hanging="360"/>
+      </w:pPr>
+      <w:rPr>
+        <w:rFonts w:hint="default" w:ascii="Symbol" w:hAnsi="Symbol"/>
+      </w:rPr>
+    </w:lvl>
+    <w:lvl xmlns:w="http://schemas.openxmlformats.org/wordprocessingml/2006/main" w:ilvl="1">
+      <w:start w:val="1"/>
+      <w:numFmt w:val="bullet"/>
+      <w:lvlText w:val="o"/>
+      <w:lvlJc w:val="left"/>
+      <w:pPr>
+        <w:ind w:left="1440" w:hanging="360"/>
+      </w:pPr>
+      <w:rPr>
+        <w:rFonts w:hint="default" w:ascii="Courier New" w:hAnsi="Courier New"/>
+      </w:rPr>
+    </w:lvl>
+    <w:lvl xmlns:w="http://schemas.openxmlformats.org/wordprocessingml/2006/main" w:ilvl="2">
+      <w:start w:val="1"/>
+      <w:numFmt w:val="bullet"/>
+      <w:lvlText w:val=""/>
+      <w:lvlJc w:val="left"/>
+      <w:pPr>
+        <w:ind w:left="2160" w:hanging="360"/>
+      </w:pPr>
+      <w:rPr>
+        <w:rFonts w:hint="default" w:ascii="Wingdings" w:hAnsi="Wingdings"/>
+      </w:rPr>
+    </w:lvl>
+    <w:lvl xmlns:w="http://schemas.openxmlformats.org/wordprocessingml/2006/main" w:ilvl="3">
+      <w:start w:val="1"/>
+      <w:numFmt w:val="bullet"/>
+      <w:lvlText w:val=""/>
+      <w:lvlJc w:val="left"/>
+      <w:pPr>
+        <w:ind w:left="2880" w:hanging="360"/>
+      </w:pPr>
+      <w:rPr>
+        <w:rFonts w:hint="default" w:ascii="Symbol" w:hAnsi="Symbol"/>
+      </w:rPr>
+    </w:lvl>
+    <w:lvl xmlns:w="http://schemas.openxmlformats.org/wordprocessingml/2006/main" w:ilvl="4">
+      <w:start w:val="1"/>
+      <w:numFmt w:val="bullet"/>
+      <w:lvlText w:val="o"/>
+      <w:lvlJc w:val="left"/>
+      <w:pPr>
+        <w:ind w:left="3600" w:hanging="360"/>
+      </w:pPr>
+      <w:rPr>
+        <w:rFonts w:hint="default" w:ascii="Courier New" w:hAnsi="Courier New"/>
+      </w:rPr>
+    </w:lvl>
+    <w:lvl xmlns:w="http://schemas.openxmlformats.org/wordprocessingml/2006/main" w:ilvl="5">
+      <w:start w:val="1"/>
+      <w:numFmt w:val="bullet"/>
+      <w:lvlText w:val=""/>
+      <w:lvlJc w:val="left"/>
+      <w:pPr>
+        <w:ind w:left="4320" w:hanging="360"/>
+      </w:pPr>
+      <w:rPr>
+        <w:rFonts w:hint="default" w:ascii="Wingdings" w:hAnsi="Wingdings"/>
+      </w:rPr>
+    </w:lvl>
+    <w:lvl xmlns:w="http://schemas.openxmlformats.org/wordprocessingml/2006/main" w:ilvl="6">
+      <w:start w:val="1"/>
+      <w:numFmt w:val="bullet"/>
+      <w:lvlText w:val=""/>
+      <w:lvlJc w:val="left"/>
+      <w:pPr>
+        <w:ind w:left="5040" w:hanging="360"/>
+      </w:pPr>
+      <w:rPr>
+        <w:rFonts w:hint="default" w:ascii="Symbol" w:hAnsi="Symbol"/>
+      </w:rPr>
+    </w:lvl>
+    <w:lvl xmlns:w="http://schemas.openxmlformats.org/wordprocessingml/2006/main" w:ilvl="7">
+      <w:start w:val="1"/>
+      <w:numFmt w:val="bullet"/>
+      <w:lvlText w:val="o"/>
+      <w:lvlJc w:val="left"/>
+      <w:pPr>
+        <w:ind w:left="5760" w:hanging="360"/>
+      </w:pPr>
+      <w:rPr>
+        <w:rFonts w:hint="default" w:ascii="Courier New" w:hAnsi="Courier New"/>
+      </w:rPr>
+    </w:lvl>
+    <w:lvl xmlns:w="http://schemas.openxmlformats.org/wordprocessingml/2006/main" w:ilvl="8">
+      <w:start w:val="1"/>
+      <w:numFmt w:val="bullet"/>
+      <w:lvlText w:val=""/>
+      <w:lvlJc w:val="left"/>
+      <w:pPr>
+        <w:ind w:left="6480" w:hanging="360"/>
+      </w:pPr>
+      <w:rPr>
+        <w:rFonts w:hint="default" w:ascii="Wingdings" w:hAnsi="Wingdings"/>
+      </w:rPr>
+    </w:lvl>
+  </w:abstractNum>
   <w:abstractNum xmlns:w="http://schemas.openxmlformats.org/wordprocessingml/2006/main" w:abstractNumId="17">
     <w:nsid w:val="1828b871"/>
     <w:multiLevelType xmlns:w="http://schemas.openxmlformats.org/wordprocessingml/2006/main" w:val="hybridMultilevel"/>
@@ -9880,6 +10358,9 @@
       </w:rPr>
     </w:lvl>
   </w:abstractNum>
+  <w:num w:numId="18">
+    <w:abstractNumId w:val="18"/>
+  </w:num>
   <w:num w:numId="17">
     <w:abstractNumId w:val="17"/>
   </w:num>
@@ -10360,7 +10841,7 @@
     <w:name w:val="Hyperlink"/>
     <w:basedOn w:val="DefaultParagraphFont"/>
     <w:unhideWhenUsed/>
-    <w:rsid w:val="13FFFF26"/>
+    <w:rsid w:val="38878DCF"/>
     <w:rPr>
       <w:color w:val="467886"/>
       <w:u w:val="single"/>
@@ -10371,7 +10852,7 @@
     <w:name w:val="List Paragraph"/>
     <w:basedOn w:val="Normal"/>
     <w:qFormat/>
-    <w:rsid w:val="13FFFF26"/>
+    <w:rsid w:val="38878DCF"/>
     <w:pPr>
       <w:spacing/>
       <w:ind w:left="720"/>
@@ -10385,7 +10866,7 @@
     <w:next w:val="Normal"/>
     <w:unhideWhenUsed/>
     <w:qFormat/>
-    <w:rsid w:val="13FFFF26"/>
+    <w:rsid w:val="38878DCF"/>
     <w:rPr>
       <w:rFonts w:eastAsia="" w:cs="" w:eastAsiaTheme="majorEastAsia" w:cstheme="majorBidi"/>
       <w:i w:val="1"/>
@@ -10406,7 +10887,7 @@
     <w:next w:val="Normal"/>
     <w:unhideWhenUsed/>
     <w:qFormat/>
-    <w:rsid w:val="13FFFF26"/>
+    <w:rsid w:val="38878DCF"/>
     <w:rPr>
       <w:rFonts w:eastAsia="" w:cs="" w:eastAsiaTheme="majorEastAsia" w:cstheme="majorBidi"/>
       <w:color w:val="0F4761" w:themeColor="accent1" w:themeTint="FF" w:themeShade="BF"/>
